--- a/docs/GeoSentri_Mobile_Police_Personnel_Evaluation_Questionnaire.docx
+++ b/docs/GeoSentri_Mobile_Police_Personnel_Evaluation_Questionnaire.docx
@@ -11,7 +11,7 @@
         <w:rPr>
           <w:rFonts w:ascii="Arial" w:hAnsi="Arial"/>
           <w:b/>
-          <w:color w:val="1F5DAA"/>
+          <w:color w:val="000000"/>
           <w:sz w:val="32"/>
         </w:rPr>
         <w:t>GEOSENTRI USER EVALUATION QUESTIONNAIRE</w:t>
@@ -40,7 +40,7 @@
         <w:rPr>
           <w:rFonts w:ascii="Arial" w:hAnsi="Arial"/>
           <w:i/>
-          <w:color w:val="24364B"/>
+          <w:color w:val="111111"/>
           <w:sz w:val="17"/>
         </w:rPr>
         <w:t>GeoSentri: An IoT-Based Real-Time GPS Monitoring System for Police Personnel</w:t>
@@ -49,7 +49,8 @@
     <w:tbl>
       <w:tblPr>
         <w:tblStyle w:val="TableGrid"/>
-        <w:tblW w:type="auto" w:w="0"/>
+        <w:tblW w:type="dxa" w:w="10800"/>
+        <w:jc w:val="center"/>
         <w:tblLayout w:type="fixed"/>
         <w:tblLook w:firstColumn="1" w:firstRow="1" w:lastColumn="0" w:lastRow="0" w:noHBand="0" w:noVBand="1" w:val="04A0"/>
       </w:tblPr>
@@ -58,6 +59,9 @@
         <w:gridCol w:w="4392"/>
       </w:tblGrid>
       <w:tr>
+        <w:trPr>
+          <w:cantSplit/>
+        </w:trPr>
         <w:tc>
           <w:tcPr>
             <w:tcW w:type="dxa" w:w="5472"/>
@@ -73,7 +77,7 @@
               <w:rPr>
                 <w:rFonts w:ascii="Arial" w:hAnsi="Arial"/>
                 <w:b w:val="0"/>
-                <w:color w:val="24364B"/>
+                <w:color w:val="111111"/>
                 <w:sz w:val="16"/>
               </w:rPr>
               <w:t>Respondent Code/Name (Optional): ______________________________</w:t>
@@ -95,7 +99,7 @@
               <w:rPr>
                 <w:rFonts w:ascii="Arial" w:hAnsi="Arial"/>
                 <w:b w:val="0"/>
-                <w:color w:val="24364B"/>
+                <w:color w:val="111111"/>
                 <w:sz w:val="16"/>
               </w:rPr>
               <w:t>Date: ____________________</w:t>
@@ -104,6 +108,9 @@
         </w:tc>
       </w:tr>
       <w:tr>
+        <w:trPr>
+          <w:cantSplit/>
+        </w:trPr>
         <w:tc>
           <w:tcPr>
             <w:tcW w:type="dxa" w:w="5472"/>
@@ -119,7 +126,7 @@
               <w:rPr>
                 <w:rFonts w:ascii="Arial" w:hAnsi="Arial"/>
                 <w:b/>
-                <w:color w:val="24364B"/>
+                <w:color w:val="111111"/>
                 <w:sz w:val="16"/>
               </w:rPr>
               <w:t>Respondent Role: Police Personnel</w:t>
@@ -141,7 +148,7 @@
               <w:rPr>
                 <w:rFonts w:ascii="Arial" w:hAnsi="Arial"/>
                 <w:b w:val="0"/>
-                <w:color w:val="24364B"/>
+                <w:color w:val="111111"/>
                 <w:sz w:val="16"/>
               </w:rPr>
               <w:t>Experience Using GeoSentri: ____________________</w:t>
@@ -163,7 +170,7 @@
         <w:rPr>
           <w:rFonts w:ascii="Arial" w:hAnsi="Arial"/>
           <w:b/>
-          <w:color w:val="1F5DAA"/>
+          <w:color w:val="000000"/>
           <w:sz w:val="19"/>
         </w:rPr>
         <w:t>Evaluation Objective</w:t>
@@ -189,7 +196,7 @@
         <w:rPr>
           <w:rFonts w:ascii="Arial" w:hAnsi="Arial"/>
           <w:b/>
-          <w:color w:val="1F5DAA"/>
+          <w:color w:val="000000"/>
           <w:sz w:val="19"/>
         </w:rPr>
         <w:t>Instructions</w:t>
@@ -210,7 +217,7 @@
     <w:tbl>
       <w:tblPr>
         <w:tblStyle w:val="TableGrid"/>
-        <w:tblW w:type="auto" w:w="0"/>
+        <w:tblW w:type="dxa" w:w="10944"/>
         <w:jc w:val="center"/>
         <w:tblLayout w:type="fixed"/>
         <w:tblLook w:firstColumn="1" w:firstRow="1" w:lastColumn="0" w:lastRow="0" w:noHBand="0" w:noVBand="1" w:val="04A0"/>
@@ -230,7 +237,7 @@
           <w:tcPr>
             <w:tcW w:type="dxa" w:w="2189"/>
             <w:vAlign w:val="center"/>
-            <w:shd w:fill="1F5DAA"/>
+            <w:shd w:fill="000000"/>
           </w:tcPr>
           <w:p>
             <w:pPr>
@@ -253,7 +260,7 @@
           <w:tcPr>
             <w:tcW w:type="dxa" w:w="2189"/>
             <w:vAlign w:val="center"/>
-            <w:shd w:fill="1F5DAA"/>
+            <w:shd w:fill="000000"/>
           </w:tcPr>
           <w:p>
             <w:pPr>
@@ -276,7 +283,7 @@
           <w:tcPr>
             <w:tcW w:type="dxa" w:w="2189"/>
             <w:vAlign w:val="center"/>
-            <w:shd w:fill="1F5DAA"/>
+            <w:shd w:fill="000000"/>
           </w:tcPr>
           <w:p>
             <w:pPr>
@@ -299,7 +306,7 @@
           <w:tcPr>
             <w:tcW w:type="dxa" w:w="2189"/>
             <w:vAlign w:val="center"/>
-            <w:shd w:fill="1F5DAA"/>
+            <w:shd w:fill="000000"/>
           </w:tcPr>
           <w:p>
             <w:pPr>
@@ -322,7 +329,7 @@
           <w:tcPr>
             <w:tcW w:type="dxa" w:w="2189"/>
             <w:vAlign w:val="center"/>
-            <w:shd w:fill="1F5DAA"/>
+            <w:shd w:fill="000000"/>
           </w:tcPr>
           <w:p>
             <w:pPr>
@@ -361,7 +368,7 @@
               <w:rPr>
                 <w:rFonts w:ascii="Arial" w:hAnsi="Arial"/>
                 <w:b w:val="0"/>
-                <w:color w:val="24364B"/>
+                <w:color w:val="111111"/>
                 <w:sz w:val="15"/>
               </w:rPr>
               <w:t>Strongly Agree</w:t>
@@ -383,7 +390,7 @@
               <w:rPr>
                 <w:rFonts w:ascii="Arial" w:hAnsi="Arial"/>
                 <w:b w:val="0"/>
-                <w:color w:val="24364B"/>
+                <w:color w:val="111111"/>
                 <w:sz w:val="15"/>
               </w:rPr>
               <w:t>Agree</w:t>
@@ -405,7 +412,7 @@
               <w:rPr>
                 <w:rFonts w:ascii="Arial" w:hAnsi="Arial"/>
                 <w:b w:val="0"/>
-                <w:color w:val="24364B"/>
+                <w:color w:val="111111"/>
                 <w:sz w:val="15"/>
               </w:rPr>
               <w:t>Neutral</w:t>
@@ -427,7 +434,7 @@
               <w:rPr>
                 <w:rFonts w:ascii="Arial" w:hAnsi="Arial"/>
                 <w:b w:val="0"/>
-                <w:color w:val="24364B"/>
+                <w:color w:val="111111"/>
                 <w:sz w:val="15"/>
               </w:rPr>
               <w:t>Disagree</w:t>
@@ -449,7 +456,7 @@
               <w:rPr>
                 <w:rFonts w:ascii="Arial" w:hAnsi="Arial"/>
                 <w:b w:val="0"/>
-                <w:color w:val="24364B"/>
+                <w:color w:val="111111"/>
                 <w:sz w:val="15"/>
               </w:rPr>
               <w:t>Strongly Disagree</w:t>
@@ -472,7 +479,7 @@
         <w:rPr>
           <w:rFonts w:ascii="Arial" w:hAnsi="Arial"/>
           <w:b/>
-          <w:color w:val="1F5DAA"/>
+          <w:color w:val="000000"/>
           <w:sz w:val="20"/>
         </w:rPr>
         <w:t>A. FUNCTIONAL SUITABILITY</w:t>
@@ -487,7 +494,7 @@
         <w:rPr>
           <w:rFonts w:ascii="Arial" w:hAnsi="Arial"/>
           <w:i/>
-          <w:color w:val="24364B"/>
+          <w:color w:val="111111"/>
           <w:sz w:val="15"/>
         </w:rPr>
         <w:t>Coverage: Functional Completeness (FCO), Functional Correctness (FCR), and Functional Appropriateness (FAP)</w:t>
@@ -496,19 +503,19 @@
     <w:tbl>
       <w:tblPr>
         <w:tblStyle w:val="TableGrid"/>
-        <w:tblW w:type="auto" w:w="0"/>
+        <w:tblW w:type="dxa" w:w="10944"/>
         <w:jc w:val="center"/>
         <w:tblLayout w:type="fixed"/>
         <w:tblLook w:firstColumn="1" w:firstRow="1" w:lastColumn="0" w:lastRow="0" w:noHBand="0" w:noVBand="1" w:val="04A0"/>
       </w:tblPr>
       <w:tblGrid>
-        <w:gridCol w:w="1563"/>
-        <w:gridCol w:w="1563"/>
-        <w:gridCol w:w="1563"/>
-        <w:gridCol w:w="1563"/>
-        <w:gridCol w:w="1563"/>
-        <w:gridCol w:w="1563"/>
-        <w:gridCol w:w="1563"/>
+        <w:gridCol w:w="518"/>
+        <w:gridCol w:w="7762"/>
+        <w:gridCol w:w="533"/>
+        <w:gridCol w:w="533"/>
+        <w:gridCol w:w="533"/>
+        <w:gridCol w:w="533"/>
+        <w:gridCol w:w="533"/>
       </w:tblGrid>
       <w:tr>
         <w:trPr>
@@ -517,10 +524,10 @@
         </w:trPr>
         <w:tc>
           <w:tcPr>
-            <w:tcW w:type="dxa" w:w="518"/>
+            <w:tcW w:type="dxa" w:w="1563"/>
             <w:vMerge w:val="restart"/>
             <w:vAlign w:val="center"/>
-            <w:shd w:fill="1F5DAA"/>
+            <w:shd w:fill="000000"/>
           </w:tcPr>
           <w:p>
             <w:pPr>
@@ -541,10 +548,10 @@
         </w:tc>
         <w:tc>
           <w:tcPr>
-            <w:tcW w:type="dxa" w:w="7762"/>
+            <w:tcW w:type="dxa" w:w="1563"/>
             <w:vMerge w:val="restart"/>
             <w:vAlign w:val="center"/>
-            <w:shd w:fill="1F5DAA"/>
+            <w:shd w:fill="000000"/>
           </w:tcPr>
           <w:p>
             <w:pPr>
@@ -565,10 +572,10 @@
         </w:tc>
         <w:tc>
           <w:tcPr>
-            <w:tcW w:type="dxa" w:w="2665"/>
+            <w:tcW w:type="dxa" w:w="7815"/>
             <w:gridSpan w:val="5"/>
             <w:vAlign w:val="center"/>
-            <w:shd w:fill="1F5DAA"/>
+            <w:shd w:fill="000000"/>
           </w:tcPr>
           <w:p>
             <w:pPr>
@@ -595,23 +602,23 @@
         </w:trPr>
         <w:tc>
           <w:tcPr>
-            <w:tcW w:type="dxa" w:w="518"/>
+            <w:tcW w:type="dxa" w:w="1563"/>
             <w:vMerge/>
           </w:tcPr>
           <w:p/>
         </w:tc>
         <w:tc>
           <w:tcPr>
-            <w:tcW w:type="dxa" w:w="7762"/>
+            <w:tcW w:type="dxa" w:w="1563"/>
             <w:vMerge/>
           </w:tcPr>
           <w:p/>
         </w:tc>
         <w:tc>
           <w:tcPr>
-            <w:tcW w:type="dxa" w:w="533"/>
-            <w:vAlign w:val="center"/>
-            <w:shd w:fill="1F5DAA"/>
+            <w:tcW w:type="dxa" w:w="1563"/>
+            <w:vAlign w:val="center"/>
+            <w:shd w:fill="000000"/>
           </w:tcPr>
           <w:p>
             <w:pPr>
@@ -632,9 +639,9 @@
         </w:tc>
         <w:tc>
           <w:tcPr>
-            <w:tcW w:type="dxa" w:w="533"/>
-            <w:vAlign w:val="center"/>
-            <w:shd w:fill="1F5DAA"/>
+            <w:tcW w:type="dxa" w:w="1563"/>
+            <w:vAlign w:val="center"/>
+            <w:shd w:fill="000000"/>
           </w:tcPr>
           <w:p>
             <w:pPr>
@@ -655,9 +662,9 @@
         </w:tc>
         <w:tc>
           <w:tcPr>
-            <w:tcW w:type="dxa" w:w="533"/>
-            <w:vAlign w:val="center"/>
-            <w:shd w:fill="1F5DAA"/>
+            <w:tcW w:type="dxa" w:w="1563"/>
+            <w:vAlign w:val="center"/>
+            <w:shd w:fill="000000"/>
           </w:tcPr>
           <w:p>
             <w:pPr>
@@ -678,9 +685,9 @@
         </w:tc>
         <w:tc>
           <w:tcPr>
-            <w:tcW w:type="dxa" w:w="533"/>
-            <w:vAlign w:val="center"/>
-            <w:shd w:fill="1F5DAA"/>
+            <w:tcW w:type="dxa" w:w="1563"/>
+            <w:vAlign w:val="center"/>
+            <w:shd w:fill="000000"/>
           </w:tcPr>
           <w:p>
             <w:pPr>
@@ -701,9 +708,9 @@
         </w:tc>
         <w:tc>
           <w:tcPr>
-            <w:tcW w:type="dxa" w:w="533"/>
-            <w:vAlign w:val="center"/>
-            <w:shd w:fill="1F5DAA"/>
+            <w:tcW w:type="dxa" w:w="1563"/>
+            <w:vAlign w:val="center"/>
+            <w:shd w:fill="000000"/>
           </w:tcPr>
           <w:p>
             <w:pPr>
@@ -729,7 +736,7 @@
         </w:trPr>
         <w:tc>
           <w:tcPr>
-            <w:tcW w:type="dxa" w:w="518"/>
+            <w:tcW w:type="dxa" w:w="1563"/>
             <w:vAlign w:val="center"/>
           </w:tcPr>
           <w:p>
@@ -742,7 +749,7 @@
               <w:rPr>
                 <w:rFonts w:ascii="Arial" w:hAnsi="Arial"/>
                 <w:b w:val="0"/>
-                <w:color w:val="24364B"/>
+                <w:color w:val="111111"/>
                 <w:sz w:val="16"/>
               </w:rPr>
               <w:t>1</w:t>
@@ -751,7 +758,7 @@
         </w:tc>
         <w:tc>
           <w:tcPr>
-            <w:tcW w:type="dxa" w:w="7762"/>
+            <w:tcW w:type="dxa" w:w="1563"/>
             <w:vAlign w:val="center"/>
           </w:tcPr>
           <w:p>
@@ -764,7 +771,7 @@
               <w:rPr>
                 <w:rFonts w:ascii="Arial" w:hAnsi="Arial"/>
                 <w:b w:val="0"/>
-                <w:color w:val="24364B"/>
+                <w:color w:val="111111"/>
                 <w:sz w:val="16"/>
               </w:rPr>
               <w:t>The mobile application provides the functions needed to view my current deployment, assigned tasks, and duty status. (FCO)</w:t>
@@ -773,7 +780,7 @@
         </w:tc>
         <w:tc>
           <w:tcPr>
-            <w:tcW w:type="dxa" w:w="533"/>
+            <w:tcW w:type="dxa" w:w="1563"/>
             <w:vAlign w:val="center"/>
           </w:tcPr>
           <w:p>
@@ -786,7 +793,7 @@
               <w:rPr>
                 <w:rFonts w:ascii="Arial" w:hAnsi="Arial"/>
                 <w:b w:val="0"/>
-                <w:color w:val="24364B"/>
+                <w:color w:val="111111"/>
                 <w:sz w:val="20"/>
               </w:rPr>
               <w:t>☐</w:t>
@@ -795,7 +802,7 @@
         </w:tc>
         <w:tc>
           <w:tcPr>
-            <w:tcW w:type="dxa" w:w="533"/>
+            <w:tcW w:type="dxa" w:w="1563"/>
             <w:vAlign w:val="center"/>
           </w:tcPr>
           <w:p>
@@ -808,7 +815,7 @@
               <w:rPr>
                 <w:rFonts w:ascii="Arial" w:hAnsi="Arial"/>
                 <w:b w:val="0"/>
-                <w:color w:val="24364B"/>
+                <w:color w:val="111111"/>
                 <w:sz w:val="20"/>
               </w:rPr>
               <w:t>☐</w:t>
@@ -817,7 +824,7 @@
         </w:tc>
         <w:tc>
           <w:tcPr>
-            <w:tcW w:type="dxa" w:w="533"/>
+            <w:tcW w:type="dxa" w:w="1563"/>
             <w:vAlign w:val="center"/>
           </w:tcPr>
           <w:p>
@@ -830,7 +837,7 @@
               <w:rPr>
                 <w:rFonts w:ascii="Arial" w:hAnsi="Arial"/>
                 <w:b w:val="0"/>
-                <w:color w:val="24364B"/>
+                <w:color w:val="111111"/>
                 <w:sz w:val="20"/>
               </w:rPr>
               <w:t>☐</w:t>
@@ -839,7 +846,7 @@
         </w:tc>
         <w:tc>
           <w:tcPr>
-            <w:tcW w:type="dxa" w:w="533"/>
+            <w:tcW w:type="dxa" w:w="1563"/>
             <w:vAlign w:val="center"/>
           </w:tcPr>
           <w:p>
@@ -852,7 +859,7 @@
               <w:rPr>
                 <w:rFonts w:ascii="Arial" w:hAnsi="Arial"/>
                 <w:b w:val="0"/>
-                <w:color w:val="24364B"/>
+                <w:color w:val="111111"/>
                 <w:sz w:val="20"/>
               </w:rPr>
               <w:t>☐</w:t>
@@ -861,7 +868,7 @@
         </w:tc>
         <w:tc>
           <w:tcPr>
-            <w:tcW w:type="dxa" w:w="533"/>
+            <w:tcW w:type="dxa" w:w="1563"/>
             <w:vAlign w:val="center"/>
           </w:tcPr>
           <w:p>
@@ -874,7 +881,7 @@
               <w:rPr>
                 <w:rFonts w:ascii="Arial" w:hAnsi="Arial"/>
                 <w:b w:val="0"/>
-                <w:color w:val="24364B"/>
+                <w:color w:val="111111"/>
                 <w:sz w:val="20"/>
               </w:rPr>
               <w:t>☐</w:t>
@@ -888,8 +895,8 @@
         </w:trPr>
         <w:tc>
           <w:tcPr>
-            <w:tcW w:type="dxa" w:w="518"/>
-            <w:shd w:fill="EEF5FC"/>
+            <w:tcW w:type="dxa" w:w="1563"/>
+            <w:shd w:fill="F2F2F2"/>
             <w:vAlign w:val="center"/>
           </w:tcPr>
           <w:p>
@@ -902,7 +909,7 @@
               <w:rPr>
                 <w:rFonts w:ascii="Arial" w:hAnsi="Arial"/>
                 <w:b w:val="0"/>
-                <w:color w:val="24364B"/>
+                <w:color w:val="111111"/>
                 <w:sz w:val="16"/>
               </w:rPr>
               <w:t>2</w:t>
@@ -911,8 +918,8 @@
         </w:tc>
         <w:tc>
           <w:tcPr>
-            <w:tcW w:type="dxa" w:w="7762"/>
-            <w:shd w:fill="EEF5FC"/>
+            <w:tcW w:type="dxa" w:w="1563"/>
+            <w:shd w:fill="F2F2F2"/>
             <w:vAlign w:val="center"/>
           </w:tcPr>
           <w:p>
@@ -925,7 +932,7 @@
               <w:rPr>
                 <w:rFonts w:ascii="Arial" w:hAnsi="Arial"/>
                 <w:b w:val="0"/>
-                <w:color w:val="24364B"/>
+                <w:color w:val="111111"/>
                 <w:sz w:val="16"/>
               </w:rPr>
               <w:t>The mobile application provides the functions needed for location updating, backup requests, notifications, and report submission. (FCO)</w:t>
@@ -934,8 +941,8 @@
         </w:tc>
         <w:tc>
           <w:tcPr>
-            <w:tcW w:type="dxa" w:w="533"/>
-            <w:shd w:fill="EEF5FC"/>
+            <w:tcW w:type="dxa" w:w="1563"/>
+            <w:shd w:fill="F2F2F2"/>
             <w:vAlign w:val="center"/>
           </w:tcPr>
           <w:p>
@@ -948,7 +955,7 @@
               <w:rPr>
                 <w:rFonts w:ascii="Arial" w:hAnsi="Arial"/>
                 <w:b w:val="0"/>
-                <w:color w:val="24364B"/>
+                <w:color w:val="111111"/>
                 <w:sz w:val="20"/>
               </w:rPr>
               <w:t>☐</w:t>
@@ -957,8 +964,8 @@
         </w:tc>
         <w:tc>
           <w:tcPr>
-            <w:tcW w:type="dxa" w:w="533"/>
-            <w:shd w:fill="EEF5FC"/>
+            <w:tcW w:type="dxa" w:w="1563"/>
+            <w:shd w:fill="F2F2F2"/>
             <w:vAlign w:val="center"/>
           </w:tcPr>
           <w:p>
@@ -971,7 +978,7 @@
               <w:rPr>
                 <w:rFonts w:ascii="Arial" w:hAnsi="Arial"/>
                 <w:b w:val="0"/>
-                <w:color w:val="24364B"/>
+                <w:color w:val="111111"/>
                 <w:sz w:val="20"/>
               </w:rPr>
               <w:t>☐</w:t>
@@ -980,8 +987,8 @@
         </w:tc>
         <w:tc>
           <w:tcPr>
-            <w:tcW w:type="dxa" w:w="533"/>
-            <w:shd w:fill="EEF5FC"/>
+            <w:tcW w:type="dxa" w:w="1563"/>
+            <w:shd w:fill="F2F2F2"/>
             <w:vAlign w:val="center"/>
           </w:tcPr>
           <w:p>
@@ -994,7 +1001,7 @@
               <w:rPr>
                 <w:rFonts w:ascii="Arial" w:hAnsi="Arial"/>
                 <w:b w:val="0"/>
-                <w:color w:val="24364B"/>
+                <w:color w:val="111111"/>
                 <w:sz w:val="20"/>
               </w:rPr>
               <w:t>☐</w:t>
@@ -1003,8 +1010,8 @@
         </w:tc>
         <w:tc>
           <w:tcPr>
-            <w:tcW w:type="dxa" w:w="533"/>
-            <w:shd w:fill="EEF5FC"/>
+            <w:tcW w:type="dxa" w:w="1563"/>
+            <w:shd w:fill="F2F2F2"/>
             <w:vAlign w:val="center"/>
           </w:tcPr>
           <w:p>
@@ -1017,7 +1024,7 @@
               <w:rPr>
                 <w:rFonts w:ascii="Arial" w:hAnsi="Arial"/>
                 <w:b w:val="0"/>
-                <w:color w:val="24364B"/>
+                <w:color w:val="111111"/>
                 <w:sz w:val="20"/>
               </w:rPr>
               <w:t>☐</w:t>
@@ -1026,8 +1033,8 @@
         </w:tc>
         <w:tc>
           <w:tcPr>
-            <w:tcW w:type="dxa" w:w="533"/>
-            <w:shd w:fill="EEF5FC"/>
+            <w:tcW w:type="dxa" w:w="1563"/>
+            <w:shd w:fill="F2F2F2"/>
             <w:vAlign w:val="center"/>
           </w:tcPr>
           <w:p>
@@ -1040,7 +1047,7 @@
               <w:rPr>
                 <w:rFonts w:ascii="Arial" w:hAnsi="Arial"/>
                 <w:b w:val="0"/>
-                <w:color w:val="24364B"/>
+                <w:color w:val="111111"/>
                 <w:sz w:val="20"/>
               </w:rPr>
               <w:t>☐</w:t>
@@ -1054,7 +1061,7 @@
         </w:trPr>
         <w:tc>
           <w:tcPr>
-            <w:tcW w:type="dxa" w:w="518"/>
+            <w:tcW w:type="dxa" w:w="1563"/>
             <w:vAlign w:val="center"/>
           </w:tcPr>
           <w:p>
@@ -1067,7 +1074,7 @@
               <w:rPr>
                 <w:rFonts w:ascii="Arial" w:hAnsi="Arial"/>
                 <w:b w:val="0"/>
-                <w:color w:val="24364B"/>
+                <w:color w:val="111111"/>
                 <w:sz w:val="16"/>
               </w:rPr>
               <w:t>3</w:t>
@@ -1076,7 +1083,7 @@
         </w:tc>
         <w:tc>
           <w:tcPr>
-            <w:tcW w:type="dxa" w:w="7762"/>
+            <w:tcW w:type="dxa" w:w="1563"/>
             <w:vAlign w:val="center"/>
           </w:tcPr>
           <w:p>
@@ -1089,7 +1096,7 @@
               <w:rPr>
                 <w:rFonts w:ascii="Arial" w:hAnsi="Arial"/>
                 <w:b w:val="0"/>
-                <w:color w:val="24364B"/>
+                <w:color w:val="111111"/>
                 <w:sz w:val="16"/>
               </w:rPr>
               <w:t>The mobile application provides access to submitted-report history and account functions needed during duty. (FCO)</w:t>
@@ -1098,7 +1105,7 @@
         </w:tc>
         <w:tc>
           <w:tcPr>
-            <w:tcW w:type="dxa" w:w="533"/>
+            <w:tcW w:type="dxa" w:w="1563"/>
             <w:vAlign w:val="center"/>
           </w:tcPr>
           <w:p>
@@ -1111,7 +1118,7 @@
               <w:rPr>
                 <w:rFonts w:ascii="Arial" w:hAnsi="Arial"/>
                 <w:b w:val="0"/>
-                <w:color w:val="24364B"/>
+                <w:color w:val="111111"/>
                 <w:sz w:val="20"/>
               </w:rPr>
               <w:t>☐</w:t>
@@ -1120,7 +1127,7 @@
         </w:tc>
         <w:tc>
           <w:tcPr>
-            <w:tcW w:type="dxa" w:w="533"/>
+            <w:tcW w:type="dxa" w:w="1563"/>
             <w:vAlign w:val="center"/>
           </w:tcPr>
           <w:p>
@@ -1133,7 +1140,7 @@
               <w:rPr>
                 <w:rFonts w:ascii="Arial" w:hAnsi="Arial"/>
                 <w:b w:val="0"/>
-                <w:color w:val="24364B"/>
+                <w:color w:val="111111"/>
                 <w:sz w:val="20"/>
               </w:rPr>
               <w:t>☐</w:t>
@@ -1142,7 +1149,7 @@
         </w:tc>
         <w:tc>
           <w:tcPr>
-            <w:tcW w:type="dxa" w:w="533"/>
+            <w:tcW w:type="dxa" w:w="1563"/>
             <w:vAlign w:val="center"/>
           </w:tcPr>
           <w:p>
@@ -1155,7 +1162,7 @@
               <w:rPr>
                 <w:rFonts w:ascii="Arial" w:hAnsi="Arial"/>
                 <w:b w:val="0"/>
-                <w:color w:val="24364B"/>
+                <w:color w:val="111111"/>
                 <w:sz w:val="20"/>
               </w:rPr>
               <w:t>☐</w:t>
@@ -1164,7 +1171,7 @@
         </w:tc>
         <w:tc>
           <w:tcPr>
-            <w:tcW w:type="dxa" w:w="533"/>
+            <w:tcW w:type="dxa" w:w="1563"/>
             <w:vAlign w:val="center"/>
           </w:tcPr>
           <w:p>
@@ -1177,7 +1184,7 @@
               <w:rPr>
                 <w:rFonts w:ascii="Arial" w:hAnsi="Arial"/>
                 <w:b w:val="0"/>
-                <w:color w:val="24364B"/>
+                <w:color w:val="111111"/>
                 <w:sz w:val="20"/>
               </w:rPr>
               <w:t>☐</w:t>
@@ -1186,7 +1193,7 @@
         </w:tc>
         <w:tc>
           <w:tcPr>
-            <w:tcW w:type="dxa" w:w="533"/>
+            <w:tcW w:type="dxa" w:w="1563"/>
             <w:vAlign w:val="center"/>
           </w:tcPr>
           <w:p>
@@ -1199,7 +1206,7 @@
               <w:rPr>
                 <w:rFonts w:ascii="Arial" w:hAnsi="Arial"/>
                 <w:b w:val="0"/>
-                <w:color w:val="24364B"/>
+                <w:color w:val="111111"/>
                 <w:sz w:val="20"/>
               </w:rPr>
               <w:t>☐</w:t>
@@ -1213,8 +1220,8 @@
         </w:trPr>
         <w:tc>
           <w:tcPr>
-            <w:tcW w:type="dxa" w:w="518"/>
-            <w:shd w:fill="EEF5FC"/>
+            <w:tcW w:type="dxa" w:w="1563"/>
+            <w:shd w:fill="F2F2F2"/>
             <w:vAlign w:val="center"/>
           </w:tcPr>
           <w:p>
@@ -1227,7 +1234,7 @@
               <w:rPr>
                 <w:rFonts w:ascii="Arial" w:hAnsi="Arial"/>
                 <w:b w:val="0"/>
-                <w:color w:val="24364B"/>
+                <w:color w:val="111111"/>
                 <w:sz w:val="16"/>
               </w:rPr>
               <w:t>4</w:t>
@@ -1236,8 +1243,8 @@
         </w:tc>
         <w:tc>
           <w:tcPr>
-            <w:tcW w:type="dxa" w:w="7762"/>
-            <w:shd w:fill="EEF5FC"/>
+            <w:tcW w:type="dxa" w:w="1563"/>
+            <w:shd w:fill="F2F2F2"/>
             <w:vAlign w:val="center"/>
           </w:tcPr>
           <w:p>
@@ -1250,7 +1257,7 @@
               <w:rPr>
                 <w:rFonts w:ascii="Arial" w:hAnsi="Arial"/>
                 <w:b w:val="0"/>
-                <w:color w:val="24364B"/>
+                <w:color w:val="111111"/>
                 <w:sz w:val="16"/>
               </w:rPr>
               <w:t>Deployment, task, and schedule details displayed in the application match my assigned duty information. (FCR)</w:t>
@@ -1259,8 +1266,8 @@
         </w:tc>
         <w:tc>
           <w:tcPr>
-            <w:tcW w:type="dxa" w:w="533"/>
-            <w:shd w:fill="EEF5FC"/>
+            <w:tcW w:type="dxa" w:w="1563"/>
+            <w:shd w:fill="F2F2F2"/>
             <w:vAlign w:val="center"/>
           </w:tcPr>
           <w:p>
@@ -1273,7 +1280,7 @@
               <w:rPr>
                 <w:rFonts w:ascii="Arial" w:hAnsi="Arial"/>
                 <w:b w:val="0"/>
-                <w:color w:val="24364B"/>
+                <w:color w:val="111111"/>
                 <w:sz w:val="20"/>
               </w:rPr>
               <w:t>☐</w:t>
@@ -1282,8 +1289,8 @@
         </w:tc>
         <w:tc>
           <w:tcPr>
-            <w:tcW w:type="dxa" w:w="533"/>
-            <w:shd w:fill="EEF5FC"/>
+            <w:tcW w:type="dxa" w:w="1563"/>
+            <w:shd w:fill="F2F2F2"/>
             <w:vAlign w:val="center"/>
           </w:tcPr>
           <w:p>
@@ -1296,7 +1303,7 @@
               <w:rPr>
                 <w:rFonts w:ascii="Arial" w:hAnsi="Arial"/>
                 <w:b w:val="0"/>
-                <w:color w:val="24364B"/>
+                <w:color w:val="111111"/>
                 <w:sz w:val="20"/>
               </w:rPr>
               <w:t>☐</w:t>
@@ -1305,8 +1312,8 @@
         </w:tc>
         <w:tc>
           <w:tcPr>
-            <w:tcW w:type="dxa" w:w="533"/>
-            <w:shd w:fill="EEF5FC"/>
+            <w:tcW w:type="dxa" w:w="1563"/>
+            <w:shd w:fill="F2F2F2"/>
             <w:vAlign w:val="center"/>
           </w:tcPr>
           <w:p>
@@ -1319,7 +1326,7 @@
               <w:rPr>
                 <w:rFonts w:ascii="Arial" w:hAnsi="Arial"/>
                 <w:b w:val="0"/>
-                <w:color w:val="24364B"/>
+                <w:color w:val="111111"/>
                 <w:sz w:val="20"/>
               </w:rPr>
               <w:t>☐</w:t>
@@ -1328,8 +1335,8 @@
         </w:tc>
         <w:tc>
           <w:tcPr>
-            <w:tcW w:type="dxa" w:w="533"/>
-            <w:shd w:fill="EEF5FC"/>
+            <w:tcW w:type="dxa" w:w="1563"/>
+            <w:shd w:fill="F2F2F2"/>
             <w:vAlign w:val="center"/>
           </w:tcPr>
           <w:p>
@@ -1342,7 +1349,7 @@
               <w:rPr>
                 <w:rFonts w:ascii="Arial" w:hAnsi="Arial"/>
                 <w:b w:val="0"/>
-                <w:color w:val="24364B"/>
+                <w:color w:val="111111"/>
                 <w:sz w:val="20"/>
               </w:rPr>
               <w:t>☐</w:t>
@@ -1351,8 +1358,8 @@
         </w:tc>
         <w:tc>
           <w:tcPr>
-            <w:tcW w:type="dxa" w:w="533"/>
-            <w:shd w:fill="EEF5FC"/>
+            <w:tcW w:type="dxa" w:w="1563"/>
+            <w:shd w:fill="F2F2F2"/>
             <w:vAlign w:val="center"/>
           </w:tcPr>
           <w:p>
@@ -1365,7 +1372,7 @@
               <w:rPr>
                 <w:rFonts w:ascii="Arial" w:hAnsi="Arial"/>
                 <w:b w:val="0"/>
-                <w:color w:val="24364B"/>
+                <w:color w:val="111111"/>
                 <w:sz w:val="20"/>
               </w:rPr>
               <w:t>☐</w:t>
@@ -1379,7 +1386,7 @@
         </w:trPr>
         <w:tc>
           <w:tcPr>
-            <w:tcW w:type="dxa" w:w="518"/>
+            <w:tcW w:type="dxa" w:w="1563"/>
             <w:vAlign w:val="center"/>
           </w:tcPr>
           <w:p>
@@ -1392,7 +1399,7 @@
               <w:rPr>
                 <w:rFonts w:ascii="Arial" w:hAnsi="Arial"/>
                 <w:b w:val="0"/>
-                <w:color w:val="24364B"/>
+                <w:color w:val="111111"/>
                 <w:sz w:val="16"/>
               </w:rPr>
               <w:t>5</w:t>
@@ -1401,7 +1408,7 @@
         </w:tc>
         <w:tc>
           <w:tcPr>
-            <w:tcW w:type="dxa" w:w="7762"/>
+            <w:tcW w:type="dxa" w:w="1563"/>
             <w:vAlign w:val="center"/>
           </w:tcPr>
           <w:p>
@@ -1414,7 +1421,7 @@
               <w:rPr>
                 <w:rFonts w:ascii="Arial" w:hAnsi="Arial"/>
                 <w:b w:val="0"/>
-                <w:color w:val="24364B"/>
+                <w:color w:val="111111"/>
                 <w:sz w:val="16"/>
               </w:rPr>
               <w:t>The application displays the correct latest GPS status and location information received for my account. (FCR)</w:t>
@@ -1423,7 +1430,7 @@
         </w:tc>
         <w:tc>
           <w:tcPr>
-            <w:tcW w:type="dxa" w:w="533"/>
+            <w:tcW w:type="dxa" w:w="1563"/>
             <w:vAlign w:val="center"/>
           </w:tcPr>
           <w:p>
@@ -1436,7 +1443,7 @@
               <w:rPr>
                 <w:rFonts w:ascii="Arial" w:hAnsi="Arial"/>
                 <w:b w:val="0"/>
-                <w:color w:val="24364B"/>
+                <w:color w:val="111111"/>
                 <w:sz w:val="20"/>
               </w:rPr>
               <w:t>☐</w:t>
@@ -1445,7 +1452,7 @@
         </w:tc>
         <w:tc>
           <w:tcPr>
-            <w:tcW w:type="dxa" w:w="533"/>
+            <w:tcW w:type="dxa" w:w="1563"/>
             <w:vAlign w:val="center"/>
           </w:tcPr>
           <w:p>
@@ -1458,7 +1465,7 @@
               <w:rPr>
                 <w:rFonts w:ascii="Arial" w:hAnsi="Arial"/>
                 <w:b w:val="0"/>
-                <w:color w:val="24364B"/>
+                <w:color w:val="111111"/>
                 <w:sz w:val="20"/>
               </w:rPr>
               <w:t>☐</w:t>
@@ -1467,7 +1474,7 @@
         </w:tc>
         <w:tc>
           <w:tcPr>
-            <w:tcW w:type="dxa" w:w="533"/>
+            <w:tcW w:type="dxa" w:w="1563"/>
             <w:vAlign w:val="center"/>
           </w:tcPr>
           <w:p>
@@ -1480,7 +1487,7 @@
               <w:rPr>
                 <w:rFonts w:ascii="Arial" w:hAnsi="Arial"/>
                 <w:b w:val="0"/>
-                <w:color w:val="24364B"/>
+                <w:color w:val="111111"/>
                 <w:sz w:val="20"/>
               </w:rPr>
               <w:t>☐</w:t>
@@ -1489,7 +1496,7 @@
         </w:tc>
         <w:tc>
           <w:tcPr>
-            <w:tcW w:type="dxa" w:w="533"/>
+            <w:tcW w:type="dxa" w:w="1563"/>
             <w:vAlign w:val="center"/>
           </w:tcPr>
           <w:p>
@@ -1502,7 +1509,7 @@
               <w:rPr>
                 <w:rFonts w:ascii="Arial" w:hAnsi="Arial"/>
                 <w:b w:val="0"/>
-                <w:color w:val="24364B"/>
+                <w:color w:val="111111"/>
                 <w:sz w:val="20"/>
               </w:rPr>
               <w:t>☐</w:t>
@@ -1511,7 +1518,7 @@
         </w:tc>
         <w:tc>
           <w:tcPr>
-            <w:tcW w:type="dxa" w:w="533"/>
+            <w:tcW w:type="dxa" w:w="1563"/>
             <w:vAlign w:val="center"/>
           </w:tcPr>
           <w:p>
@@ -1524,7 +1531,7 @@
               <w:rPr>
                 <w:rFonts w:ascii="Arial" w:hAnsi="Arial"/>
                 <w:b w:val="0"/>
-                <w:color w:val="24364B"/>
+                <w:color w:val="111111"/>
                 <w:sz w:val="20"/>
               </w:rPr>
               <w:t>☐</w:t>
@@ -1538,8 +1545,8 @@
         </w:trPr>
         <w:tc>
           <w:tcPr>
-            <w:tcW w:type="dxa" w:w="518"/>
-            <w:shd w:fill="EEF5FC"/>
+            <w:tcW w:type="dxa" w:w="1563"/>
+            <w:shd w:fill="F2F2F2"/>
             <w:vAlign w:val="center"/>
           </w:tcPr>
           <w:p>
@@ -1552,7 +1559,7 @@
               <w:rPr>
                 <w:rFonts w:ascii="Arial" w:hAnsi="Arial"/>
                 <w:b w:val="0"/>
-                <w:color w:val="24364B"/>
+                <w:color w:val="111111"/>
                 <w:sz w:val="16"/>
               </w:rPr>
               <w:t>6</w:t>
@@ -1561,8 +1568,8 @@
         </w:tc>
         <w:tc>
           <w:tcPr>
-            <w:tcW w:type="dxa" w:w="7762"/>
-            <w:shd w:fill="EEF5FC"/>
+            <w:tcW w:type="dxa" w:w="1563"/>
+            <w:shd w:fill="F2F2F2"/>
             <w:vAlign w:val="center"/>
           </w:tcPr>
           <w:p>
@@ -1575,7 +1582,7 @@
               <w:rPr>
                 <w:rFonts w:ascii="Arial" w:hAnsi="Arial"/>
                 <w:b w:val="0"/>
-                <w:color w:val="24364B"/>
+                <w:color w:val="111111"/>
                 <w:sz w:val="16"/>
               </w:rPr>
               <w:t>Notifications and report history display the correct event, status, and related record. (FCR)</w:t>
@@ -1584,8 +1591,8 @@
         </w:tc>
         <w:tc>
           <w:tcPr>
-            <w:tcW w:type="dxa" w:w="533"/>
-            <w:shd w:fill="EEF5FC"/>
+            <w:tcW w:type="dxa" w:w="1563"/>
+            <w:shd w:fill="F2F2F2"/>
             <w:vAlign w:val="center"/>
           </w:tcPr>
           <w:p>
@@ -1598,7 +1605,7 @@
               <w:rPr>
                 <w:rFonts w:ascii="Arial" w:hAnsi="Arial"/>
                 <w:b w:val="0"/>
-                <w:color w:val="24364B"/>
+                <w:color w:val="111111"/>
                 <w:sz w:val="20"/>
               </w:rPr>
               <w:t>☐</w:t>
@@ -1607,8 +1614,8 @@
         </w:tc>
         <w:tc>
           <w:tcPr>
-            <w:tcW w:type="dxa" w:w="533"/>
-            <w:shd w:fill="EEF5FC"/>
+            <w:tcW w:type="dxa" w:w="1563"/>
+            <w:shd w:fill="F2F2F2"/>
             <w:vAlign w:val="center"/>
           </w:tcPr>
           <w:p>
@@ -1621,7 +1628,7 @@
               <w:rPr>
                 <w:rFonts w:ascii="Arial" w:hAnsi="Arial"/>
                 <w:b w:val="0"/>
-                <w:color w:val="24364B"/>
+                <w:color w:val="111111"/>
                 <w:sz w:val="20"/>
               </w:rPr>
               <w:t>☐</w:t>
@@ -1630,8 +1637,8 @@
         </w:tc>
         <w:tc>
           <w:tcPr>
-            <w:tcW w:type="dxa" w:w="533"/>
-            <w:shd w:fill="EEF5FC"/>
+            <w:tcW w:type="dxa" w:w="1563"/>
+            <w:shd w:fill="F2F2F2"/>
             <w:vAlign w:val="center"/>
           </w:tcPr>
           <w:p>
@@ -1644,7 +1651,7 @@
               <w:rPr>
                 <w:rFonts w:ascii="Arial" w:hAnsi="Arial"/>
                 <w:b w:val="0"/>
-                <w:color w:val="24364B"/>
+                <w:color w:val="111111"/>
                 <w:sz w:val="20"/>
               </w:rPr>
               <w:t>☐</w:t>
@@ -1653,8 +1660,8 @@
         </w:tc>
         <w:tc>
           <w:tcPr>
-            <w:tcW w:type="dxa" w:w="533"/>
-            <w:shd w:fill="EEF5FC"/>
+            <w:tcW w:type="dxa" w:w="1563"/>
+            <w:shd w:fill="F2F2F2"/>
             <w:vAlign w:val="center"/>
           </w:tcPr>
           <w:p>
@@ -1667,7 +1674,7 @@
               <w:rPr>
                 <w:rFonts w:ascii="Arial" w:hAnsi="Arial"/>
                 <w:b w:val="0"/>
-                <w:color w:val="24364B"/>
+                <w:color w:val="111111"/>
                 <w:sz w:val="20"/>
               </w:rPr>
               <w:t>☐</w:t>
@@ -1676,8 +1683,8 @@
         </w:tc>
         <w:tc>
           <w:tcPr>
-            <w:tcW w:type="dxa" w:w="533"/>
-            <w:shd w:fill="EEF5FC"/>
+            <w:tcW w:type="dxa" w:w="1563"/>
+            <w:shd w:fill="F2F2F2"/>
             <w:vAlign w:val="center"/>
           </w:tcPr>
           <w:p>
@@ -1690,7 +1697,7 @@
               <w:rPr>
                 <w:rFonts w:ascii="Arial" w:hAnsi="Arial"/>
                 <w:b w:val="0"/>
-                <w:color w:val="24364B"/>
+                <w:color w:val="111111"/>
                 <w:sz w:val="20"/>
               </w:rPr>
               <w:t>☐</w:t>
@@ -1704,7 +1711,7 @@
         </w:trPr>
         <w:tc>
           <w:tcPr>
-            <w:tcW w:type="dxa" w:w="518"/>
+            <w:tcW w:type="dxa" w:w="1563"/>
             <w:vAlign w:val="center"/>
           </w:tcPr>
           <w:p>
@@ -1717,7 +1724,7 @@
               <w:rPr>
                 <w:rFonts w:ascii="Arial" w:hAnsi="Arial"/>
                 <w:b w:val="0"/>
-                <w:color w:val="24364B"/>
+                <w:color w:val="111111"/>
                 <w:sz w:val="16"/>
               </w:rPr>
               <w:t>7</w:t>
@@ -1726,7 +1733,7 @@
         </w:tc>
         <w:tc>
           <w:tcPr>
-            <w:tcW w:type="dxa" w:w="7762"/>
+            <w:tcW w:type="dxa" w:w="1563"/>
             <w:vAlign w:val="center"/>
           </w:tcPr>
           <w:p>
@@ -1739,7 +1746,7 @@
               <w:rPr>
                 <w:rFonts w:ascii="Arial" w:hAnsi="Arial"/>
                 <w:b w:val="0"/>
-                <w:color w:val="24364B"/>
+                <w:color w:val="111111"/>
                 <w:sz w:val="16"/>
               </w:rPr>
               <w:t>The map, task, and notification functions help me understand and perform my assigned duties effectively. (FAP)</w:t>
@@ -1748,7 +1755,7 @@
         </w:tc>
         <w:tc>
           <w:tcPr>
-            <w:tcW w:type="dxa" w:w="533"/>
+            <w:tcW w:type="dxa" w:w="1563"/>
             <w:vAlign w:val="center"/>
           </w:tcPr>
           <w:p>
@@ -1761,7 +1768,7 @@
               <w:rPr>
                 <w:rFonts w:ascii="Arial" w:hAnsi="Arial"/>
                 <w:b w:val="0"/>
-                <w:color w:val="24364B"/>
+                <w:color w:val="111111"/>
                 <w:sz w:val="20"/>
               </w:rPr>
               <w:t>☐</w:t>
@@ -1770,7 +1777,7 @@
         </w:tc>
         <w:tc>
           <w:tcPr>
-            <w:tcW w:type="dxa" w:w="533"/>
+            <w:tcW w:type="dxa" w:w="1563"/>
             <w:vAlign w:val="center"/>
           </w:tcPr>
           <w:p>
@@ -1783,7 +1790,7 @@
               <w:rPr>
                 <w:rFonts w:ascii="Arial" w:hAnsi="Arial"/>
                 <w:b w:val="0"/>
-                <w:color w:val="24364B"/>
+                <w:color w:val="111111"/>
                 <w:sz w:val="20"/>
               </w:rPr>
               <w:t>☐</w:t>
@@ -1792,7 +1799,7 @@
         </w:tc>
         <w:tc>
           <w:tcPr>
-            <w:tcW w:type="dxa" w:w="533"/>
+            <w:tcW w:type="dxa" w:w="1563"/>
             <w:vAlign w:val="center"/>
           </w:tcPr>
           <w:p>
@@ -1805,7 +1812,7 @@
               <w:rPr>
                 <w:rFonts w:ascii="Arial" w:hAnsi="Arial"/>
                 <w:b w:val="0"/>
-                <w:color w:val="24364B"/>
+                <w:color w:val="111111"/>
                 <w:sz w:val="20"/>
               </w:rPr>
               <w:t>☐</w:t>
@@ -1814,7 +1821,7 @@
         </w:tc>
         <w:tc>
           <w:tcPr>
-            <w:tcW w:type="dxa" w:w="533"/>
+            <w:tcW w:type="dxa" w:w="1563"/>
             <w:vAlign w:val="center"/>
           </w:tcPr>
           <w:p>
@@ -1827,7 +1834,7 @@
               <w:rPr>
                 <w:rFonts w:ascii="Arial" w:hAnsi="Arial"/>
                 <w:b w:val="0"/>
-                <w:color w:val="24364B"/>
+                <w:color w:val="111111"/>
                 <w:sz w:val="20"/>
               </w:rPr>
               <w:t>☐</w:t>
@@ -1836,7 +1843,7 @@
         </w:tc>
         <w:tc>
           <w:tcPr>
-            <w:tcW w:type="dxa" w:w="533"/>
+            <w:tcW w:type="dxa" w:w="1563"/>
             <w:vAlign w:val="center"/>
           </w:tcPr>
           <w:p>
@@ -1849,7 +1856,7 @@
               <w:rPr>
                 <w:rFonts w:ascii="Arial" w:hAnsi="Arial"/>
                 <w:b w:val="0"/>
-                <w:color w:val="24364B"/>
+                <w:color w:val="111111"/>
                 <w:sz w:val="20"/>
               </w:rPr>
               <w:t>☐</w:t>
@@ -1863,8 +1870,8 @@
         </w:trPr>
         <w:tc>
           <w:tcPr>
-            <w:tcW w:type="dxa" w:w="518"/>
-            <w:shd w:fill="EEF5FC"/>
+            <w:tcW w:type="dxa" w:w="1563"/>
+            <w:shd w:fill="F2F2F2"/>
             <w:vAlign w:val="center"/>
           </w:tcPr>
           <w:p>
@@ -1877,7 +1884,7 @@
               <w:rPr>
                 <w:rFonts w:ascii="Arial" w:hAnsi="Arial"/>
                 <w:b w:val="0"/>
-                <w:color w:val="24364B"/>
+                <w:color w:val="111111"/>
                 <w:sz w:val="16"/>
               </w:rPr>
               <w:t>8</w:t>
@@ -1886,8 +1893,8 @@
         </w:tc>
         <w:tc>
           <w:tcPr>
-            <w:tcW w:type="dxa" w:w="7762"/>
-            <w:shd w:fill="EEF5FC"/>
+            <w:tcW w:type="dxa" w:w="1563"/>
+            <w:shd w:fill="F2F2F2"/>
             <w:vAlign w:val="center"/>
           </w:tcPr>
           <w:p>
@@ -1900,7 +1907,7 @@
               <w:rPr>
                 <w:rFonts w:ascii="Arial" w:hAnsi="Arial"/>
                 <w:b w:val="0"/>
-                <w:color w:val="24364B"/>
+                <w:color w:val="111111"/>
                 <w:sz w:val="16"/>
               </w:rPr>
               <w:t>The backup-request and reporting functions help me request assistance and document incidents effectively. (FAP)</w:t>
@@ -1909,8 +1916,8 @@
         </w:tc>
         <w:tc>
           <w:tcPr>
-            <w:tcW w:type="dxa" w:w="533"/>
-            <w:shd w:fill="EEF5FC"/>
+            <w:tcW w:type="dxa" w:w="1563"/>
+            <w:shd w:fill="F2F2F2"/>
             <w:vAlign w:val="center"/>
           </w:tcPr>
           <w:p>
@@ -1923,7 +1930,7 @@
               <w:rPr>
                 <w:rFonts w:ascii="Arial" w:hAnsi="Arial"/>
                 <w:b w:val="0"/>
-                <w:color w:val="24364B"/>
+                <w:color w:val="111111"/>
                 <w:sz w:val="20"/>
               </w:rPr>
               <w:t>☐</w:t>
@@ -1932,8 +1939,8 @@
         </w:tc>
         <w:tc>
           <w:tcPr>
-            <w:tcW w:type="dxa" w:w="533"/>
-            <w:shd w:fill="EEF5FC"/>
+            <w:tcW w:type="dxa" w:w="1563"/>
+            <w:shd w:fill="F2F2F2"/>
             <w:vAlign w:val="center"/>
           </w:tcPr>
           <w:p>
@@ -1946,7 +1953,7 @@
               <w:rPr>
                 <w:rFonts w:ascii="Arial" w:hAnsi="Arial"/>
                 <w:b w:val="0"/>
-                <w:color w:val="24364B"/>
+                <w:color w:val="111111"/>
                 <w:sz w:val="20"/>
               </w:rPr>
               <w:t>☐</w:t>
@@ -1955,8 +1962,8 @@
         </w:tc>
         <w:tc>
           <w:tcPr>
-            <w:tcW w:type="dxa" w:w="533"/>
-            <w:shd w:fill="EEF5FC"/>
+            <w:tcW w:type="dxa" w:w="1563"/>
+            <w:shd w:fill="F2F2F2"/>
             <w:vAlign w:val="center"/>
           </w:tcPr>
           <w:p>
@@ -1969,7 +1976,7 @@
               <w:rPr>
                 <w:rFonts w:ascii="Arial" w:hAnsi="Arial"/>
                 <w:b w:val="0"/>
-                <w:color w:val="24364B"/>
+                <w:color w:val="111111"/>
                 <w:sz w:val="20"/>
               </w:rPr>
               <w:t>☐</w:t>
@@ -1978,8 +1985,8 @@
         </w:tc>
         <w:tc>
           <w:tcPr>
-            <w:tcW w:type="dxa" w:w="533"/>
-            <w:shd w:fill="EEF5FC"/>
+            <w:tcW w:type="dxa" w:w="1563"/>
+            <w:shd w:fill="F2F2F2"/>
             <w:vAlign w:val="center"/>
           </w:tcPr>
           <w:p>
@@ -1992,7 +1999,7 @@
               <w:rPr>
                 <w:rFonts w:ascii="Arial" w:hAnsi="Arial"/>
                 <w:b w:val="0"/>
-                <w:color w:val="24364B"/>
+                <w:color w:val="111111"/>
                 <w:sz w:val="20"/>
               </w:rPr>
               <w:t>☐</w:t>
@@ -2001,8 +2008,8 @@
         </w:tc>
         <w:tc>
           <w:tcPr>
-            <w:tcW w:type="dxa" w:w="533"/>
-            <w:shd w:fill="EEF5FC"/>
+            <w:tcW w:type="dxa" w:w="1563"/>
+            <w:shd w:fill="F2F2F2"/>
             <w:vAlign w:val="center"/>
           </w:tcPr>
           <w:p>
@@ -2015,7 +2022,7 @@
               <w:rPr>
                 <w:rFonts w:ascii="Arial" w:hAnsi="Arial"/>
                 <w:b w:val="0"/>
-                <w:color w:val="24364B"/>
+                <w:color w:val="111111"/>
                 <w:sz w:val="20"/>
               </w:rPr>
               <w:t>☐</w:t>
@@ -2033,7 +2040,7 @@
         <w:rPr>
           <w:rFonts w:ascii="Arial" w:hAnsi="Arial"/>
           <w:b/>
-          <w:color w:val="1F5DAA"/>
+          <w:color w:val="000000"/>
           <w:sz w:val="20"/>
         </w:rPr>
         <w:t>B. USABILITY</w:t>
@@ -2048,7 +2055,7 @@
         <w:rPr>
           <w:rFonts w:ascii="Arial" w:hAnsi="Arial"/>
           <w:i/>
-          <w:color w:val="24364B"/>
+          <w:color w:val="111111"/>
           <w:sz w:val="15"/>
         </w:rPr>
         <w:t>Coverage: Learnability (L), Operability (O), User Error Protection (UEP), and User Interface Aesthetics (UIA)</w:t>
@@ -2057,19 +2064,19 @@
     <w:tbl>
       <w:tblPr>
         <w:tblStyle w:val="TableGrid"/>
-        <w:tblW w:type="auto" w:w="0"/>
+        <w:tblW w:type="dxa" w:w="10944"/>
         <w:jc w:val="center"/>
         <w:tblLayout w:type="fixed"/>
         <w:tblLook w:firstColumn="1" w:firstRow="1" w:lastColumn="0" w:lastRow="0" w:noHBand="0" w:noVBand="1" w:val="04A0"/>
       </w:tblPr>
       <w:tblGrid>
-        <w:gridCol w:w="1563"/>
-        <w:gridCol w:w="1563"/>
-        <w:gridCol w:w="1563"/>
-        <w:gridCol w:w="1563"/>
-        <w:gridCol w:w="1563"/>
-        <w:gridCol w:w="1563"/>
-        <w:gridCol w:w="1563"/>
+        <w:gridCol w:w="518"/>
+        <w:gridCol w:w="7762"/>
+        <w:gridCol w:w="533"/>
+        <w:gridCol w:w="533"/>
+        <w:gridCol w:w="533"/>
+        <w:gridCol w:w="533"/>
+        <w:gridCol w:w="533"/>
       </w:tblGrid>
       <w:tr>
         <w:trPr>
@@ -2078,10 +2085,10 @@
         </w:trPr>
         <w:tc>
           <w:tcPr>
-            <w:tcW w:type="dxa" w:w="518"/>
+            <w:tcW w:type="dxa" w:w="1563"/>
             <w:vMerge w:val="restart"/>
             <w:vAlign w:val="center"/>
-            <w:shd w:fill="1F5DAA"/>
+            <w:shd w:fill="000000"/>
           </w:tcPr>
           <w:p>
             <w:pPr>
@@ -2102,10 +2109,10 @@
         </w:tc>
         <w:tc>
           <w:tcPr>
-            <w:tcW w:type="dxa" w:w="7762"/>
+            <w:tcW w:type="dxa" w:w="1563"/>
             <w:vMerge w:val="restart"/>
             <w:vAlign w:val="center"/>
-            <w:shd w:fill="1F5DAA"/>
+            <w:shd w:fill="000000"/>
           </w:tcPr>
           <w:p>
             <w:pPr>
@@ -2126,10 +2133,10 @@
         </w:tc>
         <w:tc>
           <w:tcPr>
-            <w:tcW w:type="dxa" w:w="2665"/>
+            <w:tcW w:type="dxa" w:w="7815"/>
             <w:gridSpan w:val="5"/>
             <w:vAlign w:val="center"/>
-            <w:shd w:fill="1F5DAA"/>
+            <w:shd w:fill="000000"/>
           </w:tcPr>
           <w:p>
             <w:pPr>
@@ -2156,23 +2163,23 @@
         </w:trPr>
         <w:tc>
           <w:tcPr>
-            <w:tcW w:type="dxa" w:w="518"/>
+            <w:tcW w:type="dxa" w:w="1563"/>
             <w:vMerge/>
           </w:tcPr>
           <w:p/>
         </w:tc>
         <w:tc>
           <w:tcPr>
-            <w:tcW w:type="dxa" w:w="7762"/>
+            <w:tcW w:type="dxa" w:w="1563"/>
             <w:vMerge/>
           </w:tcPr>
           <w:p/>
         </w:tc>
         <w:tc>
           <w:tcPr>
-            <w:tcW w:type="dxa" w:w="533"/>
-            <w:vAlign w:val="center"/>
-            <w:shd w:fill="1F5DAA"/>
+            <w:tcW w:type="dxa" w:w="1563"/>
+            <w:vAlign w:val="center"/>
+            <w:shd w:fill="000000"/>
           </w:tcPr>
           <w:p>
             <w:pPr>
@@ -2193,9 +2200,9 @@
         </w:tc>
         <w:tc>
           <w:tcPr>
-            <w:tcW w:type="dxa" w:w="533"/>
-            <w:vAlign w:val="center"/>
-            <w:shd w:fill="1F5DAA"/>
+            <w:tcW w:type="dxa" w:w="1563"/>
+            <w:vAlign w:val="center"/>
+            <w:shd w:fill="000000"/>
           </w:tcPr>
           <w:p>
             <w:pPr>
@@ -2216,9 +2223,9 @@
         </w:tc>
         <w:tc>
           <w:tcPr>
-            <w:tcW w:type="dxa" w:w="533"/>
-            <w:vAlign w:val="center"/>
-            <w:shd w:fill="1F5DAA"/>
+            <w:tcW w:type="dxa" w:w="1563"/>
+            <w:vAlign w:val="center"/>
+            <w:shd w:fill="000000"/>
           </w:tcPr>
           <w:p>
             <w:pPr>
@@ -2239,9 +2246,9 @@
         </w:tc>
         <w:tc>
           <w:tcPr>
-            <w:tcW w:type="dxa" w:w="533"/>
-            <w:vAlign w:val="center"/>
-            <w:shd w:fill="1F5DAA"/>
+            <w:tcW w:type="dxa" w:w="1563"/>
+            <w:vAlign w:val="center"/>
+            <w:shd w:fill="000000"/>
           </w:tcPr>
           <w:p>
             <w:pPr>
@@ -2262,9 +2269,9 @@
         </w:tc>
         <w:tc>
           <w:tcPr>
-            <w:tcW w:type="dxa" w:w="533"/>
-            <w:vAlign w:val="center"/>
-            <w:shd w:fill="1F5DAA"/>
+            <w:tcW w:type="dxa" w:w="1563"/>
+            <w:vAlign w:val="center"/>
+            <w:shd w:fill="000000"/>
           </w:tcPr>
           <w:p>
             <w:pPr>
@@ -2290,7 +2297,7 @@
         </w:trPr>
         <w:tc>
           <w:tcPr>
-            <w:tcW w:type="dxa" w:w="518"/>
+            <w:tcW w:type="dxa" w:w="1563"/>
             <w:vAlign w:val="center"/>
           </w:tcPr>
           <w:p>
@@ -2303,7 +2310,7 @@
               <w:rPr>
                 <w:rFonts w:ascii="Arial" w:hAnsi="Arial"/>
                 <w:b w:val="0"/>
-                <w:color w:val="24364B"/>
+                <w:color w:val="111111"/>
                 <w:sz w:val="16"/>
               </w:rPr>
               <w:t>1</w:t>
@@ -2312,7 +2319,7 @@
         </w:tc>
         <w:tc>
           <w:tcPr>
-            <w:tcW w:type="dxa" w:w="7762"/>
+            <w:tcW w:type="dxa" w:w="1563"/>
             <w:vAlign w:val="center"/>
           </w:tcPr>
           <w:p>
@@ -2325,7 +2332,7 @@
               <w:rPr>
                 <w:rFonts w:ascii="Arial" w:hAnsi="Arial"/>
                 <w:b w:val="0"/>
-                <w:color w:val="24364B"/>
+                <w:color w:val="111111"/>
                 <w:sz w:val="16"/>
               </w:rPr>
               <w:t>The sign-in and verification-code process is easy to learn. (L)</w:t>
@@ -2334,7 +2341,7 @@
         </w:tc>
         <w:tc>
           <w:tcPr>
-            <w:tcW w:type="dxa" w:w="533"/>
+            <w:tcW w:type="dxa" w:w="1563"/>
             <w:vAlign w:val="center"/>
           </w:tcPr>
           <w:p>
@@ -2347,7 +2354,7 @@
               <w:rPr>
                 <w:rFonts w:ascii="Arial" w:hAnsi="Arial"/>
                 <w:b w:val="0"/>
-                <w:color w:val="24364B"/>
+                <w:color w:val="111111"/>
                 <w:sz w:val="20"/>
               </w:rPr>
               <w:t>☐</w:t>
@@ -2356,7 +2363,7 @@
         </w:tc>
         <w:tc>
           <w:tcPr>
-            <w:tcW w:type="dxa" w:w="533"/>
+            <w:tcW w:type="dxa" w:w="1563"/>
             <w:vAlign w:val="center"/>
           </w:tcPr>
           <w:p>
@@ -2369,7 +2376,7 @@
               <w:rPr>
                 <w:rFonts w:ascii="Arial" w:hAnsi="Arial"/>
                 <w:b w:val="0"/>
-                <w:color w:val="24364B"/>
+                <w:color w:val="111111"/>
                 <w:sz w:val="20"/>
               </w:rPr>
               <w:t>☐</w:t>
@@ -2378,7 +2385,7 @@
         </w:tc>
         <w:tc>
           <w:tcPr>
-            <w:tcW w:type="dxa" w:w="533"/>
+            <w:tcW w:type="dxa" w:w="1563"/>
             <w:vAlign w:val="center"/>
           </w:tcPr>
           <w:p>
@@ -2391,7 +2398,7 @@
               <w:rPr>
                 <w:rFonts w:ascii="Arial" w:hAnsi="Arial"/>
                 <w:b w:val="0"/>
-                <w:color w:val="24364B"/>
+                <w:color w:val="111111"/>
                 <w:sz w:val="20"/>
               </w:rPr>
               <w:t>☐</w:t>
@@ -2400,7 +2407,7 @@
         </w:tc>
         <w:tc>
           <w:tcPr>
-            <w:tcW w:type="dxa" w:w="533"/>
+            <w:tcW w:type="dxa" w:w="1563"/>
             <w:vAlign w:val="center"/>
           </w:tcPr>
           <w:p>
@@ -2413,7 +2420,7 @@
               <w:rPr>
                 <w:rFonts w:ascii="Arial" w:hAnsi="Arial"/>
                 <w:b w:val="0"/>
-                <w:color w:val="24364B"/>
+                <w:color w:val="111111"/>
                 <w:sz w:val="20"/>
               </w:rPr>
               <w:t>☐</w:t>
@@ -2422,7 +2429,7 @@
         </w:tc>
         <w:tc>
           <w:tcPr>
-            <w:tcW w:type="dxa" w:w="533"/>
+            <w:tcW w:type="dxa" w:w="1563"/>
             <w:vAlign w:val="center"/>
           </w:tcPr>
           <w:p>
@@ -2435,7 +2442,7 @@
               <w:rPr>
                 <w:rFonts w:ascii="Arial" w:hAnsi="Arial"/>
                 <w:b w:val="0"/>
-                <w:color w:val="24364B"/>
+                <w:color w:val="111111"/>
                 <w:sz w:val="20"/>
               </w:rPr>
               <w:t>☐</w:t>
@@ -2449,8 +2456,8 @@
         </w:trPr>
         <w:tc>
           <w:tcPr>
-            <w:tcW w:type="dxa" w:w="518"/>
-            <w:shd w:fill="EEF5FC"/>
+            <w:tcW w:type="dxa" w:w="1563"/>
+            <w:shd w:fill="F2F2F2"/>
             <w:vAlign w:val="center"/>
           </w:tcPr>
           <w:p>
@@ -2463,7 +2470,7 @@
               <w:rPr>
                 <w:rFonts w:ascii="Arial" w:hAnsi="Arial"/>
                 <w:b w:val="0"/>
-                <w:color w:val="24364B"/>
+                <w:color w:val="111111"/>
                 <w:sz w:val="16"/>
               </w:rPr>
               <w:t>2</w:t>
@@ -2472,8 +2479,8 @@
         </w:tc>
         <w:tc>
           <w:tcPr>
-            <w:tcW w:type="dxa" w:w="7762"/>
-            <w:shd w:fill="EEF5FC"/>
+            <w:tcW w:type="dxa" w:w="1563"/>
+            <w:shd w:fill="F2F2F2"/>
             <w:vAlign w:val="center"/>
           </w:tcPr>
           <w:p>
@@ -2486,7 +2493,7 @@
               <w:rPr>
                 <w:rFonts w:ascii="Arial" w:hAnsi="Arial"/>
                 <w:b w:val="0"/>
-                <w:color w:val="24364B"/>
+                <w:color w:val="111111"/>
                 <w:sz w:val="16"/>
               </w:rPr>
               <w:t>The purpose of the Map, Tasks, Reports, and Account screens is easy to understand. (L)</w:t>
@@ -2495,8 +2502,8 @@
         </w:tc>
         <w:tc>
           <w:tcPr>
-            <w:tcW w:type="dxa" w:w="533"/>
-            <w:shd w:fill="EEF5FC"/>
+            <w:tcW w:type="dxa" w:w="1563"/>
+            <w:shd w:fill="F2F2F2"/>
             <w:vAlign w:val="center"/>
           </w:tcPr>
           <w:p>
@@ -2509,7 +2516,7 @@
               <w:rPr>
                 <w:rFonts w:ascii="Arial" w:hAnsi="Arial"/>
                 <w:b w:val="0"/>
-                <w:color w:val="24364B"/>
+                <w:color w:val="111111"/>
                 <w:sz w:val="20"/>
               </w:rPr>
               <w:t>☐</w:t>
@@ -2518,8 +2525,8 @@
         </w:tc>
         <w:tc>
           <w:tcPr>
-            <w:tcW w:type="dxa" w:w="533"/>
-            <w:shd w:fill="EEF5FC"/>
+            <w:tcW w:type="dxa" w:w="1563"/>
+            <w:shd w:fill="F2F2F2"/>
             <w:vAlign w:val="center"/>
           </w:tcPr>
           <w:p>
@@ -2532,7 +2539,7 @@
               <w:rPr>
                 <w:rFonts w:ascii="Arial" w:hAnsi="Arial"/>
                 <w:b w:val="0"/>
-                <w:color w:val="24364B"/>
+                <w:color w:val="111111"/>
                 <w:sz w:val="20"/>
               </w:rPr>
               <w:t>☐</w:t>
@@ -2541,8 +2548,8 @@
         </w:tc>
         <w:tc>
           <w:tcPr>
-            <w:tcW w:type="dxa" w:w="533"/>
-            <w:shd w:fill="EEF5FC"/>
+            <w:tcW w:type="dxa" w:w="1563"/>
+            <w:shd w:fill="F2F2F2"/>
             <w:vAlign w:val="center"/>
           </w:tcPr>
           <w:p>
@@ -2555,7 +2562,7 @@
               <w:rPr>
                 <w:rFonts w:ascii="Arial" w:hAnsi="Arial"/>
                 <w:b w:val="0"/>
-                <w:color w:val="24364B"/>
+                <w:color w:val="111111"/>
                 <w:sz w:val="20"/>
               </w:rPr>
               <w:t>☐</w:t>
@@ -2564,8 +2571,8 @@
         </w:tc>
         <w:tc>
           <w:tcPr>
-            <w:tcW w:type="dxa" w:w="533"/>
-            <w:shd w:fill="EEF5FC"/>
+            <w:tcW w:type="dxa" w:w="1563"/>
+            <w:shd w:fill="F2F2F2"/>
             <w:vAlign w:val="center"/>
           </w:tcPr>
           <w:p>
@@ -2578,7 +2585,7 @@
               <w:rPr>
                 <w:rFonts w:ascii="Arial" w:hAnsi="Arial"/>
                 <w:b w:val="0"/>
-                <w:color w:val="24364B"/>
+                <w:color w:val="111111"/>
                 <w:sz w:val="20"/>
               </w:rPr>
               <w:t>☐</w:t>
@@ -2587,8 +2594,8 @@
         </w:tc>
         <w:tc>
           <w:tcPr>
-            <w:tcW w:type="dxa" w:w="533"/>
-            <w:shd w:fill="EEF5FC"/>
+            <w:tcW w:type="dxa" w:w="1563"/>
+            <w:shd w:fill="F2F2F2"/>
             <w:vAlign w:val="center"/>
           </w:tcPr>
           <w:p>
@@ -2601,7 +2608,7 @@
               <w:rPr>
                 <w:rFonts w:ascii="Arial" w:hAnsi="Arial"/>
                 <w:b w:val="0"/>
-                <w:color w:val="24364B"/>
+                <w:color w:val="111111"/>
                 <w:sz w:val="20"/>
               </w:rPr>
               <w:t>☐</w:t>
@@ -2615,7 +2622,7 @@
         </w:trPr>
         <w:tc>
           <w:tcPr>
-            <w:tcW w:type="dxa" w:w="518"/>
+            <w:tcW w:type="dxa" w:w="1563"/>
             <w:vAlign w:val="center"/>
           </w:tcPr>
           <w:p>
@@ -2628,7 +2635,7 @@
               <w:rPr>
                 <w:rFonts w:ascii="Arial" w:hAnsi="Arial"/>
                 <w:b w:val="0"/>
-                <w:color w:val="24364B"/>
+                <w:color w:val="111111"/>
                 <w:sz w:val="16"/>
               </w:rPr>
               <w:t>3</w:t>
@@ -2637,7 +2644,7 @@
         </w:tc>
         <w:tc>
           <w:tcPr>
-            <w:tcW w:type="dxa" w:w="7762"/>
+            <w:tcW w:type="dxa" w:w="1563"/>
             <w:vAlign w:val="center"/>
           </w:tcPr>
           <w:p>
@@ -2650,7 +2657,7 @@
               <w:rPr>
                 <w:rFonts w:ascii="Arial" w:hAnsi="Arial"/>
                 <w:b w:val="0"/>
-                <w:color w:val="24364B"/>
+                <w:color w:val="111111"/>
                 <w:sz w:val="16"/>
               </w:rPr>
               <w:t>I can move between the main screens without difficulty. (O)</w:t>
@@ -2659,7 +2666,7 @@
         </w:tc>
         <w:tc>
           <w:tcPr>
-            <w:tcW w:type="dxa" w:w="533"/>
+            <w:tcW w:type="dxa" w:w="1563"/>
             <w:vAlign w:val="center"/>
           </w:tcPr>
           <w:p>
@@ -2672,7 +2679,7 @@
               <w:rPr>
                 <w:rFonts w:ascii="Arial" w:hAnsi="Arial"/>
                 <w:b w:val="0"/>
-                <w:color w:val="24364B"/>
+                <w:color w:val="111111"/>
                 <w:sz w:val="20"/>
               </w:rPr>
               <w:t>☐</w:t>
@@ -2681,7 +2688,7 @@
         </w:tc>
         <w:tc>
           <w:tcPr>
-            <w:tcW w:type="dxa" w:w="533"/>
+            <w:tcW w:type="dxa" w:w="1563"/>
             <w:vAlign w:val="center"/>
           </w:tcPr>
           <w:p>
@@ -2694,7 +2701,7 @@
               <w:rPr>
                 <w:rFonts w:ascii="Arial" w:hAnsi="Arial"/>
                 <w:b w:val="0"/>
-                <w:color w:val="24364B"/>
+                <w:color w:val="111111"/>
                 <w:sz w:val="20"/>
               </w:rPr>
               <w:t>☐</w:t>
@@ -2703,7 +2710,7 @@
         </w:tc>
         <w:tc>
           <w:tcPr>
-            <w:tcW w:type="dxa" w:w="533"/>
+            <w:tcW w:type="dxa" w:w="1563"/>
             <w:vAlign w:val="center"/>
           </w:tcPr>
           <w:p>
@@ -2716,7 +2723,7 @@
               <w:rPr>
                 <w:rFonts w:ascii="Arial" w:hAnsi="Arial"/>
                 <w:b w:val="0"/>
-                <w:color w:val="24364B"/>
+                <w:color w:val="111111"/>
                 <w:sz w:val="20"/>
               </w:rPr>
               <w:t>☐</w:t>
@@ -2725,7 +2732,7 @@
         </w:tc>
         <w:tc>
           <w:tcPr>
-            <w:tcW w:type="dxa" w:w="533"/>
+            <w:tcW w:type="dxa" w:w="1563"/>
             <w:vAlign w:val="center"/>
           </w:tcPr>
           <w:p>
@@ -2738,7 +2745,7 @@
               <w:rPr>
                 <w:rFonts w:ascii="Arial" w:hAnsi="Arial"/>
                 <w:b w:val="0"/>
-                <w:color w:val="24364B"/>
+                <w:color w:val="111111"/>
                 <w:sz w:val="20"/>
               </w:rPr>
               <w:t>☐</w:t>
@@ -2747,7 +2754,7 @@
         </w:tc>
         <w:tc>
           <w:tcPr>
-            <w:tcW w:type="dxa" w:w="533"/>
+            <w:tcW w:type="dxa" w:w="1563"/>
             <w:vAlign w:val="center"/>
           </w:tcPr>
           <w:p>
@@ -2760,7 +2767,7 @@
               <w:rPr>
                 <w:rFonts w:ascii="Arial" w:hAnsi="Arial"/>
                 <w:b w:val="0"/>
-                <w:color w:val="24364B"/>
+                <w:color w:val="111111"/>
                 <w:sz w:val="20"/>
               </w:rPr>
               <w:t>☐</w:t>
@@ -2774,8 +2781,8 @@
         </w:trPr>
         <w:tc>
           <w:tcPr>
-            <w:tcW w:type="dxa" w:w="518"/>
-            <w:shd w:fill="EEF5FC"/>
+            <w:tcW w:type="dxa" w:w="1563"/>
+            <w:shd w:fill="F2F2F2"/>
             <w:vAlign w:val="center"/>
           </w:tcPr>
           <w:p>
@@ -2788,7 +2795,7 @@
               <w:rPr>
                 <w:rFonts w:ascii="Arial" w:hAnsi="Arial"/>
                 <w:b w:val="0"/>
-                <w:color w:val="24364B"/>
+                <w:color w:val="111111"/>
                 <w:sz w:val="16"/>
               </w:rPr>
               <w:t>4</w:t>
@@ -2797,8 +2804,8 @@
         </w:tc>
         <w:tc>
           <w:tcPr>
-            <w:tcW w:type="dxa" w:w="7762"/>
-            <w:shd w:fill="EEF5FC"/>
+            <w:tcW w:type="dxa" w:w="1563"/>
+            <w:shd w:fill="F2F2F2"/>
             <w:vAlign w:val="center"/>
           </w:tcPr>
           <w:p>
@@ -2811,7 +2818,7 @@
               <w:rPr>
                 <w:rFonts w:ascii="Arial" w:hAnsi="Arial"/>
                 <w:b w:val="0"/>
-                <w:color w:val="24364B"/>
+                <w:color w:val="111111"/>
                 <w:sz w:val="16"/>
               </w:rPr>
               <w:t>Buttons, filters, forms, and map controls are easy to operate. (O)</w:t>
@@ -2820,8 +2827,8 @@
         </w:tc>
         <w:tc>
           <w:tcPr>
-            <w:tcW w:type="dxa" w:w="533"/>
-            <w:shd w:fill="EEF5FC"/>
+            <w:tcW w:type="dxa" w:w="1563"/>
+            <w:shd w:fill="F2F2F2"/>
             <w:vAlign w:val="center"/>
           </w:tcPr>
           <w:p>
@@ -2834,7 +2841,7 @@
               <w:rPr>
                 <w:rFonts w:ascii="Arial" w:hAnsi="Arial"/>
                 <w:b w:val="0"/>
-                <w:color w:val="24364B"/>
+                <w:color w:val="111111"/>
                 <w:sz w:val="20"/>
               </w:rPr>
               <w:t>☐</w:t>
@@ -2843,8 +2850,8 @@
         </w:tc>
         <w:tc>
           <w:tcPr>
-            <w:tcW w:type="dxa" w:w="533"/>
-            <w:shd w:fill="EEF5FC"/>
+            <w:tcW w:type="dxa" w:w="1563"/>
+            <w:shd w:fill="F2F2F2"/>
             <w:vAlign w:val="center"/>
           </w:tcPr>
           <w:p>
@@ -2857,7 +2864,7 @@
               <w:rPr>
                 <w:rFonts w:ascii="Arial" w:hAnsi="Arial"/>
                 <w:b w:val="0"/>
-                <w:color w:val="24364B"/>
+                <w:color w:val="111111"/>
                 <w:sz w:val="20"/>
               </w:rPr>
               <w:t>☐</w:t>
@@ -2866,8 +2873,8 @@
         </w:tc>
         <w:tc>
           <w:tcPr>
-            <w:tcW w:type="dxa" w:w="533"/>
-            <w:shd w:fill="EEF5FC"/>
+            <w:tcW w:type="dxa" w:w="1563"/>
+            <w:shd w:fill="F2F2F2"/>
             <w:vAlign w:val="center"/>
           </w:tcPr>
           <w:p>
@@ -2880,7 +2887,7 @@
               <w:rPr>
                 <w:rFonts w:ascii="Arial" w:hAnsi="Arial"/>
                 <w:b w:val="0"/>
-                <w:color w:val="24364B"/>
+                <w:color w:val="111111"/>
                 <w:sz w:val="20"/>
               </w:rPr>
               <w:t>☐</w:t>
@@ -2889,8 +2896,8 @@
         </w:tc>
         <w:tc>
           <w:tcPr>
-            <w:tcW w:type="dxa" w:w="533"/>
-            <w:shd w:fill="EEF5FC"/>
+            <w:tcW w:type="dxa" w:w="1563"/>
+            <w:shd w:fill="F2F2F2"/>
             <w:vAlign w:val="center"/>
           </w:tcPr>
           <w:p>
@@ -2903,7 +2910,7 @@
               <w:rPr>
                 <w:rFonts w:ascii="Arial" w:hAnsi="Arial"/>
                 <w:b w:val="0"/>
-                <w:color w:val="24364B"/>
+                <w:color w:val="111111"/>
                 <w:sz w:val="20"/>
               </w:rPr>
               <w:t>☐</w:t>
@@ -2912,8 +2919,8 @@
         </w:tc>
         <w:tc>
           <w:tcPr>
-            <w:tcW w:type="dxa" w:w="533"/>
-            <w:shd w:fill="EEF5FC"/>
+            <w:tcW w:type="dxa" w:w="1563"/>
+            <w:shd w:fill="F2F2F2"/>
             <w:vAlign w:val="center"/>
           </w:tcPr>
           <w:p>
@@ -2926,7 +2933,7 @@
               <w:rPr>
                 <w:rFonts w:ascii="Arial" w:hAnsi="Arial"/>
                 <w:b w:val="0"/>
-                <w:color w:val="24364B"/>
+                <w:color w:val="111111"/>
                 <w:sz w:val="20"/>
               </w:rPr>
               <w:t>☐</w:t>
@@ -2940,7 +2947,7 @@
         </w:trPr>
         <w:tc>
           <w:tcPr>
-            <w:tcW w:type="dxa" w:w="518"/>
+            <w:tcW w:type="dxa" w:w="1563"/>
             <w:vAlign w:val="center"/>
           </w:tcPr>
           <w:p>
@@ -2953,7 +2960,7 @@
               <w:rPr>
                 <w:rFonts w:ascii="Arial" w:hAnsi="Arial"/>
                 <w:b w:val="0"/>
-                <w:color w:val="24364B"/>
+                <w:color w:val="111111"/>
                 <w:sz w:val="16"/>
               </w:rPr>
               <w:t>5</w:t>
@@ -2962,7 +2969,7 @@
         </w:tc>
         <w:tc>
           <w:tcPr>
-            <w:tcW w:type="dxa" w:w="7762"/>
+            <w:tcW w:type="dxa" w:w="1563"/>
             <w:vAlign w:val="center"/>
           </w:tcPr>
           <w:p>
@@ -2975,7 +2982,7 @@
               <w:rPr>
                 <w:rFonts w:ascii="Arial" w:hAnsi="Arial"/>
                 <w:b w:val="0"/>
-                <w:color w:val="24364B"/>
+                <w:color w:val="111111"/>
                 <w:sz w:val="16"/>
               </w:rPr>
               <w:t>Validation messages clearly explain missing or incorrect information. (UEP)</w:t>
@@ -2984,7 +2991,7 @@
         </w:tc>
         <w:tc>
           <w:tcPr>
-            <w:tcW w:type="dxa" w:w="533"/>
+            <w:tcW w:type="dxa" w:w="1563"/>
             <w:vAlign w:val="center"/>
           </w:tcPr>
           <w:p>
@@ -2997,7 +3004,7 @@
               <w:rPr>
                 <w:rFonts w:ascii="Arial" w:hAnsi="Arial"/>
                 <w:b w:val="0"/>
-                <w:color w:val="24364B"/>
+                <w:color w:val="111111"/>
                 <w:sz w:val="20"/>
               </w:rPr>
               <w:t>☐</w:t>
@@ -3006,7 +3013,7 @@
         </w:tc>
         <w:tc>
           <w:tcPr>
-            <w:tcW w:type="dxa" w:w="533"/>
+            <w:tcW w:type="dxa" w:w="1563"/>
             <w:vAlign w:val="center"/>
           </w:tcPr>
           <w:p>
@@ -3019,7 +3026,7 @@
               <w:rPr>
                 <w:rFonts w:ascii="Arial" w:hAnsi="Arial"/>
                 <w:b w:val="0"/>
-                <w:color w:val="24364B"/>
+                <w:color w:val="111111"/>
                 <w:sz w:val="20"/>
               </w:rPr>
               <w:t>☐</w:t>
@@ -3028,7 +3035,7 @@
         </w:tc>
         <w:tc>
           <w:tcPr>
-            <w:tcW w:type="dxa" w:w="533"/>
+            <w:tcW w:type="dxa" w:w="1563"/>
             <w:vAlign w:val="center"/>
           </w:tcPr>
           <w:p>
@@ -3041,7 +3048,7 @@
               <w:rPr>
                 <w:rFonts w:ascii="Arial" w:hAnsi="Arial"/>
                 <w:b w:val="0"/>
-                <w:color w:val="24364B"/>
+                <w:color w:val="111111"/>
                 <w:sz w:val="20"/>
               </w:rPr>
               <w:t>☐</w:t>
@@ -3050,7 +3057,7 @@
         </w:tc>
         <w:tc>
           <w:tcPr>
-            <w:tcW w:type="dxa" w:w="533"/>
+            <w:tcW w:type="dxa" w:w="1563"/>
             <w:vAlign w:val="center"/>
           </w:tcPr>
           <w:p>
@@ -3063,7 +3070,7 @@
               <w:rPr>
                 <w:rFonts w:ascii="Arial" w:hAnsi="Arial"/>
                 <w:b w:val="0"/>
-                <w:color w:val="24364B"/>
+                <w:color w:val="111111"/>
                 <w:sz w:val="20"/>
               </w:rPr>
               <w:t>☐</w:t>
@@ -3072,7 +3079,7 @@
         </w:tc>
         <w:tc>
           <w:tcPr>
-            <w:tcW w:type="dxa" w:w="533"/>
+            <w:tcW w:type="dxa" w:w="1563"/>
             <w:vAlign w:val="center"/>
           </w:tcPr>
           <w:p>
@@ -3085,7 +3092,7 @@
               <w:rPr>
                 <w:rFonts w:ascii="Arial" w:hAnsi="Arial"/>
                 <w:b w:val="0"/>
-                <w:color w:val="24364B"/>
+                <w:color w:val="111111"/>
                 <w:sz w:val="20"/>
               </w:rPr>
               <w:t>☐</w:t>
@@ -3099,8 +3106,8 @@
         </w:trPr>
         <w:tc>
           <w:tcPr>
-            <w:tcW w:type="dxa" w:w="518"/>
-            <w:shd w:fill="EEF5FC"/>
+            <w:tcW w:type="dxa" w:w="1563"/>
+            <w:shd w:fill="F2F2F2"/>
             <w:vAlign w:val="center"/>
           </w:tcPr>
           <w:p>
@@ -3113,7 +3120,7 @@
               <w:rPr>
                 <w:rFonts w:ascii="Arial" w:hAnsi="Arial"/>
                 <w:b w:val="0"/>
-                <w:color w:val="24364B"/>
+                <w:color w:val="111111"/>
                 <w:sz w:val="16"/>
               </w:rPr>
               <w:t>6</w:t>
@@ -3122,8 +3129,8 @@
         </w:tc>
         <w:tc>
           <w:tcPr>
-            <w:tcW w:type="dxa" w:w="7762"/>
-            <w:shd w:fill="EEF5FC"/>
+            <w:tcW w:type="dxa" w:w="1563"/>
+            <w:shd w:fill="F2F2F2"/>
             <w:vAlign w:val="center"/>
           </w:tcPr>
           <w:p>
@@ -3136,7 +3143,7 @@
               <w:rPr>
                 <w:rFonts w:ascii="Arial" w:hAnsi="Arial"/>
                 <w:b w:val="0"/>
-                <w:color w:val="24364B"/>
+                <w:color w:val="111111"/>
                 <w:sz w:val="16"/>
               </w:rPr>
               <w:t>Confirmations, saved drafts, and retry options help prevent lost, accidental, or duplicate actions. (UEP)</w:t>
@@ -3145,8 +3152,8 @@
         </w:tc>
         <w:tc>
           <w:tcPr>
-            <w:tcW w:type="dxa" w:w="533"/>
-            <w:shd w:fill="EEF5FC"/>
+            <w:tcW w:type="dxa" w:w="1563"/>
+            <w:shd w:fill="F2F2F2"/>
             <w:vAlign w:val="center"/>
           </w:tcPr>
           <w:p>
@@ -3159,7 +3166,7 @@
               <w:rPr>
                 <w:rFonts w:ascii="Arial" w:hAnsi="Arial"/>
                 <w:b w:val="0"/>
-                <w:color w:val="24364B"/>
+                <w:color w:val="111111"/>
                 <w:sz w:val="20"/>
               </w:rPr>
               <w:t>☐</w:t>
@@ -3168,8 +3175,8 @@
         </w:tc>
         <w:tc>
           <w:tcPr>
-            <w:tcW w:type="dxa" w:w="533"/>
-            <w:shd w:fill="EEF5FC"/>
+            <w:tcW w:type="dxa" w:w="1563"/>
+            <w:shd w:fill="F2F2F2"/>
             <w:vAlign w:val="center"/>
           </w:tcPr>
           <w:p>
@@ -3182,7 +3189,7 @@
               <w:rPr>
                 <w:rFonts w:ascii="Arial" w:hAnsi="Arial"/>
                 <w:b w:val="0"/>
-                <w:color w:val="24364B"/>
+                <w:color w:val="111111"/>
                 <w:sz w:val="20"/>
               </w:rPr>
               <w:t>☐</w:t>
@@ -3191,8 +3198,8 @@
         </w:tc>
         <w:tc>
           <w:tcPr>
-            <w:tcW w:type="dxa" w:w="533"/>
-            <w:shd w:fill="EEF5FC"/>
+            <w:tcW w:type="dxa" w:w="1563"/>
+            <w:shd w:fill="F2F2F2"/>
             <w:vAlign w:val="center"/>
           </w:tcPr>
           <w:p>
@@ -3205,7 +3212,7 @@
               <w:rPr>
                 <w:rFonts w:ascii="Arial" w:hAnsi="Arial"/>
                 <w:b w:val="0"/>
-                <w:color w:val="24364B"/>
+                <w:color w:val="111111"/>
                 <w:sz w:val="20"/>
               </w:rPr>
               <w:t>☐</w:t>
@@ -3214,8 +3221,8 @@
         </w:tc>
         <w:tc>
           <w:tcPr>
-            <w:tcW w:type="dxa" w:w="533"/>
-            <w:shd w:fill="EEF5FC"/>
+            <w:tcW w:type="dxa" w:w="1563"/>
+            <w:shd w:fill="F2F2F2"/>
             <w:vAlign w:val="center"/>
           </w:tcPr>
           <w:p>
@@ -3228,7 +3235,7 @@
               <w:rPr>
                 <w:rFonts w:ascii="Arial" w:hAnsi="Arial"/>
                 <w:b w:val="0"/>
-                <w:color w:val="24364B"/>
+                <w:color w:val="111111"/>
                 <w:sz w:val="20"/>
               </w:rPr>
               <w:t>☐</w:t>
@@ -3237,8 +3244,8 @@
         </w:tc>
         <w:tc>
           <w:tcPr>
-            <w:tcW w:type="dxa" w:w="533"/>
-            <w:shd w:fill="EEF5FC"/>
+            <w:tcW w:type="dxa" w:w="1563"/>
+            <w:shd w:fill="F2F2F2"/>
             <w:vAlign w:val="center"/>
           </w:tcPr>
           <w:p>
@@ -3251,7 +3258,7 @@
               <w:rPr>
                 <w:rFonts w:ascii="Arial" w:hAnsi="Arial"/>
                 <w:b w:val="0"/>
-                <w:color w:val="24364B"/>
+                <w:color w:val="111111"/>
                 <w:sz w:val="20"/>
               </w:rPr>
               <w:t>☐</w:t>
@@ -3265,7 +3272,7 @@
         </w:trPr>
         <w:tc>
           <w:tcPr>
-            <w:tcW w:type="dxa" w:w="518"/>
+            <w:tcW w:type="dxa" w:w="1563"/>
             <w:vAlign w:val="center"/>
           </w:tcPr>
           <w:p>
@@ -3278,7 +3285,7 @@
               <w:rPr>
                 <w:rFonts w:ascii="Arial" w:hAnsi="Arial"/>
                 <w:b w:val="0"/>
-                <w:color w:val="24364B"/>
+                <w:color w:val="111111"/>
                 <w:sz w:val="16"/>
               </w:rPr>
               <w:t>7</w:t>
@@ -3287,7 +3294,7 @@
         </w:tc>
         <w:tc>
           <w:tcPr>
-            <w:tcW w:type="dxa" w:w="7762"/>
+            <w:tcW w:type="dxa" w:w="1563"/>
             <w:vAlign w:val="center"/>
           </w:tcPr>
           <w:p>
@@ -3300,7 +3307,7 @@
               <w:rPr>
                 <w:rFonts w:ascii="Arial" w:hAnsi="Arial"/>
                 <w:b w:val="0"/>
-                <w:color w:val="24364B"/>
+                <w:color w:val="111111"/>
                 <w:sz w:val="16"/>
               </w:rPr>
               <w:t>Text, labels, buttons, and status information are easy to read. (UIA)</w:t>
@@ -3309,7 +3316,7 @@
         </w:tc>
         <w:tc>
           <w:tcPr>
-            <w:tcW w:type="dxa" w:w="533"/>
+            <w:tcW w:type="dxa" w:w="1563"/>
             <w:vAlign w:val="center"/>
           </w:tcPr>
           <w:p>
@@ -3322,7 +3329,7 @@
               <w:rPr>
                 <w:rFonts w:ascii="Arial" w:hAnsi="Arial"/>
                 <w:b w:val="0"/>
-                <w:color w:val="24364B"/>
+                <w:color w:val="111111"/>
                 <w:sz w:val="20"/>
               </w:rPr>
               <w:t>☐</w:t>
@@ -3331,7 +3338,7 @@
         </w:tc>
         <w:tc>
           <w:tcPr>
-            <w:tcW w:type="dxa" w:w="533"/>
+            <w:tcW w:type="dxa" w:w="1563"/>
             <w:vAlign w:val="center"/>
           </w:tcPr>
           <w:p>
@@ -3344,7 +3351,7 @@
               <w:rPr>
                 <w:rFonts w:ascii="Arial" w:hAnsi="Arial"/>
                 <w:b w:val="0"/>
-                <w:color w:val="24364B"/>
+                <w:color w:val="111111"/>
                 <w:sz w:val="20"/>
               </w:rPr>
               <w:t>☐</w:t>
@@ -3353,7 +3360,7 @@
         </w:tc>
         <w:tc>
           <w:tcPr>
-            <w:tcW w:type="dxa" w:w="533"/>
+            <w:tcW w:type="dxa" w:w="1563"/>
             <w:vAlign w:val="center"/>
           </w:tcPr>
           <w:p>
@@ -3366,7 +3373,7 @@
               <w:rPr>
                 <w:rFonts w:ascii="Arial" w:hAnsi="Arial"/>
                 <w:b w:val="0"/>
-                <w:color w:val="24364B"/>
+                <w:color w:val="111111"/>
                 <w:sz w:val="20"/>
               </w:rPr>
               <w:t>☐</w:t>
@@ -3375,7 +3382,7 @@
         </w:tc>
         <w:tc>
           <w:tcPr>
-            <w:tcW w:type="dxa" w:w="533"/>
+            <w:tcW w:type="dxa" w:w="1563"/>
             <w:vAlign w:val="center"/>
           </w:tcPr>
           <w:p>
@@ -3388,7 +3395,7 @@
               <w:rPr>
                 <w:rFonts w:ascii="Arial" w:hAnsi="Arial"/>
                 <w:b w:val="0"/>
-                <w:color w:val="24364B"/>
+                <w:color w:val="111111"/>
                 <w:sz w:val="20"/>
               </w:rPr>
               <w:t>☐</w:t>
@@ -3397,7 +3404,7 @@
         </w:tc>
         <w:tc>
           <w:tcPr>
-            <w:tcW w:type="dxa" w:w="533"/>
+            <w:tcW w:type="dxa" w:w="1563"/>
             <w:vAlign w:val="center"/>
           </w:tcPr>
           <w:p>
@@ -3410,7 +3417,7 @@
               <w:rPr>
                 <w:rFonts w:ascii="Arial" w:hAnsi="Arial"/>
                 <w:b w:val="0"/>
-                <w:color w:val="24364B"/>
+                <w:color w:val="111111"/>
                 <w:sz w:val="20"/>
               </w:rPr>
               <w:t>☐</w:t>
@@ -3424,8 +3431,8 @@
         </w:trPr>
         <w:tc>
           <w:tcPr>
-            <w:tcW w:type="dxa" w:w="518"/>
-            <w:shd w:fill="EEF5FC"/>
+            <w:tcW w:type="dxa" w:w="1563"/>
+            <w:shd w:fill="F2F2F2"/>
             <w:vAlign w:val="center"/>
           </w:tcPr>
           <w:p>
@@ -3438,7 +3445,7 @@
               <w:rPr>
                 <w:rFonts w:ascii="Arial" w:hAnsi="Arial"/>
                 <w:b w:val="0"/>
-                <w:color w:val="24364B"/>
+                <w:color w:val="111111"/>
                 <w:sz w:val="16"/>
               </w:rPr>
               <w:t>8</w:t>
@@ -3447,8 +3454,8 @@
         </w:tc>
         <w:tc>
           <w:tcPr>
-            <w:tcW w:type="dxa" w:w="7762"/>
-            <w:shd w:fill="EEF5FC"/>
+            <w:tcW w:type="dxa" w:w="1563"/>
+            <w:shd w:fill="F2F2F2"/>
             <w:vAlign w:val="center"/>
           </w:tcPr>
           <w:p>
@@ -3461,7 +3468,7 @@
               <w:rPr>
                 <w:rFonts w:ascii="Arial" w:hAnsi="Arial"/>
                 <w:b w:val="0"/>
-                <w:color w:val="24364B"/>
+                <w:color w:val="111111"/>
                 <w:sz w:val="16"/>
               </w:rPr>
               <w:t>Colors, icons, spacing, and screen layouts provide a consistent and professional appearance. (UIA)</w:t>
@@ -3470,8 +3477,8 @@
         </w:tc>
         <w:tc>
           <w:tcPr>
-            <w:tcW w:type="dxa" w:w="533"/>
-            <w:shd w:fill="EEF5FC"/>
+            <w:tcW w:type="dxa" w:w="1563"/>
+            <w:shd w:fill="F2F2F2"/>
             <w:vAlign w:val="center"/>
           </w:tcPr>
           <w:p>
@@ -3484,7 +3491,7 @@
               <w:rPr>
                 <w:rFonts w:ascii="Arial" w:hAnsi="Arial"/>
                 <w:b w:val="0"/>
-                <w:color w:val="24364B"/>
+                <w:color w:val="111111"/>
                 <w:sz w:val="20"/>
               </w:rPr>
               <w:t>☐</w:t>
@@ -3493,8 +3500,8 @@
         </w:tc>
         <w:tc>
           <w:tcPr>
-            <w:tcW w:type="dxa" w:w="533"/>
-            <w:shd w:fill="EEF5FC"/>
+            <w:tcW w:type="dxa" w:w="1563"/>
+            <w:shd w:fill="F2F2F2"/>
             <w:vAlign w:val="center"/>
           </w:tcPr>
           <w:p>
@@ -3507,7 +3514,7 @@
               <w:rPr>
                 <w:rFonts w:ascii="Arial" w:hAnsi="Arial"/>
                 <w:b w:val="0"/>
-                <w:color w:val="24364B"/>
+                <w:color w:val="111111"/>
                 <w:sz w:val="20"/>
               </w:rPr>
               <w:t>☐</w:t>
@@ -3516,8 +3523,8 @@
         </w:tc>
         <w:tc>
           <w:tcPr>
-            <w:tcW w:type="dxa" w:w="533"/>
-            <w:shd w:fill="EEF5FC"/>
+            <w:tcW w:type="dxa" w:w="1563"/>
+            <w:shd w:fill="F2F2F2"/>
             <w:vAlign w:val="center"/>
           </w:tcPr>
           <w:p>
@@ -3530,7 +3537,7 @@
               <w:rPr>
                 <w:rFonts w:ascii="Arial" w:hAnsi="Arial"/>
                 <w:b w:val="0"/>
-                <w:color w:val="24364B"/>
+                <w:color w:val="111111"/>
                 <w:sz w:val="20"/>
               </w:rPr>
               <w:t>☐</w:t>
@@ -3539,8 +3546,8 @@
         </w:tc>
         <w:tc>
           <w:tcPr>
-            <w:tcW w:type="dxa" w:w="533"/>
-            <w:shd w:fill="EEF5FC"/>
+            <w:tcW w:type="dxa" w:w="1563"/>
+            <w:shd w:fill="F2F2F2"/>
             <w:vAlign w:val="center"/>
           </w:tcPr>
           <w:p>
@@ -3553,7 +3560,7 @@
               <w:rPr>
                 <w:rFonts w:ascii="Arial" w:hAnsi="Arial"/>
                 <w:b w:val="0"/>
-                <w:color w:val="24364B"/>
+                <w:color w:val="111111"/>
                 <w:sz w:val="20"/>
               </w:rPr>
               <w:t>☐</w:t>
@@ -3562,8 +3569,8 @@
         </w:tc>
         <w:tc>
           <w:tcPr>
-            <w:tcW w:type="dxa" w:w="533"/>
-            <w:shd w:fill="EEF5FC"/>
+            <w:tcW w:type="dxa" w:w="1563"/>
+            <w:shd w:fill="F2F2F2"/>
             <w:vAlign w:val="center"/>
           </w:tcPr>
           <w:p>
@@ -3576,7 +3583,7 @@
               <w:rPr>
                 <w:rFonts w:ascii="Arial" w:hAnsi="Arial"/>
                 <w:b w:val="0"/>
-                <w:color w:val="24364B"/>
+                <w:color w:val="111111"/>
                 <w:sz w:val="20"/>
               </w:rPr>
               <w:t>☐</w:t>
@@ -3594,7 +3601,7 @@
         <w:rPr>
           <w:rFonts w:ascii="Arial" w:hAnsi="Arial"/>
           <w:b/>
-          <w:color w:val="1F5DAA"/>
+          <w:color w:val="000000"/>
           <w:sz w:val="20"/>
         </w:rPr>
         <w:t>C. RELIABILITY</w:t>
@@ -3609,7 +3616,7 @@
         <w:rPr>
           <w:rFonts w:ascii="Arial" w:hAnsi="Arial"/>
           <w:i/>
-          <w:color w:val="24364B"/>
+          <w:color w:val="111111"/>
           <w:sz w:val="15"/>
         </w:rPr>
         <w:t>Coverage: Availability (AV), Fault Tolerance (FT), and Recoverability (RC)</w:t>
@@ -3618,19 +3625,19 @@
     <w:tbl>
       <w:tblPr>
         <w:tblStyle w:val="TableGrid"/>
-        <w:tblW w:type="auto" w:w="0"/>
+        <w:tblW w:type="dxa" w:w="10944"/>
         <w:jc w:val="center"/>
         <w:tblLayout w:type="fixed"/>
         <w:tblLook w:firstColumn="1" w:firstRow="1" w:lastColumn="0" w:lastRow="0" w:noHBand="0" w:noVBand="1" w:val="04A0"/>
       </w:tblPr>
       <w:tblGrid>
-        <w:gridCol w:w="1563"/>
-        <w:gridCol w:w="1563"/>
-        <w:gridCol w:w="1563"/>
-        <w:gridCol w:w="1563"/>
-        <w:gridCol w:w="1563"/>
-        <w:gridCol w:w="1563"/>
-        <w:gridCol w:w="1563"/>
+        <w:gridCol w:w="518"/>
+        <w:gridCol w:w="7762"/>
+        <w:gridCol w:w="533"/>
+        <w:gridCol w:w="533"/>
+        <w:gridCol w:w="533"/>
+        <w:gridCol w:w="533"/>
+        <w:gridCol w:w="533"/>
       </w:tblGrid>
       <w:tr>
         <w:trPr>
@@ -3639,10 +3646,10 @@
         </w:trPr>
         <w:tc>
           <w:tcPr>
-            <w:tcW w:type="dxa" w:w="518"/>
+            <w:tcW w:type="dxa" w:w="1563"/>
             <w:vMerge w:val="restart"/>
             <w:vAlign w:val="center"/>
-            <w:shd w:fill="1F5DAA"/>
+            <w:shd w:fill="000000"/>
           </w:tcPr>
           <w:p>
             <w:pPr>
@@ -3663,10 +3670,10 @@
         </w:tc>
         <w:tc>
           <w:tcPr>
-            <w:tcW w:type="dxa" w:w="7762"/>
+            <w:tcW w:type="dxa" w:w="1563"/>
             <w:vMerge w:val="restart"/>
             <w:vAlign w:val="center"/>
-            <w:shd w:fill="1F5DAA"/>
+            <w:shd w:fill="000000"/>
           </w:tcPr>
           <w:p>
             <w:pPr>
@@ -3687,10 +3694,10 @@
         </w:tc>
         <w:tc>
           <w:tcPr>
-            <w:tcW w:type="dxa" w:w="2665"/>
+            <w:tcW w:type="dxa" w:w="7815"/>
             <w:gridSpan w:val="5"/>
             <w:vAlign w:val="center"/>
-            <w:shd w:fill="1F5DAA"/>
+            <w:shd w:fill="000000"/>
           </w:tcPr>
           <w:p>
             <w:pPr>
@@ -3717,23 +3724,23 @@
         </w:trPr>
         <w:tc>
           <w:tcPr>
-            <w:tcW w:type="dxa" w:w="518"/>
+            <w:tcW w:type="dxa" w:w="1563"/>
             <w:vMerge/>
           </w:tcPr>
           <w:p/>
         </w:tc>
         <w:tc>
           <w:tcPr>
-            <w:tcW w:type="dxa" w:w="7762"/>
+            <w:tcW w:type="dxa" w:w="1563"/>
             <w:vMerge/>
           </w:tcPr>
           <w:p/>
         </w:tc>
         <w:tc>
           <w:tcPr>
-            <w:tcW w:type="dxa" w:w="533"/>
-            <w:vAlign w:val="center"/>
-            <w:shd w:fill="1F5DAA"/>
+            <w:tcW w:type="dxa" w:w="1563"/>
+            <w:vAlign w:val="center"/>
+            <w:shd w:fill="000000"/>
           </w:tcPr>
           <w:p>
             <w:pPr>
@@ -3754,9 +3761,9 @@
         </w:tc>
         <w:tc>
           <w:tcPr>
-            <w:tcW w:type="dxa" w:w="533"/>
-            <w:vAlign w:val="center"/>
-            <w:shd w:fill="1F5DAA"/>
+            <w:tcW w:type="dxa" w:w="1563"/>
+            <w:vAlign w:val="center"/>
+            <w:shd w:fill="000000"/>
           </w:tcPr>
           <w:p>
             <w:pPr>
@@ -3777,9 +3784,9 @@
         </w:tc>
         <w:tc>
           <w:tcPr>
-            <w:tcW w:type="dxa" w:w="533"/>
-            <w:vAlign w:val="center"/>
-            <w:shd w:fill="1F5DAA"/>
+            <w:tcW w:type="dxa" w:w="1563"/>
+            <w:vAlign w:val="center"/>
+            <w:shd w:fill="000000"/>
           </w:tcPr>
           <w:p>
             <w:pPr>
@@ -3800,9 +3807,9 @@
         </w:tc>
         <w:tc>
           <w:tcPr>
-            <w:tcW w:type="dxa" w:w="533"/>
-            <w:vAlign w:val="center"/>
-            <w:shd w:fill="1F5DAA"/>
+            <w:tcW w:type="dxa" w:w="1563"/>
+            <w:vAlign w:val="center"/>
+            <w:shd w:fill="000000"/>
           </w:tcPr>
           <w:p>
             <w:pPr>
@@ -3823,9 +3830,9 @@
         </w:tc>
         <w:tc>
           <w:tcPr>
-            <w:tcW w:type="dxa" w:w="533"/>
-            <w:vAlign w:val="center"/>
-            <w:shd w:fill="1F5DAA"/>
+            <w:tcW w:type="dxa" w:w="1563"/>
+            <w:vAlign w:val="center"/>
+            <w:shd w:fill="000000"/>
           </w:tcPr>
           <w:p>
             <w:pPr>
@@ -3851,7 +3858,7 @@
         </w:trPr>
         <w:tc>
           <w:tcPr>
-            <w:tcW w:type="dxa" w:w="518"/>
+            <w:tcW w:type="dxa" w:w="1563"/>
             <w:vAlign w:val="center"/>
           </w:tcPr>
           <w:p>
@@ -3864,7 +3871,7 @@
               <w:rPr>
                 <w:rFonts w:ascii="Arial" w:hAnsi="Arial"/>
                 <w:b w:val="0"/>
-                <w:color w:val="24364B"/>
+                <w:color w:val="111111"/>
                 <w:sz w:val="16"/>
               </w:rPr>
               <w:t>1</w:t>
@@ -3873,7 +3880,7 @@
         </w:tc>
         <w:tc>
           <w:tcPr>
-            <w:tcW w:type="dxa" w:w="7762"/>
+            <w:tcW w:type="dxa" w:w="1563"/>
             <w:vAlign w:val="center"/>
           </w:tcPr>
           <w:p>
@@ -3886,7 +3893,7 @@
               <w:rPr>
                 <w:rFonts w:ascii="Arial" w:hAnsi="Arial"/>
                 <w:b w:val="0"/>
-                <w:color w:val="24364B"/>
+                <w:color w:val="111111"/>
                 <w:sz w:val="16"/>
               </w:rPr>
               <w:t>The mobile application is accessible and ready during normal duty operations. (AV)</w:t>
@@ -3895,7 +3902,7 @@
         </w:tc>
         <w:tc>
           <w:tcPr>
-            <w:tcW w:type="dxa" w:w="533"/>
+            <w:tcW w:type="dxa" w:w="1563"/>
             <w:vAlign w:val="center"/>
           </w:tcPr>
           <w:p>
@@ -3908,7 +3915,7 @@
               <w:rPr>
                 <w:rFonts w:ascii="Arial" w:hAnsi="Arial"/>
                 <w:b w:val="0"/>
-                <w:color w:val="24364B"/>
+                <w:color w:val="111111"/>
                 <w:sz w:val="20"/>
               </w:rPr>
               <w:t>☐</w:t>
@@ -3917,7 +3924,7 @@
         </w:tc>
         <w:tc>
           <w:tcPr>
-            <w:tcW w:type="dxa" w:w="533"/>
+            <w:tcW w:type="dxa" w:w="1563"/>
             <w:vAlign w:val="center"/>
           </w:tcPr>
           <w:p>
@@ -3930,7 +3937,7 @@
               <w:rPr>
                 <w:rFonts w:ascii="Arial" w:hAnsi="Arial"/>
                 <w:b w:val="0"/>
-                <w:color w:val="24364B"/>
+                <w:color w:val="111111"/>
                 <w:sz w:val="20"/>
               </w:rPr>
               <w:t>☐</w:t>
@@ -3939,7 +3946,7 @@
         </w:tc>
         <w:tc>
           <w:tcPr>
-            <w:tcW w:type="dxa" w:w="533"/>
+            <w:tcW w:type="dxa" w:w="1563"/>
             <w:vAlign w:val="center"/>
           </w:tcPr>
           <w:p>
@@ -3952,7 +3959,7 @@
               <w:rPr>
                 <w:rFonts w:ascii="Arial" w:hAnsi="Arial"/>
                 <w:b w:val="0"/>
-                <w:color w:val="24364B"/>
+                <w:color w:val="111111"/>
                 <w:sz w:val="20"/>
               </w:rPr>
               <w:t>☐</w:t>
@@ -3961,7 +3968,7 @@
         </w:tc>
         <w:tc>
           <w:tcPr>
-            <w:tcW w:type="dxa" w:w="533"/>
+            <w:tcW w:type="dxa" w:w="1563"/>
             <w:vAlign w:val="center"/>
           </w:tcPr>
           <w:p>
@@ -3974,7 +3981,7 @@
               <w:rPr>
                 <w:rFonts w:ascii="Arial" w:hAnsi="Arial"/>
                 <w:b w:val="0"/>
-                <w:color w:val="24364B"/>
+                <w:color w:val="111111"/>
                 <w:sz w:val="20"/>
               </w:rPr>
               <w:t>☐</w:t>
@@ -3983,7 +3990,7 @@
         </w:tc>
         <w:tc>
           <w:tcPr>
-            <w:tcW w:type="dxa" w:w="533"/>
+            <w:tcW w:type="dxa" w:w="1563"/>
             <w:vAlign w:val="center"/>
           </w:tcPr>
           <w:p>
@@ -3996,7 +4003,7 @@
               <w:rPr>
                 <w:rFonts w:ascii="Arial" w:hAnsi="Arial"/>
                 <w:b w:val="0"/>
-                <w:color w:val="24364B"/>
+                <w:color w:val="111111"/>
                 <w:sz w:val="20"/>
               </w:rPr>
               <w:t>☐</w:t>
@@ -4010,8 +4017,8 @@
         </w:trPr>
         <w:tc>
           <w:tcPr>
-            <w:tcW w:type="dxa" w:w="518"/>
-            <w:shd w:fill="EEF5FC"/>
+            <w:tcW w:type="dxa" w:w="1563"/>
+            <w:shd w:fill="F2F2F2"/>
             <w:vAlign w:val="center"/>
           </w:tcPr>
           <w:p>
@@ -4024,7 +4031,7 @@
               <w:rPr>
                 <w:rFonts w:ascii="Arial" w:hAnsi="Arial"/>
                 <w:b w:val="0"/>
-                <w:color w:val="24364B"/>
+                <w:color w:val="111111"/>
                 <w:sz w:val="16"/>
               </w:rPr>
               <w:t>2</w:t>
@@ -4033,8 +4040,8 @@
         </w:tc>
         <w:tc>
           <w:tcPr>
-            <w:tcW w:type="dxa" w:w="7762"/>
-            <w:shd w:fill="EEF5FC"/>
+            <w:tcW w:type="dxa" w:w="1563"/>
+            <w:shd w:fill="F2F2F2"/>
             <w:vAlign w:val="center"/>
           </w:tcPr>
           <w:p>
@@ -4047,7 +4054,7 @@
               <w:rPr>
                 <w:rFonts w:ascii="Arial" w:hAnsi="Arial"/>
                 <w:b w:val="0"/>
-                <w:color w:val="24364B"/>
+                <w:color w:val="111111"/>
                 <w:sz w:val="16"/>
               </w:rPr>
               <w:t>My assigned deployments, tasks, and submitted-report history are available when needed. (AV)</w:t>
@@ -4056,8 +4063,8 @@
         </w:tc>
         <w:tc>
           <w:tcPr>
-            <w:tcW w:type="dxa" w:w="533"/>
-            <w:shd w:fill="EEF5FC"/>
+            <w:tcW w:type="dxa" w:w="1563"/>
+            <w:shd w:fill="F2F2F2"/>
             <w:vAlign w:val="center"/>
           </w:tcPr>
           <w:p>
@@ -4070,7 +4077,7 @@
               <w:rPr>
                 <w:rFonts w:ascii="Arial" w:hAnsi="Arial"/>
                 <w:b w:val="0"/>
-                <w:color w:val="24364B"/>
+                <w:color w:val="111111"/>
                 <w:sz w:val="20"/>
               </w:rPr>
               <w:t>☐</w:t>
@@ -4079,8 +4086,8 @@
         </w:tc>
         <w:tc>
           <w:tcPr>
-            <w:tcW w:type="dxa" w:w="533"/>
-            <w:shd w:fill="EEF5FC"/>
+            <w:tcW w:type="dxa" w:w="1563"/>
+            <w:shd w:fill="F2F2F2"/>
             <w:vAlign w:val="center"/>
           </w:tcPr>
           <w:p>
@@ -4093,7 +4100,7 @@
               <w:rPr>
                 <w:rFonts w:ascii="Arial" w:hAnsi="Arial"/>
                 <w:b w:val="0"/>
-                <w:color w:val="24364B"/>
+                <w:color w:val="111111"/>
                 <w:sz w:val="20"/>
               </w:rPr>
               <w:t>☐</w:t>
@@ -4102,8 +4109,8 @@
         </w:tc>
         <w:tc>
           <w:tcPr>
-            <w:tcW w:type="dxa" w:w="533"/>
-            <w:shd w:fill="EEF5FC"/>
+            <w:tcW w:type="dxa" w:w="1563"/>
+            <w:shd w:fill="F2F2F2"/>
             <w:vAlign w:val="center"/>
           </w:tcPr>
           <w:p>
@@ -4116,7 +4123,7 @@
               <w:rPr>
                 <w:rFonts w:ascii="Arial" w:hAnsi="Arial"/>
                 <w:b w:val="0"/>
-                <w:color w:val="24364B"/>
+                <w:color w:val="111111"/>
                 <w:sz w:val="20"/>
               </w:rPr>
               <w:t>☐</w:t>
@@ -4125,8 +4132,8 @@
         </w:tc>
         <w:tc>
           <w:tcPr>
-            <w:tcW w:type="dxa" w:w="533"/>
-            <w:shd w:fill="EEF5FC"/>
+            <w:tcW w:type="dxa" w:w="1563"/>
+            <w:shd w:fill="F2F2F2"/>
             <w:vAlign w:val="center"/>
           </w:tcPr>
           <w:p>
@@ -4139,7 +4146,7 @@
               <w:rPr>
                 <w:rFonts w:ascii="Arial" w:hAnsi="Arial"/>
                 <w:b w:val="0"/>
-                <w:color w:val="24364B"/>
+                <w:color w:val="111111"/>
                 <w:sz w:val="20"/>
               </w:rPr>
               <w:t>☐</w:t>
@@ -4148,8 +4155,8 @@
         </w:tc>
         <w:tc>
           <w:tcPr>
-            <w:tcW w:type="dxa" w:w="533"/>
-            <w:shd w:fill="EEF5FC"/>
+            <w:tcW w:type="dxa" w:w="1563"/>
+            <w:shd w:fill="F2F2F2"/>
             <w:vAlign w:val="center"/>
           </w:tcPr>
           <w:p>
@@ -4162,7 +4169,7 @@
               <w:rPr>
                 <w:rFonts w:ascii="Arial" w:hAnsi="Arial"/>
                 <w:b w:val="0"/>
-                <w:color w:val="24364B"/>
+                <w:color w:val="111111"/>
                 <w:sz w:val="20"/>
               </w:rPr>
               <w:t>☐</w:t>
@@ -4176,7 +4183,7 @@
         </w:trPr>
         <w:tc>
           <w:tcPr>
-            <w:tcW w:type="dxa" w:w="518"/>
+            <w:tcW w:type="dxa" w:w="1563"/>
             <w:vAlign w:val="center"/>
           </w:tcPr>
           <w:p>
@@ -4189,7 +4196,7 @@
               <w:rPr>
                 <w:rFonts w:ascii="Arial" w:hAnsi="Arial"/>
                 <w:b w:val="0"/>
-                <w:color w:val="24364B"/>
+                <w:color w:val="111111"/>
                 <w:sz w:val="16"/>
               </w:rPr>
               <w:t>3</w:t>
@@ -4198,7 +4205,7 @@
         </w:tc>
         <w:tc>
           <w:tcPr>
-            <w:tcW w:type="dxa" w:w="7762"/>
+            <w:tcW w:type="dxa" w:w="1563"/>
             <w:vAlign w:val="center"/>
           </w:tcPr>
           <w:p>
@@ -4211,7 +4218,7 @@
               <w:rPr>
                 <w:rFonts w:ascii="Arial" w:hAnsi="Arial"/>
                 <w:b w:val="0"/>
-                <w:color w:val="24364B"/>
+                <w:color w:val="111111"/>
                 <w:sz w:val="16"/>
               </w:rPr>
               <w:t>GPS updates, notifications, backup requests, and reporting functions work consistently during normal use. (AV)</w:t>
@@ -4220,7 +4227,7 @@
         </w:tc>
         <w:tc>
           <w:tcPr>
-            <w:tcW w:type="dxa" w:w="533"/>
+            <w:tcW w:type="dxa" w:w="1563"/>
             <w:vAlign w:val="center"/>
           </w:tcPr>
           <w:p>
@@ -4233,7 +4240,7 @@
               <w:rPr>
                 <w:rFonts w:ascii="Arial" w:hAnsi="Arial"/>
                 <w:b w:val="0"/>
-                <w:color w:val="24364B"/>
+                <w:color w:val="111111"/>
                 <w:sz w:val="20"/>
               </w:rPr>
               <w:t>☐</w:t>
@@ -4242,7 +4249,7 @@
         </w:tc>
         <w:tc>
           <w:tcPr>
-            <w:tcW w:type="dxa" w:w="533"/>
+            <w:tcW w:type="dxa" w:w="1563"/>
             <w:vAlign w:val="center"/>
           </w:tcPr>
           <w:p>
@@ -4255,7 +4262,7 @@
               <w:rPr>
                 <w:rFonts w:ascii="Arial" w:hAnsi="Arial"/>
                 <w:b w:val="0"/>
-                <w:color w:val="24364B"/>
+                <w:color w:val="111111"/>
                 <w:sz w:val="20"/>
               </w:rPr>
               <w:t>☐</w:t>
@@ -4264,7 +4271,7 @@
         </w:tc>
         <w:tc>
           <w:tcPr>
-            <w:tcW w:type="dxa" w:w="533"/>
+            <w:tcW w:type="dxa" w:w="1563"/>
             <w:vAlign w:val="center"/>
           </w:tcPr>
           <w:p>
@@ -4277,7 +4284,7 @@
               <w:rPr>
                 <w:rFonts w:ascii="Arial" w:hAnsi="Arial"/>
                 <w:b w:val="0"/>
-                <w:color w:val="24364B"/>
+                <w:color w:val="111111"/>
                 <w:sz w:val="20"/>
               </w:rPr>
               <w:t>☐</w:t>
@@ -4286,7 +4293,7 @@
         </w:tc>
         <w:tc>
           <w:tcPr>
-            <w:tcW w:type="dxa" w:w="533"/>
+            <w:tcW w:type="dxa" w:w="1563"/>
             <w:vAlign w:val="center"/>
           </w:tcPr>
           <w:p>
@@ -4299,7 +4306,7 @@
               <w:rPr>
                 <w:rFonts w:ascii="Arial" w:hAnsi="Arial"/>
                 <w:b w:val="0"/>
-                <w:color w:val="24364B"/>
+                <w:color w:val="111111"/>
                 <w:sz w:val="20"/>
               </w:rPr>
               <w:t>☐</w:t>
@@ -4308,7 +4315,7 @@
         </w:tc>
         <w:tc>
           <w:tcPr>
-            <w:tcW w:type="dxa" w:w="533"/>
+            <w:tcW w:type="dxa" w:w="1563"/>
             <w:vAlign w:val="center"/>
           </w:tcPr>
           <w:p>
@@ -4321,7 +4328,7 @@
               <w:rPr>
                 <w:rFonts w:ascii="Arial" w:hAnsi="Arial"/>
                 <w:b w:val="0"/>
-                <w:color w:val="24364B"/>
+                <w:color w:val="111111"/>
                 <w:sz w:val="20"/>
               </w:rPr>
               <w:t>☐</w:t>
@@ -4335,8 +4342,8 @@
         </w:trPr>
         <w:tc>
           <w:tcPr>
-            <w:tcW w:type="dxa" w:w="518"/>
-            <w:shd w:fill="EEF5FC"/>
+            <w:tcW w:type="dxa" w:w="1563"/>
+            <w:shd w:fill="F2F2F2"/>
             <w:vAlign w:val="center"/>
           </w:tcPr>
           <w:p>
@@ -4349,7 +4356,7 @@
               <w:rPr>
                 <w:rFonts w:ascii="Arial" w:hAnsi="Arial"/>
                 <w:b w:val="0"/>
-                <w:color w:val="24364B"/>
+                <w:color w:val="111111"/>
                 <w:sz w:val="16"/>
               </w:rPr>
               <w:t>4</w:t>
@@ -4358,8 +4365,8 @@
         </w:tc>
         <w:tc>
           <w:tcPr>
-            <w:tcW w:type="dxa" w:w="7762"/>
-            <w:shd w:fill="EEF5FC"/>
+            <w:tcW w:type="dxa" w:w="1563"/>
+            <w:shd w:fill="F2F2F2"/>
             <w:vAlign w:val="center"/>
           </w:tcPr>
           <w:p>
@@ -4372,7 +4379,7 @@
               <w:rPr>
                 <w:rFonts w:ascii="Arial" w:hAnsi="Arial"/>
                 <w:b w:val="0"/>
-                <w:color w:val="24364B"/>
+                <w:color w:val="111111"/>
                 <w:sz w:val="16"/>
               </w:rPr>
               <w:t>The application provides clear and safe behavior when the internet or mobile signal is temporarily unavailable. (FT)</w:t>
@@ -4381,8 +4388,8 @@
         </w:tc>
         <w:tc>
           <w:tcPr>
-            <w:tcW w:type="dxa" w:w="533"/>
-            <w:shd w:fill="EEF5FC"/>
+            <w:tcW w:type="dxa" w:w="1563"/>
+            <w:shd w:fill="F2F2F2"/>
             <w:vAlign w:val="center"/>
           </w:tcPr>
           <w:p>
@@ -4395,7 +4402,7 @@
               <w:rPr>
                 <w:rFonts w:ascii="Arial" w:hAnsi="Arial"/>
                 <w:b w:val="0"/>
-                <w:color w:val="24364B"/>
+                <w:color w:val="111111"/>
                 <w:sz w:val="20"/>
               </w:rPr>
               <w:t>☐</w:t>
@@ -4404,8 +4411,8 @@
         </w:tc>
         <w:tc>
           <w:tcPr>
-            <w:tcW w:type="dxa" w:w="533"/>
-            <w:shd w:fill="EEF5FC"/>
+            <w:tcW w:type="dxa" w:w="1563"/>
+            <w:shd w:fill="F2F2F2"/>
             <w:vAlign w:val="center"/>
           </w:tcPr>
           <w:p>
@@ -4418,7 +4425,7 @@
               <w:rPr>
                 <w:rFonts w:ascii="Arial" w:hAnsi="Arial"/>
                 <w:b w:val="0"/>
-                <w:color w:val="24364B"/>
+                <w:color w:val="111111"/>
                 <w:sz w:val="20"/>
               </w:rPr>
               <w:t>☐</w:t>
@@ -4427,8 +4434,8 @@
         </w:tc>
         <w:tc>
           <w:tcPr>
-            <w:tcW w:type="dxa" w:w="533"/>
-            <w:shd w:fill="EEF5FC"/>
+            <w:tcW w:type="dxa" w:w="1563"/>
+            <w:shd w:fill="F2F2F2"/>
             <w:vAlign w:val="center"/>
           </w:tcPr>
           <w:p>
@@ -4441,7 +4448,7 @@
               <w:rPr>
                 <w:rFonts w:ascii="Arial" w:hAnsi="Arial"/>
                 <w:b w:val="0"/>
-                <w:color w:val="24364B"/>
+                <w:color w:val="111111"/>
                 <w:sz w:val="20"/>
               </w:rPr>
               <w:t>☐</w:t>
@@ -4450,8 +4457,8 @@
         </w:tc>
         <w:tc>
           <w:tcPr>
-            <w:tcW w:type="dxa" w:w="533"/>
-            <w:shd w:fill="EEF5FC"/>
+            <w:tcW w:type="dxa" w:w="1563"/>
+            <w:shd w:fill="F2F2F2"/>
             <w:vAlign w:val="center"/>
           </w:tcPr>
           <w:p>
@@ -4464,7 +4471,7 @@
               <w:rPr>
                 <w:rFonts w:ascii="Arial" w:hAnsi="Arial"/>
                 <w:b w:val="0"/>
-                <w:color w:val="24364B"/>
+                <w:color w:val="111111"/>
                 <w:sz w:val="20"/>
               </w:rPr>
               <w:t>☐</w:t>
@@ -4473,8 +4480,8 @@
         </w:tc>
         <w:tc>
           <w:tcPr>
-            <w:tcW w:type="dxa" w:w="533"/>
-            <w:shd w:fill="EEF5FC"/>
+            <w:tcW w:type="dxa" w:w="1563"/>
+            <w:shd w:fill="F2F2F2"/>
             <w:vAlign w:val="center"/>
           </w:tcPr>
           <w:p>
@@ -4487,7 +4494,7 @@
               <w:rPr>
                 <w:rFonts w:ascii="Arial" w:hAnsi="Arial"/>
                 <w:b w:val="0"/>
-                <w:color w:val="24364B"/>
+                <w:color w:val="111111"/>
                 <w:sz w:val="20"/>
               </w:rPr>
               <w:t>☐</w:t>
@@ -4501,7 +4508,7 @@
         </w:trPr>
         <w:tc>
           <w:tcPr>
-            <w:tcW w:type="dxa" w:w="518"/>
+            <w:tcW w:type="dxa" w:w="1563"/>
             <w:vAlign w:val="center"/>
           </w:tcPr>
           <w:p>
@@ -4514,7 +4521,7 @@
               <w:rPr>
                 <w:rFonts w:ascii="Arial" w:hAnsi="Arial"/>
                 <w:b w:val="0"/>
-                <w:color w:val="24364B"/>
+                <w:color w:val="111111"/>
                 <w:sz w:val="16"/>
               </w:rPr>
               <w:t>5</w:t>
@@ -4523,7 +4530,7 @@
         </w:tc>
         <w:tc>
           <w:tcPr>
-            <w:tcW w:type="dxa" w:w="7762"/>
+            <w:tcW w:type="dxa" w:w="1563"/>
             <w:vAlign w:val="center"/>
           </w:tcPr>
           <w:p>
@@ -4536,7 +4543,7 @@
               <w:rPr>
                 <w:rFonts w:ascii="Arial" w:hAnsi="Arial"/>
                 <w:b w:val="0"/>
-                <w:color w:val="24364B"/>
+                <w:color w:val="111111"/>
                 <w:sz w:val="16"/>
               </w:rPr>
               <w:t>Previously viewed tasks and submitted reports remain available when temporary connectivity problems occur. (FT)</w:t>
@@ -4545,7 +4552,7 @@
         </w:tc>
         <w:tc>
           <w:tcPr>
-            <w:tcW w:type="dxa" w:w="533"/>
+            <w:tcW w:type="dxa" w:w="1563"/>
             <w:vAlign w:val="center"/>
           </w:tcPr>
           <w:p>
@@ -4558,7 +4565,7 @@
               <w:rPr>
                 <w:rFonts w:ascii="Arial" w:hAnsi="Arial"/>
                 <w:b w:val="0"/>
-                <w:color w:val="24364B"/>
+                <w:color w:val="111111"/>
                 <w:sz w:val="20"/>
               </w:rPr>
               <w:t>☐</w:t>
@@ -4567,7 +4574,7 @@
         </w:tc>
         <w:tc>
           <w:tcPr>
-            <w:tcW w:type="dxa" w:w="533"/>
+            <w:tcW w:type="dxa" w:w="1563"/>
             <w:vAlign w:val="center"/>
           </w:tcPr>
           <w:p>
@@ -4580,7 +4587,7 @@
               <w:rPr>
                 <w:rFonts w:ascii="Arial" w:hAnsi="Arial"/>
                 <w:b w:val="0"/>
-                <w:color w:val="24364B"/>
+                <w:color w:val="111111"/>
                 <w:sz w:val="20"/>
               </w:rPr>
               <w:t>☐</w:t>
@@ -4589,7 +4596,7 @@
         </w:tc>
         <w:tc>
           <w:tcPr>
-            <w:tcW w:type="dxa" w:w="533"/>
+            <w:tcW w:type="dxa" w:w="1563"/>
             <w:vAlign w:val="center"/>
           </w:tcPr>
           <w:p>
@@ -4602,7 +4609,7 @@
               <w:rPr>
                 <w:rFonts w:ascii="Arial" w:hAnsi="Arial"/>
                 <w:b w:val="0"/>
-                <w:color w:val="24364B"/>
+                <w:color w:val="111111"/>
                 <w:sz w:val="20"/>
               </w:rPr>
               <w:t>☐</w:t>
@@ -4611,7 +4618,7 @@
         </w:tc>
         <w:tc>
           <w:tcPr>
-            <w:tcW w:type="dxa" w:w="533"/>
+            <w:tcW w:type="dxa" w:w="1563"/>
             <w:vAlign w:val="center"/>
           </w:tcPr>
           <w:p>
@@ -4624,7 +4631,7 @@
               <w:rPr>
                 <w:rFonts w:ascii="Arial" w:hAnsi="Arial"/>
                 <w:b w:val="0"/>
-                <w:color w:val="24364B"/>
+                <w:color w:val="111111"/>
                 <w:sz w:val="20"/>
               </w:rPr>
               <w:t>☐</w:t>
@@ -4633,7 +4640,7 @@
         </w:tc>
         <w:tc>
           <w:tcPr>
-            <w:tcW w:type="dxa" w:w="533"/>
+            <w:tcW w:type="dxa" w:w="1563"/>
             <w:vAlign w:val="center"/>
           </w:tcPr>
           <w:p>
@@ -4646,7 +4653,7 @@
               <w:rPr>
                 <w:rFonts w:ascii="Arial" w:hAnsi="Arial"/>
                 <w:b w:val="0"/>
-                <w:color w:val="24364B"/>
+                <w:color w:val="111111"/>
                 <w:sz w:val="20"/>
               </w:rPr>
               <w:t>☐</w:t>
@@ -4660,8 +4667,8 @@
         </w:trPr>
         <w:tc>
           <w:tcPr>
-            <w:tcW w:type="dxa" w:w="518"/>
-            <w:shd w:fill="EEF5FC"/>
+            <w:tcW w:type="dxa" w:w="1563"/>
+            <w:shd w:fill="F2F2F2"/>
             <w:vAlign w:val="center"/>
           </w:tcPr>
           <w:p>
@@ -4674,7 +4681,7 @@
               <w:rPr>
                 <w:rFonts w:ascii="Arial" w:hAnsi="Arial"/>
                 <w:b w:val="0"/>
-                <w:color w:val="24364B"/>
+                <w:color w:val="111111"/>
                 <w:sz w:val="16"/>
               </w:rPr>
               <w:t>6</w:t>
@@ -4683,8 +4690,8 @@
         </w:tc>
         <w:tc>
           <w:tcPr>
-            <w:tcW w:type="dxa" w:w="7762"/>
-            <w:shd w:fill="EEF5FC"/>
+            <w:tcW w:type="dxa" w:w="1563"/>
+            <w:shd w:fill="F2F2F2"/>
             <w:vAlign w:val="center"/>
           </w:tcPr>
           <w:p>
@@ -4697,7 +4704,7 @@
               <w:rPr>
                 <w:rFonts w:ascii="Arial" w:hAnsi="Arial"/>
                 <w:b w:val="0"/>
-                <w:color w:val="24364B"/>
+                <w:color w:val="111111"/>
                 <w:sz w:val="16"/>
               </w:rPr>
               <w:t>The application avoids unnecessary duplicate report submissions when offline synchronization is retried. (FT)</w:t>
@@ -4706,8 +4713,8 @@
         </w:tc>
         <w:tc>
           <w:tcPr>
-            <w:tcW w:type="dxa" w:w="533"/>
-            <w:shd w:fill="EEF5FC"/>
+            <w:tcW w:type="dxa" w:w="1563"/>
+            <w:shd w:fill="F2F2F2"/>
             <w:vAlign w:val="center"/>
           </w:tcPr>
           <w:p>
@@ -4720,7 +4727,7 @@
               <w:rPr>
                 <w:rFonts w:ascii="Arial" w:hAnsi="Arial"/>
                 <w:b w:val="0"/>
-                <w:color w:val="24364B"/>
+                <w:color w:val="111111"/>
                 <w:sz w:val="20"/>
               </w:rPr>
               <w:t>☐</w:t>
@@ -4729,8 +4736,8 @@
         </w:tc>
         <w:tc>
           <w:tcPr>
-            <w:tcW w:type="dxa" w:w="533"/>
-            <w:shd w:fill="EEF5FC"/>
+            <w:tcW w:type="dxa" w:w="1563"/>
+            <w:shd w:fill="F2F2F2"/>
             <w:vAlign w:val="center"/>
           </w:tcPr>
           <w:p>
@@ -4743,7 +4750,7 @@
               <w:rPr>
                 <w:rFonts w:ascii="Arial" w:hAnsi="Arial"/>
                 <w:b w:val="0"/>
-                <w:color w:val="24364B"/>
+                <w:color w:val="111111"/>
                 <w:sz w:val="20"/>
               </w:rPr>
               <w:t>☐</w:t>
@@ -4752,8 +4759,8 @@
         </w:tc>
         <w:tc>
           <w:tcPr>
-            <w:tcW w:type="dxa" w:w="533"/>
-            <w:shd w:fill="EEF5FC"/>
+            <w:tcW w:type="dxa" w:w="1563"/>
+            <w:shd w:fill="F2F2F2"/>
             <w:vAlign w:val="center"/>
           </w:tcPr>
           <w:p>
@@ -4766,7 +4773,7 @@
               <w:rPr>
                 <w:rFonts w:ascii="Arial" w:hAnsi="Arial"/>
                 <w:b w:val="0"/>
-                <w:color w:val="24364B"/>
+                <w:color w:val="111111"/>
                 <w:sz w:val="20"/>
               </w:rPr>
               <w:t>☐</w:t>
@@ -4775,8 +4782,8 @@
         </w:tc>
         <w:tc>
           <w:tcPr>
-            <w:tcW w:type="dxa" w:w="533"/>
-            <w:shd w:fill="EEF5FC"/>
+            <w:tcW w:type="dxa" w:w="1563"/>
+            <w:shd w:fill="F2F2F2"/>
             <w:vAlign w:val="center"/>
           </w:tcPr>
           <w:p>
@@ -4789,7 +4796,7 @@
               <w:rPr>
                 <w:rFonts w:ascii="Arial" w:hAnsi="Arial"/>
                 <w:b w:val="0"/>
-                <w:color w:val="24364B"/>
+                <w:color w:val="111111"/>
                 <w:sz w:val="20"/>
               </w:rPr>
               <w:t>☐</w:t>
@@ -4798,8 +4805,8 @@
         </w:tc>
         <w:tc>
           <w:tcPr>
-            <w:tcW w:type="dxa" w:w="533"/>
-            <w:shd w:fill="EEF5FC"/>
+            <w:tcW w:type="dxa" w:w="1563"/>
+            <w:shd w:fill="F2F2F2"/>
             <w:vAlign w:val="center"/>
           </w:tcPr>
           <w:p>
@@ -4812,7 +4819,7 @@
               <w:rPr>
                 <w:rFonts w:ascii="Arial" w:hAnsi="Arial"/>
                 <w:b w:val="0"/>
-                <w:color w:val="24364B"/>
+                <w:color w:val="111111"/>
                 <w:sz w:val="20"/>
               </w:rPr>
               <w:t>☐</w:t>
@@ -4826,7 +4833,7 @@
         </w:trPr>
         <w:tc>
           <w:tcPr>
-            <w:tcW w:type="dxa" w:w="518"/>
+            <w:tcW w:type="dxa" w:w="1563"/>
             <w:vAlign w:val="center"/>
           </w:tcPr>
           <w:p>
@@ -4839,7 +4846,7 @@
               <w:rPr>
                 <w:rFonts w:ascii="Arial" w:hAnsi="Arial"/>
                 <w:b w:val="0"/>
-                <w:color w:val="24364B"/>
+                <w:color w:val="111111"/>
                 <w:sz w:val="16"/>
               </w:rPr>
               <w:t>7</w:t>
@@ -4848,7 +4855,7 @@
         </w:tc>
         <w:tc>
           <w:tcPr>
-            <w:tcW w:type="dxa" w:w="7762"/>
+            <w:tcW w:type="dxa" w:w="1563"/>
             <w:vAlign w:val="center"/>
           </w:tcPr>
           <w:p>
@@ -4861,7 +4868,7 @@
               <w:rPr>
                 <w:rFonts w:ascii="Arial" w:hAnsi="Arial"/>
                 <w:b w:val="0"/>
-                <w:color w:val="24364B"/>
+                <w:color w:val="111111"/>
                 <w:sz w:val="16"/>
               </w:rPr>
               <w:t>The application returns to normal operation after internet connectivity is restored. (RC)</w:t>
@@ -4870,7 +4877,7 @@
         </w:tc>
         <w:tc>
           <w:tcPr>
-            <w:tcW w:type="dxa" w:w="533"/>
+            <w:tcW w:type="dxa" w:w="1563"/>
             <w:vAlign w:val="center"/>
           </w:tcPr>
           <w:p>
@@ -4883,7 +4890,7 @@
               <w:rPr>
                 <w:rFonts w:ascii="Arial" w:hAnsi="Arial"/>
                 <w:b w:val="0"/>
-                <w:color w:val="24364B"/>
+                <w:color w:val="111111"/>
                 <w:sz w:val="20"/>
               </w:rPr>
               <w:t>☐</w:t>
@@ -4892,7 +4899,7 @@
         </w:tc>
         <w:tc>
           <w:tcPr>
-            <w:tcW w:type="dxa" w:w="533"/>
+            <w:tcW w:type="dxa" w:w="1563"/>
             <w:vAlign w:val="center"/>
           </w:tcPr>
           <w:p>
@@ -4905,7 +4912,7 @@
               <w:rPr>
                 <w:rFonts w:ascii="Arial" w:hAnsi="Arial"/>
                 <w:b w:val="0"/>
-                <w:color w:val="24364B"/>
+                <w:color w:val="111111"/>
                 <w:sz w:val="20"/>
               </w:rPr>
               <w:t>☐</w:t>
@@ -4914,7 +4921,7 @@
         </w:tc>
         <w:tc>
           <w:tcPr>
-            <w:tcW w:type="dxa" w:w="533"/>
+            <w:tcW w:type="dxa" w:w="1563"/>
             <w:vAlign w:val="center"/>
           </w:tcPr>
           <w:p>
@@ -4927,7 +4934,7 @@
               <w:rPr>
                 <w:rFonts w:ascii="Arial" w:hAnsi="Arial"/>
                 <w:b w:val="0"/>
-                <w:color w:val="24364B"/>
+                <w:color w:val="111111"/>
                 <w:sz w:val="20"/>
               </w:rPr>
               <w:t>☐</w:t>
@@ -4936,7 +4943,7 @@
         </w:tc>
         <w:tc>
           <w:tcPr>
-            <w:tcW w:type="dxa" w:w="533"/>
+            <w:tcW w:type="dxa" w:w="1563"/>
             <w:vAlign w:val="center"/>
           </w:tcPr>
           <w:p>
@@ -4949,7 +4956,7 @@
               <w:rPr>
                 <w:rFonts w:ascii="Arial" w:hAnsi="Arial"/>
                 <w:b w:val="0"/>
-                <w:color w:val="24364B"/>
+                <w:color w:val="111111"/>
                 <w:sz w:val="20"/>
               </w:rPr>
               <w:t>☐</w:t>
@@ -4958,7 +4965,7 @@
         </w:tc>
         <w:tc>
           <w:tcPr>
-            <w:tcW w:type="dxa" w:w="533"/>
+            <w:tcW w:type="dxa" w:w="1563"/>
             <w:vAlign w:val="center"/>
           </w:tcPr>
           <w:p>
@@ -4971,7 +4978,7 @@
               <w:rPr>
                 <w:rFonts w:ascii="Arial" w:hAnsi="Arial"/>
                 <w:b w:val="0"/>
-                <w:color w:val="24364B"/>
+                <w:color w:val="111111"/>
                 <w:sz w:val="20"/>
               </w:rPr>
               <w:t>☐</w:t>
@@ -4985,8 +4992,8 @@
         </w:trPr>
         <w:tc>
           <w:tcPr>
-            <w:tcW w:type="dxa" w:w="518"/>
-            <w:shd w:fill="EEF5FC"/>
+            <w:tcW w:type="dxa" w:w="1563"/>
+            <w:shd w:fill="F2F2F2"/>
             <w:vAlign w:val="center"/>
           </w:tcPr>
           <w:p>
@@ -4999,7 +5006,7 @@
               <w:rPr>
                 <w:rFonts w:ascii="Arial" w:hAnsi="Arial"/>
                 <w:b w:val="0"/>
-                <w:color w:val="24364B"/>
+                <w:color w:val="111111"/>
                 <w:sz w:val="16"/>
               </w:rPr>
               <w:t>8</w:t>
@@ -5008,8 +5015,8 @@
         </w:tc>
         <w:tc>
           <w:tcPr>
-            <w:tcW w:type="dxa" w:w="7762"/>
-            <w:shd w:fill="EEF5FC"/>
+            <w:tcW w:type="dxa" w:w="1563"/>
+            <w:shd w:fill="F2F2F2"/>
             <w:vAlign w:val="center"/>
           </w:tcPr>
           <w:p>
@@ -5022,7 +5029,7 @@
               <w:rPr>
                 <w:rFonts w:ascii="Arial" w:hAnsi="Arial"/>
                 <w:b w:val="0"/>
-                <w:color w:val="24364B"/>
+                <w:color w:val="111111"/>
                 <w:sz w:val="16"/>
               </w:rPr>
               <w:t>Pending reports or saved report drafts can be recovered and synchronized after connectivity returns. (RC)</w:t>
@@ -5031,8 +5038,8 @@
         </w:tc>
         <w:tc>
           <w:tcPr>
-            <w:tcW w:type="dxa" w:w="533"/>
-            <w:shd w:fill="EEF5FC"/>
+            <w:tcW w:type="dxa" w:w="1563"/>
+            <w:shd w:fill="F2F2F2"/>
             <w:vAlign w:val="center"/>
           </w:tcPr>
           <w:p>
@@ -5045,7 +5052,7 @@
               <w:rPr>
                 <w:rFonts w:ascii="Arial" w:hAnsi="Arial"/>
                 <w:b w:val="0"/>
-                <w:color w:val="24364B"/>
+                <w:color w:val="111111"/>
                 <w:sz w:val="20"/>
               </w:rPr>
               <w:t>☐</w:t>
@@ -5054,8 +5061,8 @@
         </w:tc>
         <w:tc>
           <w:tcPr>
-            <w:tcW w:type="dxa" w:w="533"/>
-            <w:shd w:fill="EEF5FC"/>
+            <w:tcW w:type="dxa" w:w="1563"/>
+            <w:shd w:fill="F2F2F2"/>
             <w:vAlign w:val="center"/>
           </w:tcPr>
           <w:p>
@@ -5068,7 +5075,7 @@
               <w:rPr>
                 <w:rFonts w:ascii="Arial" w:hAnsi="Arial"/>
                 <w:b w:val="0"/>
-                <w:color w:val="24364B"/>
+                <w:color w:val="111111"/>
                 <w:sz w:val="20"/>
               </w:rPr>
               <w:t>☐</w:t>
@@ -5077,8 +5084,8 @@
         </w:tc>
         <w:tc>
           <w:tcPr>
-            <w:tcW w:type="dxa" w:w="533"/>
-            <w:shd w:fill="EEF5FC"/>
+            <w:tcW w:type="dxa" w:w="1563"/>
+            <w:shd w:fill="F2F2F2"/>
             <w:vAlign w:val="center"/>
           </w:tcPr>
           <w:p>
@@ -5091,7 +5098,7 @@
               <w:rPr>
                 <w:rFonts w:ascii="Arial" w:hAnsi="Arial"/>
                 <w:b w:val="0"/>
-                <w:color w:val="24364B"/>
+                <w:color w:val="111111"/>
                 <w:sz w:val="20"/>
               </w:rPr>
               <w:t>☐</w:t>
@@ -5100,8 +5107,8 @@
         </w:tc>
         <w:tc>
           <w:tcPr>
-            <w:tcW w:type="dxa" w:w="533"/>
-            <w:shd w:fill="EEF5FC"/>
+            <w:tcW w:type="dxa" w:w="1563"/>
+            <w:shd w:fill="F2F2F2"/>
             <w:vAlign w:val="center"/>
           </w:tcPr>
           <w:p>
@@ -5114,7 +5121,7 @@
               <w:rPr>
                 <w:rFonts w:ascii="Arial" w:hAnsi="Arial"/>
                 <w:b w:val="0"/>
-                <w:color w:val="24364B"/>
+                <w:color w:val="111111"/>
                 <w:sz w:val="20"/>
               </w:rPr>
               <w:t>☐</w:t>
@@ -5123,8 +5130,8 @@
         </w:tc>
         <w:tc>
           <w:tcPr>
-            <w:tcW w:type="dxa" w:w="533"/>
-            <w:shd w:fill="EEF5FC"/>
+            <w:tcW w:type="dxa" w:w="1563"/>
+            <w:shd w:fill="F2F2F2"/>
             <w:vAlign w:val="center"/>
           </w:tcPr>
           <w:p>
@@ -5137,7 +5144,7 @@
               <w:rPr>
                 <w:rFonts w:ascii="Arial" w:hAnsi="Arial"/>
                 <w:b w:val="0"/>
-                <w:color w:val="24364B"/>
+                <w:color w:val="111111"/>
                 <w:sz w:val="20"/>
               </w:rPr>
               <w:t>☐</w:t>
@@ -5155,7 +5162,7 @@
         <w:rPr>
           <w:rFonts w:ascii="Arial" w:hAnsi="Arial"/>
           <w:b/>
-          <w:color w:val="1F5DAA"/>
+          <w:color w:val="000000"/>
           <w:sz w:val="20"/>
         </w:rPr>
         <w:t>D. PERFORMANCE EFFICIENCY</w:t>
@@ -5170,7 +5177,7 @@
         <w:rPr>
           <w:rFonts w:ascii="Arial" w:hAnsi="Arial"/>
           <w:i/>
-          <w:color w:val="24364B"/>
+          <w:color w:val="111111"/>
           <w:sz w:val="15"/>
         </w:rPr>
         <w:t>Coverage: Time Behavior (TB), Resource Utilization (RU), and Capacity (C)</w:t>
@@ -5179,19 +5186,19 @@
     <w:tbl>
       <w:tblPr>
         <w:tblStyle w:val="TableGrid"/>
-        <w:tblW w:type="auto" w:w="0"/>
+        <w:tblW w:type="dxa" w:w="10944"/>
         <w:jc w:val="center"/>
         <w:tblLayout w:type="fixed"/>
         <w:tblLook w:firstColumn="1" w:firstRow="1" w:lastColumn="0" w:lastRow="0" w:noHBand="0" w:noVBand="1" w:val="04A0"/>
       </w:tblPr>
       <w:tblGrid>
-        <w:gridCol w:w="1563"/>
-        <w:gridCol w:w="1563"/>
-        <w:gridCol w:w="1563"/>
-        <w:gridCol w:w="1563"/>
-        <w:gridCol w:w="1563"/>
-        <w:gridCol w:w="1563"/>
-        <w:gridCol w:w="1563"/>
+        <w:gridCol w:w="518"/>
+        <w:gridCol w:w="7762"/>
+        <w:gridCol w:w="533"/>
+        <w:gridCol w:w="533"/>
+        <w:gridCol w:w="533"/>
+        <w:gridCol w:w="533"/>
+        <w:gridCol w:w="533"/>
       </w:tblGrid>
       <w:tr>
         <w:trPr>
@@ -5200,10 +5207,10 @@
         </w:trPr>
         <w:tc>
           <w:tcPr>
-            <w:tcW w:type="dxa" w:w="518"/>
+            <w:tcW w:type="dxa" w:w="1563"/>
             <w:vMerge w:val="restart"/>
             <w:vAlign w:val="center"/>
-            <w:shd w:fill="1F5DAA"/>
+            <w:shd w:fill="000000"/>
           </w:tcPr>
           <w:p>
             <w:pPr>
@@ -5224,10 +5231,10 @@
         </w:tc>
         <w:tc>
           <w:tcPr>
-            <w:tcW w:type="dxa" w:w="7762"/>
+            <w:tcW w:type="dxa" w:w="1563"/>
             <w:vMerge w:val="restart"/>
             <w:vAlign w:val="center"/>
-            <w:shd w:fill="1F5DAA"/>
+            <w:shd w:fill="000000"/>
           </w:tcPr>
           <w:p>
             <w:pPr>
@@ -5248,10 +5255,10 @@
         </w:tc>
         <w:tc>
           <w:tcPr>
-            <w:tcW w:type="dxa" w:w="2665"/>
+            <w:tcW w:type="dxa" w:w="7815"/>
             <w:gridSpan w:val="5"/>
             <w:vAlign w:val="center"/>
-            <w:shd w:fill="1F5DAA"/>
+            <w:shd w:fill="000000"/>
           </w:tcPr>
           <w:p>
             <w:pPr>
@@ -5278,23 +5285,23 @@
         </w:trPr>
         <w:tc>
           <w:tcPr>
-            <w:tcW w:type="dxa" w:w="518"/>
+            <w:tcW w:type="dxa" w:w="1563"/>
             <w:vMerge/>
           </w:tcPr>
           <w:p/>
         </w:tc>
         <w:tc>
           <w:tcPr>
-            <w:tcW w:type="dxa" w:w="7762"/>
+            <w:tcW w:type="dxa" w:w="1563"/>
             <w:vMerge/>
           </w:tcPr>
           <w:p/>
         </w:tc>
         <w:tc>
           <w:tcPr>
-            <w:tcW w:type="dxa" w:w="533"/>
-            <w:vAlign w:val="center"/>
-            <w:shd w:fill="1F5DAA"/>
+            <w:tcW w:type="dxa" w:w="1563"/>
+            <w:vAlign w:val="center"/>
+            <w:shd w:fill="000000"/>
           </w:tcPr>
           <w:p>
             <w:pPr>
@@ -5315,9 +5322,9 @@
         </w:tc>
         <w:tc>
           <w:tcPr>
-            <w:tcW w:type="dxa" w:w="533"/>
-            <w:vAlign w:val="center"/>
-            <w:shd w:fill="1F5DAA"/>
+            <w:tcW w:type="dxa" w:w="1563"/>
+            <w:vAlign w:val="center"/>
+            <w:shd w:fill="000000"/>
           </w:tcPr>
           <w:p>
             <w:pPr>
@@ -5338,9 +5345,9 @@
         </w:tc>
         <w:tc>
           <w:tcPr>
-            <w:tcW w:type="dxa" w:w="533"/>
-            <w:vAlign w:val="center"/>
-            <w:shd w:fill="1F5DAA"/>
+            <w:tcW w:type="dxa" w:w="1563"/>
+            <w:vAlign w:val="center"/>
+            <w:shd w:fill="000000"/>
           </w:tcPr>
           <w:p>
             <w:pPr>
@@ -5361,9 +5368,9 @@
         </w:tc>
         <w:tc>
           <w:tcPr>
-            <w:tcW w:type="dxa" w:w="533"/>
-            <w:vAlign w:val="center"/>
-            <w:shd w:fill="1F5DAA"/>
+            <w:tcW w:type="dxa" w:w="1563"/>
+            <w:vAlign w:val="center"/>
+            <w:shd w:fill="000000"/>
           </w:tcPr>
           <w:p>
             <w:pPr>
@@ -5384,9 +5391,9 @@
         </w:tc>
         <w:tc>
           <w:tcPr>
-            <w:tcW w:type="dxa" w:w="533"/>
-            <w:vAlign w:val="center"/>
-            <w:shd w:fill="1F5DAA"/>
+            <w:tcW w:type="dxa" w:w="1563"/>
+            <w:vAlign w:val="center"/>
+            <w:shd w:fill="000000"/>
           </w:tcPr>
           <w:p>
             <w:pPr>
@@ -5412,7 +5419,7 @@
         </w:trPr>
         <w:tc>
           <w:tcPr>
-            <w:tcW w:type="dxa" w:w="518"/>
+            <w:tcW w:type="dxa" w:w="1563"/>
             <w:vAlign w:val="center"/>
           </w:tcPr>
           <w:p>
@@ -5425,7 +5432,7 @@
               <w:rPr>
                 <w:rFonts w:ascii="Arial" w:hAnsi="Arial"/>
                 <w:b w:val="0"/>
-                <w:color w:val="24364B"/>
+                <w:color w:val="111111"/>
                 <w:sz w:val="16"/>
               </w:rPr>
               <w:t>1</w:t>
@@ -5434,7 +5441,7 @@
         </w:tc>
         <w:tc>
           <w:tcPr>
-            <w:tcW w:type="dxa" w:w="7762"/>
+            <w:tcW w:type="dxa" w:w="1563"/>
             <w:vAlign w:val="center"/>
           </w:tcPr>
           <w:p>
@@ -5447,7 +5454,7 @@
               <w:rPr>
                 <w:rFonts w:ascii="Arial" w:hAnsi="Arial"/>
                 <w:b w:val="0"/>
-                <w:color w:val="24364B"/>
+                <w:color w:val="111111"/>
                 <w:sz w:val="16"/>
               </w:rPr>
               <w:t>Mobile screens load within an acceptable amount of time. (TB)</w:t>
@@ -5456,7 +5463,7 @@
         </w:tc>
         <w:tc>
           <w:tcPr>
-            <w:tcW w:type="dxa" w:w="533"/>
+            <w:tcW w:type="dxa" w:w="1563"/>
             <w:vAlign w:val="center"/>
           </w:tcPr>
           <w:p>
@@ -5469,7 +5476,7 @@
               <w:rPr>
                 <w:rFonts w:ascii="Arial" w:hAnsi="Arial"/>
                 <w:b w:val="0"/>
-                <w:color w:val="24364B"/>
+                <w:color w:val="111111"/>
                 <w:sz w:val="20"/>
               </w:rPr>
               <w:t>☐</w:t>
@@ -5478,7 +5485,7 @@
         </w:tc>
         <w:tc>
           <w:tcPr>
-            <w:tcW w:type="dxa" w:w="533"/>
+            <w:tcW w:type="dxa" w:w="1563"/>
             <w:vAlign w:val="center"/>
           </w:tcPr>
           <w:p>
@@ -5491,7 +5498,7 @@
               <w:rPr>
                 <w:rFonts w:ascii="Arial" w:hAnsi="Arial"/>
                 <w:b w:val="0"/>
-                <w:color w:val="24364B"/>
+                <w:color w:val="111111"/>
                 <w:sz w:val="20"/>
               </w:rPr>
               <w:t>☐</w:t>
@@ -5500,7 +5507,7 @@
         </w:tc>
         <w:tc>
           <w:tcPr>
-            <w:tcW w:type="dxa" w:w="533"/>
+            <w:tcW w:type="dxa" w:w="1563"/>
             <w:vAlign w:val="center"/>
           </w:tcPr>
           <w:p>
@@ -5513,7 +5520,7 @@
               <w:rPr>
                 <w:rFonts w:ascii="Arial" w:hAnsi="Arial"/>
                 <w:b w:val="0"/>
-                <w:color w:val="24364B"/>
+                <w:color w:val="111111"/>
                 <w:sz w:val="20"/>
               </w:rPr>
               <w:t>☐</w:t>
@@ -5522,7 +5529,7 @@
         </w:tc>
         <w:tc>
           <w:tcPr>
-            <w:tcW w:type="dxa" w:w="533"/>
+            <w:tcW w:type="dxa" w:w="1563"/>
             <w:vAlign w:val="center"/>
           </w:tcPr>
           <w:p>
@@ -5535,7 +5542,7 @@
               <w:rPr>
                 <w:rFonts w:ascii="Arial" w:hAnsi="Arial"/>
                 <w:b w:val="0"/>
-                <w:color w:val="24364B"/>
+                <w:color w:val="111111"/>
                 <w:sz w:val="20"/>
               </w:rPr>
               <w:t>☐</w:t>
@@ -5544,7 +5551,7 @@
         </w:tc>
         <w:tc>
           <w:tcPr>
-            <w:tcW w:type="dxa" w:w="533"/>
+            <w:tcW w:type="dxa" w:w="1563"/>
             <w:vAlign w:val="center"/>
           </w:tcPr>
           <w:p>
@@ -5557,7 +5564,7 @@
               <w:rPr>
                 <w:rFonts w:ascii="Arial" w:hAnsi="Arial"/>
                 <w:b w:val="0"/>
-                <w:color w:val="24364B"/>
+                <w:color w:val="111111"/>
                 <w:sz w:val="20"/>
               </w:rPr>
               <w:t>☐</w:t>
@@ -5571,8 +5578,8 @@
         </w:trPr>
         <w:tc>
           <w:tcPr>
-            <w:tcW w:type="dxa" w:w="518"/>
-            <w:shd w:fill="EEF5FC"/>
+            <w:tcW w:type="dxa" w:w="1563"/>
+            <w:shd w:fill="F2F2F2"/>
             <w:vAlign w:val="center"/>
           </w:tcPr>
           <w:p>
@@ -5585,7 +5592,7 @@
               <w:rPr>
                 <w:rFonts w:ascii="Arial" w:hAnsi="Arial"/>
                 <w:b w:val="0"/>
-                <w:color w:val="24364B"/>
+                <w:color w:val="111111"/>
                 <w:sz w:val="16"/>
               </w:rPr>
               <w:t>2</w:t>
@@ -5594,8 +5601,8 @@
         </w:tc>
         <w:tc>
           <w:tcPr>
-            <w:tcW w:type="dxa" w:w="7762"/>
-            <w:shd w:fill="EEF5FC"/>
+            <w:tcW w:type="dxa" w:w="1563"/>
+            <w:shd w:fill="F2F2F2"/>
             <w:vAlign w:val="center"/>
           </w:tcPr>
           <w:p>
@@ -5608,7 +5615,7 @@
               <w:rPr>
                 <w:rFonts w:ascii="Arial" w:hAnsi="Arial"/>
                 <w:b w:val="0"/>
-                <w:color w:val="24364B"/>
+                <w:color w:val="111111"/>
                 <w:sz w:val="16"/>
               </w:rPr>
               <w:t>Sign-in, search, filtering, backup-request, and report-submission actions respond promptly. (TB)</w:t>
@@ -5617,8 +5624,8 @@
         </w:tc>
         <w:tc>
           <w:tcPr>
-            <w:tcW w:type="dxa" w:w="533"/>
-            <w:shd w:fill="EEF5FC"/>
+            <w:tcW w:type="dxa" w:w="1563"/>
+            <w:shd w:fill="F2F2F2"/>
             <w:vAlign w:val="center"/>
           </w:tcPr>
           <w:p>
@@ -5631,7 +5638,7 @@
               <w:rPr>
                 <w:rFonts w:ascii="Arial" w:hAnsi="Arial"/>
                 <w:b w:val="0"/>
-                <w:color w:val="24364B"/>
+                <w:color w:val="111111"/>
                 <w:sz w:val="20"/>
               </w:rPr>
               <w:t>☐</w:t>
@@ -5640,8 +5647,8 @@
         </w:tc>
         <w:tc>
           <w:tcPr>
-            <w:tcW w:type="dxa" w:w="533"/>
-            <w:shd w:fill="EEF5FC"/>
+            <w:tcW w:type="dxa" w:w="1563"/>
+            <w:shd w:fill="F2F2F2"/>
             <w:vAlign w:val="center"/>
           </w:tcPr>
           <w:p>
@@ -5654,7 +5661,7 @@
               <w:rPr>
                 <w:rFonts w:ascii="Arial" w:hAnsi="Arial"/>
                 <w:b w:val="0"/>
-                <w:color w:val="24364B"/>
+                <w:color w:val="111111"/>
                 <w:sz w:val="20"/>
               </w:rPr>
               <w:t>☐</w:t>
@@ -5663,8 +5670,8 @@
         </w:tc>
         <w:tc>
           <w:tcPr>
-            <w:tcW w:type="dxa" w:w="533"/>
-            <w:shd w:fill="EEF5FC"/>
+            <w:tcW w:type="dxa" w:w="1563"/>
+            <w:shd w:fill="F2F2F2"/>
             <w:vAlign w:val="center"/>
           </w:tcPr>
           <w:p>
@@ -5677,7 +5684,7 @@
               <w:rPr>
                 <w:rFonts w:ascii="Arial" w:hAnsi="Arial"/>
                 <w:b w:val="0"/>
-                <w:color w:val="24364B"/>
+                <w:color w:val="111111"/>
                 <w:sz w:val="20"/>
               </w:rPr>
               <w:t>☐</w:t>
@@ -5686,8 +5693,8 @@
         </w:tc>
         <w:tc>
           <w:tcPr>
-            <w:tcW w:type="dxa" w:w="533"/>
-            <w:shd w:fill="EEF5FC"/>
+            <w:tcW w:type="dxa" w:w="1563"/>
+            <w:shd w:fill="F2F2F2"/>
             <w:vAlign w:val="center"/>
           </w:tcPr>
           <w:p>
@@ -5700,7 +5707,7 @@
               <w:rPr>
                 <w:rFonts w:ascii="Arial" w:hAnsi="Arial"/>
                 <w:b w:val="0"/>
-                <w:color w:val="24364B"/>
+                <w:color w:val="111111"/>
                 <w:sz w:val="20"/>
               </w:rPr>
               <w:t>☐</w:t>
@@ -5709,8 +5716,8 @@
         </w:tc>
         <w:tc>
           <w:tcPr>
-            <w:tcW w:type="dxa" w:w="533"/>
-            <w:shd w:fill="EEF5FC"/>
+            <w:tcW w:type="dxa" w:w="1563"/>
+            <w:shd w:fill="F2F2F2"/>
             <w:vAlign w:val="center"/>
           </w:tcPr>
           <w:p>
@@ -5723,7 +5730,7 @@
               <w:rPr>
                 <w:rFonts w:ascii="Arial" w:hAnsi="Arial"/>
                 <w:b w:val="0"/>
-                <w:color w:val="24364B"/>
+                <w:color w:val="111111"/>
                 <w:sz w:val="20"/>
               </w:rPr>
               <w:t>☐</w:t>
@@ -5737,7 +5744,7 @@
         </w:trPr>
         <w:tc>
           <w:tcPr>
-            <w:tcW w:type="dxa" w:w="518"/>
+            <w:tcW w:type="dxa" w:w="1563"/>
             <w:vAlign w:val="center"/>
           </w:tcPr>
           <w:p>
@@ -5750,7 +5757,7 @@
               <w:rPr>
                 <w:rFonts w:ascii="Arial" w:hAnsi="Arial"/>
                 <w:b w:val="0"/>
-                <w:color w:val="24364B"/>
+                <w:color w:val="111111"/>
                 <w:sz w:val="16"/>
               </w:rPr>
               <w:t>3</w:t>
@@ -5759,7 +5766,7 @@
         </w:tc>
         <w:tc>
           <w:tcPr>
-            <w:tcW w:type="dxa" w:w="7762"/>
+            <w:tcW w:type="dxa" w:w="1563"/>
             <w:vAlign w:val="center"/>
           </w:tcPr>
           <w:p>
@@ -5772,7 +5779,7 @@
               <w:rPr>
                 <w:rFonts w:ascii="Arial" w:hAnsi="Arial"/>
                 <w:b w:val="0"/>
-                <w:color w:val="24364B"/>
+                <w:color w:val="111111"/>
                 <w:sz w:val="16"/>
               </w:rPr>
               <w:t>New notifications and GPS information appear soon after the related data are received. (TB)</w:t>
@@ -5781,7 +5788,7 @@
         </w:tc>
         <w:tc>
           <w:tcPr>
-            <w:tcW w:type="dxa" w:w="533"/>
+            <w:tcW w:type="dxa" w:w="1563"/>
             <w:vAlign w:val="center"/>
           </w:tcPr>
           <w:p>
@@ -5794,7 +5801,7 @@
               <w:rPr>
                 <w:rFonts w:ascii="Arial" w:hAnsi="Arial"/>
                 <w:b w:val="0"/>
-                <w:color w:val="24364B"/>
+                <w:color w:val="111111"/>
                 <w:sz w:val="20"/>
               </w:rPr>
               <w:t>☐</w:t>
@@ -5803,7 +5810,7 @@
         </w:tc>
         <w:tc>
           <w:tcPr>
-            <w:tcW w:type="dxa" w:w="533"/>
+            <w:tcW w:type="dxa" w:w="1563"/>
             <w:vAlign w:val="center"/>
           </w:tcPr>
           <w:p>
@@ -5816,7 +5823,7 @@
               <w:rPr>
                 <w:rFonts w:ascii="Arial" w:hAnsi="Arial"/>
                 <w:b w:val="0"/>
-                <w:color w:val="24364B"/>
+                <w:color w:val="111111"/>
                 <w:sz w:val="20"/>
               </w:rPr>
               <w:t>☐</w:t>
@@ -5825,7 +5832,7 @@
         </w:tc>
         <w:tc>
           <w:tcPr>
-            <w:tcW w:type="dxa" w:w="533"/>
+            <w:tcW w:type="dxa" w:w="1563"/>
             <w:vAlign w:val="center"/>
           </w:tcPr>
           <w:p>
@@ -5838,7 +5845,7 @@
               <w:rPr>
                 <w:rFonts w:ascii="Arial" w:hAnsi="Arial"/>
                 <w:b w:val="0"/>
-                <w:color w:val="24364B"/>
+                <w:color w:val="111111"/>
                 <w:sz w:val="20"/>
               </w:rPr>
               <w:t>☐</w:t>
@@ -5847,7 +5854,7 @@
         </w:tc>
         <w:tc>
           <w:tcPr>
-            <w:tcW w:type="dxa" w:w="533"/>
+            <w:tcW w:type="dxa" w:w="1563"/>
             <w:vAlign w:val="center"/>
           </w:tcPr>
           <w:p>
@@ -5860,7 +5867,7 @@
               <w:rPr>
                 <w:rFonts w:ascii="Arial" w:hAnsi="Arial"/>
                 <w:b w:val="0"/>
-                <w:color w:val="24364B"/>
+                <w:color w:val="111111"/>
                 <w:sz w:val="20"/>
               </w:rPr>
               <w:t>☐</w:t>
@@ -5869,7 +5876,7 @@
         </w:tc>
         <w:tc>
           <w:tcPr>
-            <w:tcW w:type="dxa" w:w="533"/>
+            <w:tcW w:type="dxa" w:w="1563"/>
             <w:vAlign w:val="center"/>
           </w:tcPr>
           <w:p>
@@ -5882,7 +5889,7 @@
               <w:rPr>
                 <w:rFonts w:ascii="Arial" w:hAnsi="Arial"/>
                 <w:b w:val="0"/>
-                <w:color w:val="24364B"/>
+                <w:color w:val="111111"/>
                 <w:sz w:val="20"/>
               </w:rPr>
               <w:t>☐</w:t>
@@ -5896,8 +5903,8 @@
         </w:trPr>
         <w:tc>
           <w:tcPr>
-            <w:tcW w:type="dxa" w:w="518"/>
-            <w:shd w:fill="EEF5FC"/>
+            <w:tcW w:type="dxa" w:w="1563"/>
+            <w:shd w:fill="F2F2F2"/>
             <w:vAlign w:val="center"/>
           </w:tcPr>
           <w:p>
@@ -5910,7 +5917,7 @@
               <w:rPr>
                 <w:rFonts w:ascii="Arial" w:hAnsi="Arial"/>
                 <w:b w:val="0"/>
-                <w:color w:val="24364B"/>
+                <w:color w:val="111111"/>
                 <w:sz w:val="16"/>
               </w:rPr>
               <w:t>4</w:t>
@@ -5919,8 +5926,8 @@
         </w:tc>
         <w:tc>
           <w:tcPr>
-            <w:tcW w:type="dxa" w:w="7762"/>
-            <w:shd w:fill="EEF5FC"/>
+            <w:tcW w:type="dxa" w:w="1563"/>
+            <w:shd w:fill="F2F2F2"/>
             <w:vAlign w:val="center"/>
           </w:tcPr>
           <w:p>
@@ -5933,7 +5940,7 @@
               <w:rPr>
                 <w:rFonts w:ascii="Arial" w:hAnsi="Arial"/>
                 <w:b w:val="0"/>
-                <w:color w:val="24364B"/>
+                <w:color w:val="111111"/>
                 <w:sz w:val="16"/>
               </w:rPr>
               <w:t>The application operates without causing noticeable device slowdown during normal use. (RU)</w:t>
@@ -5942,8 +5949,8 @@
         </w:tc>
         <w:tc>
           <w:tcPr>
-            <w:tcW w:type="dxa" w:w="533"/>
-            <w:shd w:fill="EEF5FC"/>
+            <w:tcW w:type="dxa" w:w="1563"/>
+            <w:shd w:fill="F2F2F2"/>
             <w:vAlign w:val="center"/>
           </w:tcPr>
           <w:p>
@@ -5956,7 +5963,7 @@
               <w:rPr>
                 <w:rFonts w:ascii="Arial" w:hAnsi="Arial"/>
                 <w:b w:val="0"/>
-                <w:color w:val="24364B"/>
+                <w:color w:val="111111"/>
                 <w:sz w:val="20"/>
               </w:rPr>
               <w:t>☐</w:t>
@@ -5965,8 +5972,8 @@
         </w:tc>
         <w:tc>
           <w:tcPr>
-            <w:tcW w:type="dxa" w:w="533"/>
-            <w:shd w:fill="EEF5FC"/>
+            <w:tcW w:type="dxa" w:w="1563"/>
+            <w:shd w:fill="F2F2F2"/>
             <w:vAlign w:val="center"/>
           </w:tcPr>
           <w:p>
@@ -5979,7 +5986,7 @@
               <w:rPr>
                 <w:rFonts w:ascii="Arial" w:hAnsi="Arial"/>
                 <w:b w:val="0"/>
-                <w:color w:val="24364B"/>
+                <w:color w:val="111111"/>
                 <w:sz w:val="20"/>
               </w:rPr>
               <w:t>☐</w:t>
@@ -5988,8 +5995,8 @@
         </w:tc>
         <w:tc>
           <w:tcPr>
-            <w:tcW w:type="dxa" w:w="533"/>
-            <w:shd w:fill="EEF5FC"/>
+            <w:tcW w:type="dxa" w:w="1563"/>
+            <w:shd w:fill="F2F2F2"/>
             <w:vAlign w:val="center"/>
           </w:tcPr>
           <w:p>
@@ -6002,7 +6009,7 @@
               <w:rPr>
                 <w:rFonts w:ascii="Arial" w:hAnsi="Arial"/>
                 <w:b w:val="0"/>
-                <w:color w:val="24364B"/>
+                <w:color w:val="111111"/>
                 <w:sz w:val="20"/>
               </w:rPr>
               <w:t>☐</w:t>
@@ -6011,8 +6018,8 @@
         </w:tc>
         <w:tc>
           <w:tcPr>
-            <w:tcW w:type="dxa" w:w="533"/>
-            <w:shd w:fill="EEF5FC"/>
+            <w:tcW w:type="dxa" w:w="1563"/>
+            <w:shd w:fill="F2F2F2"/>
             <w:vAlign w:val="center"/>
           </w:tcPr>
           <w:p>
@@ -6025,7 +6032,7 @@
               <w:rPr>
                 <w:rFonts w:ascii="Arial" w:hAnsi="Arial"/>
                 <w:b w:val="0"/>
-                <w:color w:val="24364B"/>
+                <w:color w:val="111111"/>
                 <w:sz w:val="20"/>
               </w:rPr>
               <w:t>☐</w:t>
@@ -6034,8 +6041,8 @@
         </w:tc>
         <w:tc>
           <w:tcPr>
-            <w:tcW w:type="dxa" w:w="533"/>
-            <w:shd w:fill="EEF5FC"/>
+            <w:tcW w:type="dxa" w:w="1563"/>
+            <w:shd w:fill="F2F2F2"/>
             <w:vAlign w:val="center"/>
           </w:tcPr>
           <w:p>
@@ -6048,7 +6055,7 @@
               <w:rPr>
                 <w:rFonts w:ascii="Arial" w:hAnsi="Arial"/>
                 <w:b w:val="0"/>
-                <w:color w:val="24364B"/>
+                <w:color w:val="111111"/>
                 <w:sz w:val="20"/>
               </w:rPr>
               <w:t>☐</w:t>
@@ -6062,7 +6069,7 @@
         </w:trPr>
         <w:tc>
           <w:tcPr>
-            <w:tcW w:type="dxa" w:w="518"/>
+            <w:tcW w:type="dxa" w:w="1563"/>
             <w:vAlign w:val="center"/>
           </w:tcPr>
           <w:p>
@@ -6075,7 +6082,7 @@
               <w:rPr>
                 <w:rFonts w:ascii="Arial" w:hAnsi="Arial"/>
                 <w:b w:val="0"/>
-                <w:color w:val="24364B"/>
+                <w:color w:val="111111"/>
                 <w:sz w:val="16"/>
               </w:rPr>
               <w:t>5</w:t>
@@ -6084,7 +6091,7 @@
         </w:tc>
         <w:tc>
           <w:tcPr>
-            <w:tcW w:type="dxa" w:w="7762"/>
+            <w:tcW w:type="dxa" w:w="1563"/>
             <w:vAlign w:val="center"/>
           </w:tcPr>
           <w:p>
@@ -6097,7 +6104,7 @@
               <w:rPr>
                 <w:rFonts w:ascii="Arial" w:hAnsi="Arial"/>
                 <w:b w:val="0"/>
-                <w:color w:val="24364B"/>
+                <w:color w:val="111111"/>
                 <w:sz w:val="16"/>
               </w:rPr>
               <w:t>Map movement, scrolling, card expansion, and screen transitions operate smoothly. (RU)</w:t>
@@ -6106,7 +6113,7 @@
         </w:tc>
         <w:tc>
           <w:tcPr>
-            <w:tcW w:type="dxa" w:w="533"/>
+            <w:tcW w:type="dxa" w:w="1563"/>
             <w:vAlign w:val="center"/>
           </w:tcPr>
           <w:p>
@@ -6119,7 +6126,7 @@
               <w:rPr>
                 <w:rFonts w:ascii="Arial" w:hAnsi="Arial"/>
                 <w:b w:val="0"/>
-                <w:color w:val="24364B"/>
+                <w:color w:val="111111"/>
                 <w:sz w:val="20"/>
               </w:rPr>
               <w:t>☐</w:t>
@@ -6128,7 +6135,7 @@
         </w:tc>
         <w:tc>
           <w:tcPr>
-            <w:tcW w:type="dxa" w:w="533"/>
+            <w:tcW w:type="dxa" w:w="1563"/>
             <w:vAlign w:val="center"/>
           </w:tcPr>
           <w:p>
@@ -6141,7 +6148,7 @@
               <w:rPr>
                 <w:rFonts w:ascii="Arial" w:hAnsi="Arial"/>
                 <w:b w:val="0"/>
-                <w:color w:val="24364B"/>
+                <w:color w:val="111111"/>
                 <w:sz w:val="20"/>
               </w:rPr>
               <w:t>☐</w:t>
@@ -6150,7 +6157,7 @@
         </w:tc>
         <w:tc>
           <w:tcPr>
-            <w:tcW w:type="dxa" w:w="533"/>
+            <w:tcW w:type="dxa" w:w="1563"/>
             <w:vAlign w:val="center"/>
           </w:tcPr>
           <w:p>
@@ -6163,7 +6170,7 @@
               <w:rPr>
                 <w:rFonts w:ascii="Arial" w:hAnsi="Arial"/>
                 <w:b w:val="0"/>
-                <w:color w:val="24364B"/>
+                <w:color w:val="111111"/>
                 <w:sz w:val="20"/>
               </w:rPr>
               <w:t>☐</w:t>
@@ -6172,7 +6179,7 @@
         </w:tc>
         <w:tc>
           <w:tcPr>
-            <w:tcW w:type="dxa" w:w="533"/>
+            <w:tcW w:type="dxa" w:w="1563"/>
             <w:vAlign w:val="center"/>
           </w:tcPr>
           <w:p>
@@ -6185,7 +6192,7 @@
               <w:rPr>
                 <w:rFonts w:ascii="Arial" w:hAnsi="Arial"/>
                 <w:b w:val="0"/>
-                <w:color w:val="24364B"/>
+                <w:color w:val="111111"/>
                 <w:sz w:val="20"/>
               </w:rPr>
               <w:t>☐</w:t>
@@ -6194,7 +6201,7 @@
         </w:tc>
         <w:tc>
           <w:tcPr>
-            <w:tcW w:type="dxa" w:w="533"/>
+            <w:tcW w:type="dxa" w:w="1563"/>
             <w:vAlign w:val="center"/>
           </w:tcPr>
           <w:p>
@@ -6207,7 +6214,7 @@
               <w:rPr>
                 <w:rFonts w:ascii="Arial" w:hAnsi="Arial"/>
                 <w:b w:val="0"/>
-                <w:color w:val="24364B"/>
+                <w:color w:val="111111"/>
                 <w:sz w:val="20"/>
               </w:rPr>
               <w:t>☐</w:t>
@@ -6221,8 +6228,8 @@
         </w:trPr>
         <w:tc>
           <w:tcPr>
-            <w:tcW w:type="dxa" w:w="518"/>
-            <w:shd w:fill="EEF5FC"/>
+            <w:tcW w:type="dxa" w:w="1563"/>
+            <w:shd w:fill="F2F2F2"/>
             <w:vAlign w:val="center"/>
           </w:tcPr>
           <w:p>
@@ -6235,7 +6242,7 @@
               <w:rPr>
                 <w:rFonts w:ascii="Arial" w:hAnsi="Arial"/>
                 <w:b w:val="0"/>
-                <w:color w:val="24364B"/>
+                <w:color w:val="111111"/>
                 <w:sz w:val="16"/>
               </w:rPr>
               <w:t>6</w:t>
@@ -6244,8 +6251,8 @@
         </w:tc>
         <w:tc>
           <w:tcPr>
-            <w:tcW w:type="dxa" w:w="7762"/>
-            <w:shd w:fill="EEF5FC"/>
+            <w:tcW w:type="dxa" w:w="1563"/>
+            <w:shd w:fill="F2F2F2"/>
             <w:vAlign w:val="center"/>
           </w:tcPr>
           <w:p>
@@ -6258,7 +6265,7 @@
               <w:rPr>
                 <w:rFonts w:ascii="Arial" w:hAnsi="Arial"/>
                 <w:b w:val="0"/>
-                <w:color w:val="24364B"/>
+                <w:color w:val="111111"/>
                 <w:sz w:val="16"/>
               </w:rPr>
               <w:t>The application performs ordinary tasks without unnecessary repeated loading or excessive resource use. (RU)</w:t>
@@ -6267,8 +6274,8 @@
         </w:tc>
         <w:tc>
           <w:tcPr>
-            <w:tcW w:type="dxa" w:w="533"/>
-            <w:shd w:fill="EEF5FC"/>
+            <w:tcW w:type="dxa" w:w="1563"/>
+            <w:shd w:fill="F2F2F2"/>
             <w:vAlign w:val="center"/>
           </w:tcPr>
           <w:p>
@@ -6281,7 +6288,7 @@
               <w:rPr>
                 <w:rFonts w:ascii="Arial" w:hAnsi="Arial"/>
                 <w:b w:val="0"/>
-                <w:color w:val="24364B"/>
+                <w:color w:val="111111"/>
                 <w:sz w:val="20"/>
               </w:rPr>
               <w:t>☐</w:t>
@@ -6290,8 +6297,8 @@
         </w:tc>
         <w:tc>
           <w:tcPr>
-            <w:tcW w:type="dxa" w:w="533"/>
-            <w:shd w:fill="EEF5FC"/>
+            <w:tcW w:type="dxa" w:w="1563"/>
+            <w:shd w:fill="F2F2F2"/>
             <w:vAlign w:val="center"/>
           </w:tcPr>
           <w:p>
@@ -6304,7 +6311,7 @@
               <w:rPr>
                 <w:rFonts w:ascii="Arial" w:hAnsi="Arial"/>
                 <w:b w:val="0"/>
-                <w:color w:val="24364B"/>
+                <w:color w:val="111111"/>
                 <w:sz w:val="20"/>
               </w:rPr>
               <w:t>☐</w:t>
@@ -6313,8 +6320,8 @@
         </w:tc>
         <w:tc>
           <w:tcPr>
-            <w:tcW w:type="dxa" w:w="533"/>
-            <w:shd w:fill="EEF5FC"/>
+            <w:tcW w:type="dxa" w:w="1563"/>
+            <w:shd w:fill="F2F2F2"/>
             <w:vAlign w:val="center"/>
           </w:tcPr>
           <w:p>
@@ -6327,7 +6334,7 @@
               <w:rPr>
                 <w:rFonts w:ascii="Arial" w:hAnsi="Arial"/>
                 <w:b w:val="0"/>
-                <w:color w:val="24364B"/>
+                <w:color w:val="111111"/>
                 <w:sz w:val="20"/>
               </w:rPr>
               <w:t>☐</w:t>
@@ -6336,8 +6343,8 @@
         </w:tc>
         <w:tc>
           <w:tcPr>
-            <w:tcW w:type="dxa" w:w="533"/>
-            <w:shd w:fill="EEF5FC"/>
+            <w:tcW w:type="dxa" w:w="1563"/>
+            <w:shd w:fill="F2F2F2"/>
             <w:vAlign w:val="center"/>
           </w:tcPr>
           <w:p>
@@ -6350,7 +6357,7 @@
               <w:rPr>
                 <w:rFonts w:ascii="Arial" w:hAnsi="Arial"/>
                 <w:b w:val="0"/>
-                <w:color w:val="24364B"/>
+                <w:color w:val="111111"/>
                 <w:sz w:val="20"/>
               </w:rPr>
               <w:t>☐</w:t>
@@ -6359,8 +6366,8 @@
         </w:tc>
         <w:tc>
           <w:tcPr>
-            <w:tcW w:type="dxa" w:w="533"/>
-            <w:shd w:fill="EEF5FC"/>
+            <w:tcW w:type="dxa" w:w="1563"/>
+            <w:shd w:fill="F2F2F2"/>
             <w:vAlign w:val="center"/>
           </w:tcPr>
           <w:p>
@@ -6373,7 +6380,7 @@
               <w:rPr>
                 <w:rFonts w:ascii="Arial" w:hAnsi="Arial"/>
                 <w:b w:val="0"/>
-                <w:color w:val="24364B"/>
+                <w:color w:val="111111"/>
                 <w:sz w:val="20"/>
               </w:rPr>
               <w:t>☐</w:t>
@@ -6387,7 +6394,7 @@
         </w:trPr>
         <w:tc>
           <w:tcPr>
-            <w:tcW w:type="dxa" w:w="518"/>
+            <w:tcW w:type="dxa" w:w="1563"/>
             <w:vAlign w:val="center"/>
           </w:tcPr>
           <w:p>
@@ -6400,7 +6407,7 @@
               <w:rPr>
                 <w:rFonts w:ascii="Arial" w:hAnsi="Arial"/>
                 <w:b w:val="0"/>
-                <w:color w:val="24364B"/>
+                <w:color w:val="111111"/>
                 <w:sz w:val="16"/>
               </w:rPr>
               <w:t>7</w:t>
@@ -6409,7 +6416,7 @@
         </w:tc>
         <w:tc>
           <w:tcPr>
-            <w:tcW w:type="dxa" w:w="7762"/>
+            <w:tcW w:type="dxa" w:w="1563"/>
             <w:vAlign w:val="center"/>
           </w:tcPr>
           <w:p>
@@ -6422,7 +6429,7 @@
               <w:rPr>
                 <w:rFonts w:ascii="Arial" w:hAnsi="Arial"/>
                 <w:b w:val="0"/>
-                <w:color w:val="24364B"/>
+                <w:color w:val="111111"/>
                 <w:sz w:val="16"/>
               </w:rPr>
               <w:t>The application remains responsive while displaying multiple map markers, tasks, reports, or notifications. (C)</w:t>
@@ -6431,7 +6438,7 @@
         </w:tc>
         <w:tc>
           <w:tcPr>
-            <w:tcW w:type="dxa" w:w="533"/>
+            <w:tcW w:type="dxa" w:w="1563"/>
             <w:vAlign w:val="center"/>
           </w:tcPr>
           <w:p>
@@ -6444,7 +6451,7 @@
               <w:rPr>
                 <w:rFonts w:ascii="Arial" w:hAnsi="Arial"/>
                 <w:b w:val="0"/>
-                <w:color w:val="24364B"/>
+                <w:color w:val="111111"/>
                 <w:sz w:val="20"/>
               </w:rPr>
               <w:t>☐</w:t>
@@ -6453,7 +6460,7 @@
         </w:tc>
         <w:tc>
           <w:tcPr>
-            <w:tcW w:type="dxa" w:w="533"/>
+            <w:tcW w:type="dxa" w:w="1563"/>
             <w:vAlign w:val="center"/>
           </w:tcPr>
           <w:p>
@@ -6466,7 +6473,7 @@
               <w:rPr>
                 <w:rFonts w:ascii="Arial" w:hAnsi="Arial"/>
                 <w:b w:val="0"/>
-                <w:color w:val="24364B"/>
+                <w:color w:val="111111"/>
                 <w:sz w:val="20"/>
               </w:rPr>
               <w:t>☐</w:t>
@@ -6475,7 +6482,7 @@
         </w:tc>
         <w:tc>
           <w:tcPr>
-            <w:tcW w:type="dxa" w:w="533"/>
+            <w:tcW w:type="dxa" w:w="1563"/>
             <w:vAlign w:val="center"/>
           </w:tcPr>
           <w:p>
@@ -6488,7 +6495,7 @@
               <w:rPr>
                 <w:rFonts w:ascii="Arial" w:hAnsi="Arial"/>
                 <w:b w:val="0"/>
-                <w:color w:val="24364B"/>
+                <w:color w:val="111111"/>
                 <w:sz w:val="20"/>
               </w:rPr>
               <w:t>☐</w:t>
@@ -6497,7 +6504,7 @@
         </w:tc>
         <w:tc>
           <w:tcPr>
-            <w:tcW w:type="dxa" w:w="533"/>
+            <w:tcW w:type="dxa" w:w="1563"/>
             <w:vAlign w:val="center"/>
           </w:tcPr>
           <w:p>
@@ -6510,7 +6517,7 @@
               <w:rPr>
                 <w:rFonts w:ascii="Arial" w:hAnsi="Arial"/>
                 <w:b w:val="0"/>
-                <w:color w:val="24364B"/>
+                <w:color w:val="111111"/>
                 <w:sz w:val="20"/>
               </w:rPr>
               <w:t>☐</w:t>
@@ -6519,7 +6526,7 @@
         </w:tc>
         <w:tc>
           <w:tcPr>
-            <w:tcW w:type="dxa" w:w="533"/>
+            <w:tcW w:type="dxa" w:w="1563"/>
             <w:vAlign w:val="center"/>
           </w:tcPr>
           <w:p>
@@ -6532,7 +6539,7 @@
               <w:rPr>
                 <w:rFonts w:ascii="Arial" w:hAnsi="Arial"/>
                 <w:b w:val="0"/>
-                <w:color w:val="24364B"/>
+                <w:color w:val="111111"/>
                 <w:sz w:val="20"/>
               </w:rPr>
               <w:t>☐</w:t>
@@ -6546,8 +6553,8 @@
         </w:trPr>
         <w:tc>
           <w:tcPr>
-            <w:tcW w:type="dxa" w:w="518"/>
-            <w:shd w:fill="EEF5FC"/>
+            <w:tcW w:type="dxa" w:w="1563"/>
+            <w:shd w:fill="F2F2F2"/>
             <w:vAlign w:val="center"/>
           </w:tcPr>
           <w:p>
@@ -6560,7 +6567,7 @@
               <w:rPr>
                 <w:rFonts w:ascii="Arial" w:hAnsi="Arial"/>
                 <w:b w:val="0"/>
-                <w:color w:val="24364B"/>
+                <w:color w:val="111111"/>
                 <w:sz w:val="16"/>
               </w:rPr>
               <w:t>8</w:t>
@@ -6569,8 +6576,8 @@
         </w:tc>
         <w:tc>
           <w:tcPr>
-            <w:tcW w:type="dxa" w:w="7762"/>
-            <w:shd w:fill="EEF5FC"/>
+            <w:tcW w:type="dxa" w:w="1563"/>
+            <w:shd w:fill="F2F2F2"/>
             <w:vAlign w:val="center"/>
           </w:tcPr>
           <w:p>
@@ -6583,7 +6590,7 @@
               <w:rPr>
                 <w:rFonts w:ascii="Arial" w:hAnsi="Arial"/>
                 <w:b w:val="0"/>
-                <w:color w:val="24364B"/>
+                <w:color w:val="111111"/>
                 <w:sz w:val="16"/>
               </w:rPr>
               <w:t>The application remains responsive during repeated normal operations throughout a duty period. (C)</w:t>
@@ -6592,8 +6599,8 @@
         </w:tc>
         <w:tc>
           <w:tcPr>
-            <w:tcW w:type="dxa" w:w="533"/>
-            <w:shd w:fill="EEF5FC"/>
+            <w:tcW w:type="dxa" w:w="1563"/>
+            <w:shd w:fill="F2F2F2"/>
             <w:vAlign w:val="center"/>
           </w:tcPr>
           <w:p>
@@ -6606,7 +6613,7 @@
               <w:rPr>
                 <w:rFonts w:ascii="Arial" w:hAnsi="Arial"/>
                 <w:b w:val="0"/>
-                <w:color w:val="24364B"/>
+                <w:color w:val="111111"/>
                 <w:sz w:val="20"/>
               </w:rPr>
               <w:t>☐</w:t>
@@ -6615,8 +6622,8 @@
         </w:tc>
         <w:tc>
           <w:tcPr>
-            <w:tcW w:type="dxa" w:w="533"/>
-            <w:shd w:fill="EEF5FC"/>
+            <w:tcW w:type="dxa" w:w="1563"/>
+            <w:shd w:fill="F2F2F2"/>
             <w:vAlign w:val="center"/>
           </w:tcPr>
           <w:p>
@@ -6629,7 +6636,7 @@
               <w:rPr>
                 <w:rFonts w:ascii="Arial" w:hAnsi="Arial"/>
                 <w:b w:val="0"/>
-                <w:color w:val="24364B"/>
+                <w:color w:val="111111"/>
                 <w:sz w:val="20"/>
               </w:rPr>
               <w:t>☐</w:t>
@@ -6638,8 +6645,8 @@
         </w:tc>
         <w:tc>
           <w:tcPr>
-            <w:tcW w:type="dxa" w:w="533"/>
-            <w:shd w:fill="EEF5FC"/>
+            <w:tcW w:type="dxa" w:w="1563"/>
+            <w:shd w:fill="F2F2F2"/>
             <w:vAlign w:val="center"/>
           </w:tcPr>
           <w:p>
@@ -6652,7 +6659,7 @@
               <w:rPr>
                 <w:rFonts w:ascii="Arial" w:hAnsi="Arial"/>
                 <w:b w:val="0"/>
-                <w:color w:val="24364B"/>
+                <w:color w:val="111111"/>
                 <w:sz w:val="20"/>
               </w:rPr>
               <w:t>☐</w:t>
@@ -6661,8 +6668,8 @@
         </w:tc>
         <w:tc>
           <w:tcPr>
-            <w:tcW w:type="dxa" w:w="533"/>
-            <w:shd w:fill="EEF5FC"/>
+            <w:tcW w:type="dxa" w:w="1563"/>
+            <w:shd w:fill="F2F2F2"/>
             <w:vAlign w:val="center"/>
           </w:tcPr>
           <w:p>
@@ -6675,7 +6682,7 @@
               <w:rPr>
                 <w:rFonts w:ascii="Arial" w:hAnsi="Arial"/>
                 <w:b w:val="0"/>
-                <w:color w:val="24364B"/>
+                <w:color w:val="111111"/>
                 <w:sz w:val="20"/>
               </w:rPr>
               <w:t>☐</w:t>
@@ -6684,8 +6691,8 @@
         </w:tc>
         <w:tc>
           <w:tcPr>
-            <w:tcW w:type="dxa" w:w="533"/>
-            <w:shd w:fill="EEF5FC"/>
+            <w:tcW w:type="dxa" w:w="1563"/>
+            <w:shd w:fill="F2F2F2"/>
             <w:vAlign w:val="center"/>
           </w:tcPr>
           <w:p>
@@ -6698,7 +6705,7 @@
               <w:rPr>
                 <w:rFonts w:ascii="Arial" w:hAnsi="Arial"/>
                 <w:b w:val="0"/>
-                <w:color w:val="24364B"/>
+                <w:color w:val="111111"/>
                 <w:sz w:val="20"/>
               </w:rPr>
               <w:t>☐</w:t>
@@ -6716,7 +6723,7 @@
         <w:rPr>
           <w:rFonts w:ascii="Arial" w:hAnsi="Arial"/>
           <w:b/>
-          <w:color w:val="1F5DAA"/>
+          <w:color w:val="000000"/>
           <w:sz w:val="20"/>
         </w:rPr>
         <w:t>E. SECURITY</w:t>
@@ -6731,7 +6738,7 @@
         <w:rPr>
           <w:rFonts w:ascii="Arial" w:hAnsi="Arial"/>
           <w:i/>
-          <w:color w:val="24364B"/>
+          <w:color w:val="111111"/>
           <w:sz w:val="15"/>
         </w:rPr>
         <w:t>Coverage: Confidentiality (CF), Integrity (IN), Accountability (AC), and Authenticity (AU)</w:t>
@@ -6740,19 +6747,19 @@
     <w:tbl>
       <w:tblPr>
         <w:tblStyle w:val="TableGrid"/>
-        <w:tblW w:type="auto" w:w="0"/>
+        <w:tblW w:type="dxa" w:w="10944"/>
         <w:jc w:val="center"/>
         <w:tblLayout w:type="fixed"/>
         <w:tblLook w:firstColumn="1" w:firstRow="1" w:lastColumn="0" w:lastRow="0" w:noHBand="0" w:noVBand="1" w:val="04A0"/>
       </w:tblPr>
       <w:tblGrid>
-        <w:gridCol w:w="1563"/>
-        <w:gridCol w:w="1563"/>
-        <w:gridCol w:w="1563"/>
-        <w:gridCol w:w="1563"/>
-        <w:gridCol w:w="1563"/>
-        <w:gridCol w:w="1563"/>
-        <w:gridCol w:w="1563"/>
+        <w:gridCol w:w="518"/>
+        <w:gridCol w:w="7762"/>
+        <w:gridCol w:w="533"/>
+        <w:gridCol w:w="533"/>
+        <w:gridCol w:w="533"/>
+        <w:gridCol w:w="533"/>
+        <w:gridCol w:w="533"/>
       </w:tblGrid>
       <w:tr>
         <w:trPr>
@@ -6761,10 +6768,10 @@
         </w:trPr>
         <w:tc>
           <w:tcPr>
-            <w:tcW w:type="dxa" w:w="518"/>
+            <w:tcW w:type="dxa" w:w="1563"/>
             <w:vMerge w:val="restart"/>
             <w:vAlign w:val="center"/>
-            <w:shd w:fill="1F5DAA"/>
+            <w:shd w:fill="000000"/>
           </w:tcPr>
           <w:p>
             <w:pPr>
@@ -6785,10 +6792,10 @@
         </w:tc>
         <w:tc>
           <w:tcPr>
-            <w:tcW w:type="dxa" w:w="7762"/>
+            <w:tcW w:type="dxa" w:w="1563"/>
             <w:vMerge w:val="restart"/>
             <w:vAlign w:val="center"/>
-            <w:shd w:fill="1F5DAA"/>
+            <w:shd w:fill="000000"/>
           </w:tcPr>
           <w:p>
             <w:pPr>
@@ -6809,10 +6816,10 @@
         </w:tc>
         <w:tc>
           <w:tcPr>
-            <w:tcW w:type="dxa" w:w="2665"/>
+            <w:tcW w:type="dxa" w:w="7815"/>
             <w:gridSpan w:val="5"/>
             <w:vAlign w:val="center"/>
-            <w:shd w:fill="1F5DAA"/>
+            <w:shd w:fill="000000"/>
           </w:tcPr>
           <w:p>
             <w:pPr>
@@ -6839,23 +6846,23 @@
         </w:trPr>
         <w:tc>
           <w:tcPr>
-            <w:tcW w:type="dxa" w:w="518"/>
+            <w:tcW w:type="dxa" w:w="1563"/>
             <w:vMerge/>
           </w:tcPr>
           <w:p/>
         </w:tc>
         <w:tc>
           <w:tcPr>
-            <w:tcW w:type="dxa" w:w="7762"/>
+            <w:tcW w:type="dxa" w:w="1563"/>
             <w:vMerge/>
           </w:tcPr>
           <w:p/>
         </w:tc>
         <w:tc>
           <w:tcPr>
-            <w:tcW w:type="dxa" w:w="533"/>
-            <w:vAlign w:val="center"/>
-            <w:shd w:fill="1F5DAA"/>
+            <w:tcW w:type="dxa" w:w="1563"/>
+            <w:vAlign w:val="center"/>
+            <w:shd w:fill="000000"/>
           </w:tcPr>
           <w:p>
             <w:pPr>
@@ -6876,9 +6883,9 @@
         </w:tc>
         <w:tc>
           <w:tcPr>
-            <w:tcW w:type="dxa" w:w="533"/>
-            <w:vAlign w:val="center"/>
-            <w:shd w:fill="1F5DAA"/>
+            <w:tcW w:type="dxa" w:w="1563"/>
+            <w:vAlign w:val="center"/>
+            <w:shd w:fill="000000"/>
           </w:tcPr>
           <w:p>
             <w:pPr>
@@ -6899,9 +6906,9 @@
         </w:tc>
         <w:tc>
           <w:tcPr>
-            <w:tcW w:type="dxa" w:w="533"/>
-            <w:vAlign w:val="center"/>
-            <w:shd w:fill="1F5DAA"/>
+            <w:tcW w:type="dxa" w:w="1563"/>
+            <w:vAlign w:val="center"/>
+            <w:shd w:fill="000000"/>
           </w:tcPr>
           <w:p>
             <w:pPr>
@@ -6922,9 +6929,9 @@
         </w:tc>
         <w:tc>
           <w:tcPr>
-            <w:tcW w:type="dxa" w:w="533"/>
-            <w:vAlign w:val="center"/>
-            <w:shd w:fill="1F5DAA"/>
+            <w:tcW w:type="dxa" w:w="1563"/>
+            <w:vAlign w:val="center"/>
+            <w:shd w:fill="000000"/>
           </w:tcPr>
           <w:p>
             <w:pPr>
@@ -6945,9 +6952,9 @@
         </w:tc>
         <w:tc>
           <w:tcPr>
-            <w:tcW w:type="dxa" w:w="533"/>
-            <w:vAlign w:val="center"/>
-            <w:shd w:fill="1F5DAA"/>
+            <w:tcW w:type="dxa" w:w="1563"/>
+            <w:vAlign w:val="center"/>
+            <w:shd w:fill="000000"/>
           </w:tcPr>
           <w:p>
             <w:pPr>
@@ -6973,7 +6980,7 @@
         </w:trPr>
         <w:tc>
           <w:tcPr>
-            <w:tcW w:type="dxa" w:w="518"/>
+            <w:tcW w:type="dxa" w:w="1563"/>
             <w:vAlign w:val="center"/>
           </w:tcPr>
           <w:p>
@@ -6986,7 +6993,7 @@
               <w:rPr>
                 <w:rFonts w:ascii="Arial" w:hAnsi="Arial"/>
                 <w:b w:val="0"/>
-                <w:color w:val="24364B"/>
+                <w:color w:val="111111"/>
                 <w:sz w:val="16"/>
               </w:rPr>
               <w:t>1</w:t>
@@ -6995,7 +7002,7 @@
         </w:tc>
         <w:tc>
           <w:tcPr>
-            <w:tcW w:type="dxa" w:w="7762"/>
+            <w:tcW w:type="dxa" w:w="1563"/>
             <w:vAlign w:val="center"/>
           </w:tcPr>
           <w:p>
@@ -7008,7 +7015,7 @@
               <w:rPr>
                 <w:rFonts w:ascii="Arial" w:hAnsi="Arial"/>
                 <w:b w:val="0"/>
-                <w:color w:val="24364B"/>
+                <w:color w:val="111111"/>
                 <w:sz w:val="16"/>
               </w:rPr>
               <w:t>The application limits personnel, location, and operational information to an authenticated account. (CF)</w:t>
@@ -7017,7 +7024,7 @@
         </w:tc>
         <w:tc>
           <w:tcPr>
-            <w:tcW w:type="dxa" w:w="533"/>
+            <w:tcW w:type="dxa" w:w="1563"/>
             <w:vAlign w:val="center"/>
           </w:tcPr>
           <w:p>
@@ -7030,7 +7037,7 @@
               <w:rPr>
                 <w:rFonts w:ascii="Arial" w:hAnsi="Arial"/>
                 <w:b w:val="0"/>
-                <w:color w:val="24364B"/>
+                <w:color w:val="111111"/>
                 <w:sz w:val="20"/>
               </w:rPr>
               <w:t>☐</w:t>
@@ -7039,7 +7046,7 @@
         </w:tc>
         <w:tc>
           <w:tcPr>
-            <w:tcW w:type="dxa" w:w="533"/>
+            <w:tcW w:type="dxa" w:w="1563"/>
             <w:vAlign w:val="center"/>
           </w:tcPr>
           <w:p>
@@ -7052,7 +7059,7 @@
               <w:rPr>
                 <w:rFonts w:ascii="Arial" w:hAnsi="Arial"/>
                 <w:b w:val="0"/>
-                <w:color w:val="24364B"/>
+                <w:color w:val="111111"/>
                 <w:sz w:val="20"/>
               </w:rPr>
               <w:t>☐</w:t>
@@ -7061,7 +7068,7 @@
         </w:tc>
         <w:tc>
           <w:tcPr>
-            <w:tcW w:type="dxa" w:w="533"/>
+            <w:tcW w:type="dxa" w:w="1563"/>
             <w:vAlign w:val="center"/>
           </w:tcPr>
           <w:p>
@@ -7074,7 +7081,7 @@
               <w:rPr>
                 <w:rFonts w:ascii="Arial" w:hAnsi="Arial"/>
                 <w:b w:val="0"/>
-                <w:color w:val="24364B"/>
+                <w:color w:val="111111"/>
                 <w:sz w:val="20"/>
               </w:rPr>
               <w:t>☐</w:t>
@@ -7083,7 +7090,7 @@
         </w:tc>
         <w:tc>
           <w:tcPr>
-            <w:tcW w:type="dxa" w:w="533"/>
+            <w:tcW w:type="dxa" w:w="1563"/>
             <w:vAlign w:val="center"/>
           </w:tcPr>
           <w:p>
@@ -7096,7 +7103,7 @@
               <w:rPr>
                 <w:rFonts w:ascii="Arial" w:hAnsi="Arial"/>
                 <w:b w:val="0"/>
-                <w:color w:val="24364B"/>
+                <w:color w:val="111111"/>
                 <w:sz w:val="20"/>
               </w:rPr>
               <w:t>☐</w:t>
@@ -7105,7 +7112,7 @@
         </w:tc>
         <w:tc>
           <w:tcPr>
-            <w:tcW w:type="dxa" w:w="533"/>
+            <w:tcW w:type="dxa" w:w="1563"/>
             <w:vAlign w:val="center"/>
           </w:tcPr>
           <w:p>
@@ -7118,7 +7125,7 @@
               <w:rPr>
                 <w:rFonts w:ascii="Arial" w:hAnsi="Arial"/>
                 <w:b w:val="0"/>
-                <w:color w:val="24364B"/>
+                <w:color w:val="111111"/>
                 <w:sz w:val="20"/>
               </w:rPr>
               <w:t>☐</w:t>
@@ -7132,8 +7139,8 @@
         </w:trPr>
         <w:tc>
           <w:tcPr>
-            <w:tcW w:type="dxa" w:w="518"/>
-            <w:shd w:fill="EEF5FC"/>
+            <w:tcW w:type="dxa" w:w="1563"/>
+            <w:shd w:fill="F2F2F2"/>
             <w:vAlign w:val="center"/>
           </w:tcPr>
           <w:p>
@@ -7146,7 +7153,7 @@
               <w:rPr>
                 <w:rFonts w:ascii="Arial" w:hAnsi="Arial"/>
                 <w:b w:val="0"/>
-                <w:color w:val="24364B"/>
+                <w:color w:val="111111"/>
                 <w:sz w:val="16"/>
               </w:rPr>
               <w:t>2</w:t>
@@ -7155,8 +7162,8 @@
         </w:tc>
         <w:tc>
           <w:tcPr>
-            <w:tcW w:type="dxa" w:w="7762"/>
-            <w:shd w:fill="EEF5FC"/>
+            <w:tcW w:type="dxa" w:w="1563"/>
+            <w:shd w:fill="F2F2F2"/>
             <w:vAlign w:val="center"/>
           </w:tcPr>
           <w:p>
@@ -7169,7 +7176,7 @@
               <w:rPr>
                 <w:rFonts w:ascii="Arial" w:hAnsi="Arial"/>
                 <w:b w:val="0"/>
-                <w:color w:val="24364B"/>
+                <w:color w:val="111111"/>
                 <w:sz w:val="16"/>
               </w:rPr>
               <w:t>I can access only the information and functions permitted for my police-personnel role. (CF)</w:t>
@@ -7178,8 +7185,8 @@
         </w:tc>
         <w:tc>
           <w:tcPr>
-            <w:tcW w:type="dxa" w:w="533"/>
-            <w:shd w:fill="EEF5FC"/>
+            <w:tcW w:type="dxa" w:w="1563"/>
+            <w:shd w:fill="F2F2F2"/>
             <w:vAlign w:val="center"/>
           </w:tcPr>
           <w:p>
@@ -7192,7 +7199,7 @@
               <w:rPr>
                 <w:rFonts w:ascii="Arial" w:hAnsi="Arial"/>
                 <w:b w:val="0"/>
-                <w:color w:val="24364B"/>
+                <w:color w:val="111111"/>
                 <w:sz w:val="20"/>
               </w:rPr>
               <w:t>☐</w:t>
@@ -7201,8 +7208,8 @@
         </w:tc>
         <w:tc>
           <w:tcPr>
-            <w:tcW w:type="dxa" w:w="533"/>
-            <w:shd w:fill="EEF5FC"/>
+            <w:tcW w:type="dxa" w:w="1563"/>
+            <w:shd w:fill="F2F2F2"/>
             <w:vAlign w:val="center"/>
           </w:tcPr>
           <w:p>
@@ -7215,7 +7222,7 @@
               <w:rPr>
                 <w:rFonts w:ascii="Arial" w:hAnsi="Arial"/>
                 <w:b w:val="0"/>
-                <w:color w:val="24364B"/>
+                <w:color w:val="111111"/>
                 <w:sz w:val="20"/>
               </w:rPr>
               <w:t>☐</w:t>
@@ -7224,8 +7231,8 @@
         </w:tc>
         <w:tc>
           <w:tcPr>
-            <w:tcW w:type="dxa" w:w="533"/>
-            <w:shd w:fill="EEF5FC"/>
+            <w:tcW w:type="dxa" w:w="1563"/>
+            <w:shd w:fill="F2F2F2"/>
             <w:vAlign w:val="center"/>
           </w:tcPr>
           <w:p>
@@ -7238,7 +7245,7 @@
               <w:rPr>
                 <w:rFonts w:ascii="Arial" w:hAnsi="Arial"/>
                 <w:b w:val="0"/>
-                <w:color w:val="24364B"/>
+                <w:color w:val="111111"/>
                 <w:sz w:val="20"/>
               </w:rPr>
               <w:t>☐</w:t>
@@ -7247,8 +7254,8 @@
         </w:tc>
         <w:tc>
           <w:tcPr>
-            <w:tcW w:type="dxa" w:w="533"/>
-            <w:shd w:fill="EEF5FC"/>
+            <w:tcW w:type="dxa" w:w="1563"/>
+            <w:shd w:fill="F2F2F2"/>
             <w:vAlign w:val="center"/>
           </w:tcPr>
           <w:p>
@@ -7261,7 +7268,7 @@
               <w:rPr>
                 <w:rFonts w:ascii="Arial" w:hAnsi="Arial"/>
                 <w:b w:val="0"/>
-                <w:color w:val="24364B"/>
+                <w:color w:val="111111"/>
                 <w:sz w:val="20"/>
               </w:rPr>
               <w:t>☐</w:t>
@@ -7270,8 +7277,8 @@
         </w:tc>
         <w:tc>
           <w:tcPr>
-            <w:tcW w:type="dxa" w:w="533"/>
-            <w:shd w:fill="EEF5FC"/>
+            <w:tcW w:type="dxa" w:w="1563"/>
+            <w:shd w:fill="F2F2F2"/>
             <w:vAlign w:val="center"/>
           </w:tcPr>
           <w:p>
@@ -7284,7 +7291,7 @@
               <w:rPr>
                 <w:rFonts w:ascii="Arial" w:hAnsi="Arial"/>
                 <w:b w:val="0"/>
-                <w:color w:val="24364B"/>
+                <w:color w:val="111111"/>
                 <w:sz w:val="20"/>
               </w:rPr>
               <w:t>☐</w:t>
@@ -7298,7 +7305,7 @@
         </w:trPr>
         <w:tc>
           <w:tcPr>
-            <w:tcW w:type="dxa" w:w="518"/>
+            <w:tcW w:type="dxa" w:w="1563"/>
             <w:vAlign w:val="center"/>
           </w:tcPr>
           <w:p>
@@ -7311,7 +7318,7 @@
               <w:rPr>
                 <w:rFonts w:ascii="Arial" w:hAnsi="Arial"/>
                 <w:b w:val="0"/>
-                <w:color w:val="24364B"/>
+                <w:color w:val="111111"/>
                 <w:sz w:val="16"/>
               </w:rPr>
               <w:t>3</w:t>
@@ -7320,7 +7327,7 @@
         </w:tc>
         <w:tc>
           <w:tcPr>
-            <w:tcW w:type="dxa" w:w="7762"/>
+            <w:tcW w:type="dxa" w:w="1563"/>
             <w:vAlign w:val="center"/>
           </w:tcPr>
           <w:p>
@@ -7333,7 +7340,7 @@
               <w:rPr>
                 <w:rFonts w:ascii="Arial" w:hAnsi="Arial"/>
                 <w:b w:val="0"/>
-                <w:color w:val="24364B"/>
+                <w:color w:val="111111"/>
                 <w:sz w:val="16"/>
               </w:rPr>
               <w:t>Input validation and confirmations help prevent invalid or accidental changes to important information. (IN)</w:t>
@@ -7342,7 +7349,7 @@
         </w:tc>
         <w:tc>
           <w:tcPr>
-            <w:tcW w:type="dxa" w:w="533"/>
+            <w:tcW w:type="dxa" w:w="1563"/>
             <w:vAlign w:val="center"/>
           </w:tcPr>
           <w:p>
@@ -7355,7 +7362,7 @@
               <w:rPr>
                 <w:rFonts w:ascii="Arial" w:hAnsi="Arial"/>
                 <w:b w:val="0"/>
-                <w:color w:val="24364B"/>
+                <w:color w:val="111111"/>
                 <w:sz w:val="20"/>
               </w:rPr>
               <w:t>☐</w:t>
@@ -7364,7 +7371,7 @@
         </w:tc>
         <w:tc>
           <w:tcPr>
-            <w:tcW w:type="dxa" w:w="533"/>
+            <w:tcW w:type="dxa" w:w="1563"/>
             <w:vAlign w:val="center"/>
           </w:tcPr>
           <w:p>
@@ -7377,7 +7384,7 @@
               <w:rPr>
                 <w:rFonts w:ascii="Arial" w:hAnsi="Arial"/>
                 <w:b w:val="0"/>
-                <w:color w:val="24364B"/>
+                <w:color w:val="111111"/>
                 <w:sz w:val="20"/>
               </w:rPr>
               <w:t>☐</w:t>
@@ -7386,7 +7393,7 @@
         </w:tc>
         <w:tc>
           <w:tcPr>
-            <w:tcW w:type="dxa" w:w="533"/>
+            <w:tcW w:type="dxa" w:w="1563"/>
             <w:vAlign w:val="center"/>
           </w:tcPr>
           <w:p>
@@ -7399,7 +7406,7 @@
               <w:rPr>
                 <w:rFonts w:ascii="Arial" w:hAnsi="Arial"/>
                 <w:b w:val="0"/>
-                <w:color w:val="24364B"/>
+                <w:color w:val="111111"/>
                 <w:sz w:val="20"/>
               </w:rPr>
               <w:t>☐</w:t>
@@ -7408,7 +7415,7 @@
         </w:tc>
         <w:tc>
           <w:tcPr>
-            <w:tcW w:type="dxa" w:w="533"/>
+            <w:tcW w:type="dxa" w:w="1563"/>
             <w:vAlign w:val="center"/>
           </w:tcPr>
           <w:p>
@@ -7421,7 +7428,7 @@
               <w:rPr>
                 <w:rFonts w:ascii="Arial" w:hAnsi="Arial"/>
                 <w:b w:val="0"/>
-                <w:color w:val="24364B"/>
+                <w:color w:val="111111"/>
                 <w:sz w:val="20"/>
               </w:rPr>
               <w:t>☐</w:t>
@@ -7430,7 +7437,7 @@
         </w:tc>
         <w:tc>
           <w:tcPr>
-            <w:tcW w:type="dxa" w:w="533"/>
+            <w:tcW w:type="dxa" w:w="1563"/>
             <w:vAlign w:val="center"/>
           </w:tcPr>
           <w:p>
@@ -7443,7 +7450,7 @@
               <w:rPr>
                 <w:rFonts w:ascii="Arial" w:hAnsi="Arial"/>
                 <w:b w:val="0"/>
-                <w:color w:val="24364B"/>
+                <w:color w:val="111111"/>
                 <w:sz w:val="20"/>
               </w:rPr>
               <w:t>☐</w:t>
@@ -7457,8 +7464,8 @@
         </w:trPr>
         <w:tc>
           <w:tcPr>
-            <w:tcW w:type="dxa" w:w="518"/>
-            <w:shd w:fill="EEF5FC"/>
+            <w:tcW w:type="dxa" w:w="1563"/>
+            <w:shd w:fill="F2F2F2"/>
             <w:vAlign w:val="center"/>
           </w:tcPr>
           <w:p>
@@ -7471,7 +7478,7 @@
               <w:rPr>
                 <w:rFonts w:ascii="Arial" w:hAnsi="Arial"/>
                 <w:b w:val="0"/>
-                <w:color w:val="24364B"/>
+                <w:color w:val="111111"/>
                 <w:sz w:val="16"/>
               </w:rPr>
               <w:t>4</w:t>
@@ -7480,8 +7487,8 @@
         </w:tc>
         <w:tc>
           <w:tcPr>
-            <w:tcW w:type="dxa" w:w="7762"/>
-            <w:shd w:fill="EEF5FC"/>
+            <w:tcW w:type="dxa" w:w="1563"/>
+            <w:shd w:fill="F2F2F2"/>
             <w:vAlign w:val="center"/>
           </w:tcPr>
           <w:p>
@@ -7494,7 +7501,7 @@
               <w:rPr>
                 <w:rFonts w:ascii="Arial" w:hAnsi="Arial"/>
                 <w:b w:val="0"/>
-                <w:color w:val="24364B"/>
+                <w:color w:val="111111"/>
                 <w:sz w:val="16"/>
               </w:rPr>
               <w:t>Submitted reports, evidence, and report history remain complete and accurate after submission or correction. (IN)</w:t>
@@ -7503,8 +7510,8 @@
         </w:tc>
         <w:tc>
           <w:tcPr>
-            <w:tcW w:type="dxa" w:w="533"/>
-            <w:shd w:fill="EEF5FC"/>
+            <w:tcW w:type="dxa" w:w="1563"/>
+            <w:shd w:fill="F2F2F2"/>
             <w:vAlign w:val="center"/>
           </w:tcPr>
           <w:p>
@@ -7517,7 +7524,7 @@
               <w:rPr>
                 <w:rFonts w:ascii="Arial" w:hAnsi="Arial"/>
                 <w:b w:val="0"/>
-                <w:color w:val="24364B"/>
+                <w:color w:val="111111"/>
                 <w:sz w:val="20"/>
               </w:rPr>
               <w:t>☐</w:t>
@@ -7526,8 +7533,8 @@
         </w:tc>
         <w:tc>
           <w:tcPr>
-            <w:tcW w:type="dxa" w:w="533"/>
-            <w:shd w:fill="EEF5FC"/>
+            <w:tcW w:type="dxa" w:w="1563"/>
+            <w:shd w:fill="F2F2F2"/>
             <w:vAlign w:val="center"/>
           </w:tcPr>
           <w:p>
@@ -7540,7 +7547,7 @@
               <w:rPr>
                 <w:rFonts w:ascii="Arial" w:hAnsi="Arial"/>
                 <w:b w:val="0"/>
-                <w:color w:val="24364B"/>
+                <w:color w:val="111111"/>
                 <w:sz w:val="20"/>
               </w:rPr>
               <w:t>☐</w:t>
@@ -7549,8 +7556,8 @@
         </w:tc>
         <w:tc>
           <w:tcPr>
-            <w:tcW w:type="dxa" w:w="533"/>
-            <w:shd w:fill="EEF5FC"/>
+            <w:tcW w:type="dxa" w:w="1563"/>
+            <w:shd w:fill="F2F2F2"/>
             <w:vAlign w:val="center"/>
           </w:tcPr>
           <w:p>
@@ -7563,7 +7570,7 @@
               <w:rPr>
                 <w:rFonts w:ascii="Arial" w:hAnsi="Arial"/>
                 <w:b w:val="0"/>
-                <w:color w:val="24364B"/>
+                <w:color w:val="111111"/>
                 <w:sz w:val="20"/>
               </w:rPr>
               <w:t>☐</w:t>
@@ -7572,8 +7579,8 @@
         </w:tc>
         <w:tc>
           <w:tcPr>
-            <w:tcW w:type="dxa" w:w="533"/>
-            <w:shd w:fill="EEF5FC"/>
+            <w:tcW w:type="dxa" w:w="1563"/>
+            <w:shd w:fill="F2F2F2"/>
             <w:vAlign w:val="center"/>
           </w:tcPr>
           <w:p>
@@ -7586,7 +7593,7 @@
               <w:rPr>
                 <w:rFonts w:ascii="Arial" w:hAnsi="Arial"/>
                 <w:b w:val="0"/>
-                <w:color w:val="24364B"/>
+                <w:color w:val="111111"/>
                 <w:sz w:val="20"/>
               </w:rPr>
               <w:t>☐</w:t>
@@ -7595,8 +7602,8 @@
         </w:tc>
         <w:tc>
           <w:tcPr>
-            <w:tcW w:type="dxa" w:w="533"/>
-            <w:shd w:fill="EEF5FC"/>
+            <w:tcW w:type="dxa" w:w="1563"/>
+            <w:shd w:fill="F2F2F2"/>
             <w:vAlign w:val="center"/>
           </w:tcPr>
           <w:p>
@@ -7609,7 +7616,7 @@
               <w:rPr>
                 <w:rFonts w:ascii="Arial" w:hAnsi="Arial"/>
                 <w:b w:val="0"/>
-                <w:color w:val="24364B"/>
+                <w:color w:val="111111"/>
                 <w:sz w:val="20"/>
               </w:rPr>
               <w:t>☐</w:t>
@@ -7623,7 +7630,7 @@
         </w:trPr>
         <w:tc>
           <w:tcPr>
-            <w:tcW w:type="dxa" w:w="518"/>
+            <w:tcW w:type="dxa" w:w="1563"/>
             <w:vAlign w:val="center"/>
           </w:tcPr>
           <w:p>
@@ -7636,7 +7643,7 @@
               <w:rPr>
                 <w:rFonts w:ascii="Arial" w:hAnsi="Arial"/>
                 <w:b w:val="0"/>
-                <w:color w:val="24364B"/>
+                <w:color w:val="111111"/>
                 <w:sz w:val="16"/>
               </w:rPr>
               <w:t>5</w:t>
@@ -7645,7 +7652,7 @@
         </w:tc>
         <w:tc>
           <w:tcPr>
-            <w:tcW w:type="dxa" w:w="7762"/>
+            <w:tcW w:type="dxa" w:w="1563"/>
             <w:vAlign w:val="center"/>
           </w:tcPr>
           <w:p>
@@ -7658,7 +7665,7 @@
               <w:rPr>
                 <w:rFonts w:ascii="Arial" w:hAnsi="Arial"/>
                 <w:b w:val="0"/>
-                <w:color w:val="24364B"/>
+                <w:color w:val="111111"/>
                 <w:sz w:val="16"/>
               </w:rPr>
               <w:t>My submitted reports, backup requests, and important actions are associated with my authenticated account. (AC)</w:t>
@@ -7667,7 +7674,7 @@
         </w:tc>
         <w:tc>
           <w:tcPr>
-            <w:tcW w:type="dxa" w:w="533"/>
+            <w:tcW w:type="dxa" w:w="1563"/>
             <w:vAlign w:val="center"/>
           </w:tcPr>
           <w:p>
@@ -7680,7 +7687,7 @@
               <w:rPr>
                 <w:rFonts w:ascii="Arial" w:hAnsi="Arial"/>
                 <w:b w:val="0"/>
-                <w:color w:val="24364B"/>
+                <w:color w:val="111111"/>
                 <w:sz w:val="20"/>
               </w:rPr>
               <w:t>☐</w:t>
@@ -7689,7 +7696,7 @@
         </w:tc>
         <w:tc>
           <w:tcPr>
-            <w:tcW w:type="dxa" w:w="533"/>
+            <w:tcW w:type="dxa" w:w="1563"/>
             <w:vAlign w:val="center"/>
           </w:tcPr>
           <w:p>
@@ -7702,7 +7709,7 @@
               <w:rPr>
                 <w:rFonts w:ascii="Arial" w:hAnsi="Arial"/>
                 <w:b w:val="0"/>
-                <w:color w:val="24364B"/>
+                <w:color w:val="111111"/>
                 <w:sz w:val="20"/>
               </w:rPr>
               <w:t>☐</w:t>
@@ -7711,7 +7718,7 @@
         </w:tc>
         <w:tc>
           <w:tcPr>
-            <w:tcW w:type="dxa" w:w="533"/>
+            <w:tcW w:type="dxa" w:w="1563"/>
             <w:vAlign w:val="center"/>
           </w:tcPr>
           <w:p>
@@ -7724,7 +7731,7 @@
               <w:rPr>
                 <w:rFonts w:ascii="Arial" w:hAnsi="Arial"/>
                 <w:b w:val="0"/>
-                <w:color w:val="24364B"/>
+                <w:color w:val="111111"/>
                 <w:sz w:val="20"/>
               </w:rPr>
               <w:t>☐</w:t>
@@ -7733,7 +7740,7 @@
         </w:tc>
         <w:tc>
           <w:tcPr>
-            <w:tcW w:type="dxa" w:w="533"/>
+            <w:tcW w:type="dxa" w:w="1563"/>
             <w:vAlign w:val="center"/>
           </w:tcPr>
           <w:p>
@@ -7746,7 +7753,7 @@
               <w:rPr>
                 <w:rFonts w:ascii="Arial" w:hAnsi="Arial"/>
                 <w:b w:val="0"/>
-                <w:color w:val="24364B"/>
+                <w:color w:val="111111"/>
                 <w:sz w:val="20"/>
               </w:rPr>
               <w:t>☐</w:t>
@@ -7755,7 +7762,7 @@
         </w:tc>
         <w:tc>
           <w:tcPr>
-            <w:tcW w:type="dxa" w:w="533"/>
+            <w:tcW w:type="dxa" w:w="1563"/>
             <w:vAlign w:val="center"/>
           </w:tcPr>
           <w:p>
@@ -7768,7 +7775,7 @@
               <w:rPr>
                 <w:rFonts w:ascii="Arial" w:hAnsi="Arial"/>
                 <w:b w:val="0"/>
-                <w:color w:val="24364B"/>
+                <w:color w:val="111111"/>
                 <w:sz w:val="20"/>
               </w:rPr>
               <w:t>☐</w:t>
@@ -7782,8 +7789,8 @@
         </w:trPr>
         <w:tc>
           <w:tcPr>
-            <w:tcW w:type="dxa" w:w="518"/>
-            <w:shd w:fill="EEF5FC"/>
+            <w:tcW w:type="dxa" w:w="1563"/>
+            <w:shd w:fill="F2F2F2"/>
             <w:vAlign w:val="center"/>
           </w:tcPr>
           <w:p>
@@ -7796,7 +7803,7 @@
               <w:rPr>
                 <w:rFonts w:ascii="Arial" w:hAnsi="Arial"/>
                 <w:b w:val="0"/>
-                <w:color w:val="24364B"/>
+                <w:color w:val="111111"/>
                 <w:sz w:val="16"/>
               </w:rPr>
               <w:t>6</w:t>
@@ -7805,8 +7812,8 @@
         </w:tc>
         <w:tc>
           <w:tcPr>
-            <w:tcW w:type="dxa" w:w="7762"/>
-            <w:shd w:fill="EEF5FC"/>
+            <w:tcW w:type="dxa" w:w="1563"/>
+            <w:shd w:fill="F2F2F2"/>
             <w:vAlign w:val="center"/>
           </w:tcPr>
           <w:p>
@@ -7819,7 +7826,7 @@
               <w:rPr>
                 <w:rFonts w:ascii="Arial" w:hAnsi="Arial"/>
                 <w:b w:val="0"/>
-                <w:color w:val="24364B"/>
+                <w:color w:val="111111"/>
                 <w:sz w:val="16"/>
               </w:rPr>
               <w:t>Notifications and history information provide the related event, time, and status needed to trace important actions. (AC)</w:t>
@@ -7828,8 +7835,8 @@
         </w:tc>
         <w:tc>
           <w:tcPr>
-            <w:tcW w:type="dxa" w:w="533"/>
-            <w:shd w:fill="EEF5FC"/>
+            <w:tcW w:type="dxa" w:w="1563"/>
+            <w:shd w:fill="F2F2F2"/>
             <w:vAlign w:val="center"/>
           </w:tcPr>
           <w:p>
@@ -7842,7 +7849,7 @@
               <w:rPr>
                 <w:rFonts w:ascii="Arial" w:hAnsi="Arial"/>
                 <w:b w:val="0"/>
-                <w:color w:val="24364B"/>
+                <w:color w:val="111111"/>
                 <w:sz w:val="20"/>
               </w:rPr>
               <w:t>☐</w:t>
@@ -7851,8 +7858,8 @@
         </w:tc>
         <w:tc>
           <w:tcPr>
-            <w:tcW w:type="dxa" w:w="533"/>
-            <w:shd w:fill="EEF5FC"/>
+            <w:tcW w:type="dxa" w:w="1563"/>
+            <w:shd w:fill="F2F2F2"/>
             <w:vAlign w:val="center"/>
           </w:tcPr>
           <w:p>
@@ -7865,7 +7872,7 @@
               <w:rPr>
                 <w:rFonts w:ascii="Arial" w:hAnsi="Arial"/>
                 <w:b w:val="0"/>
-                <w:color w:val="24364B"/>
+                <w:color w:val="111111"/>
                 <w:sz w:val="20"/>
               </w:rPr>
               <w:t>☐</w:t>
@@ -7874,8 +7881,8 @@
         </w:tc>
         <w:tc>
           <w:tcPr>
-            <w:tcW w:type="dxa" w:w="533"/>
-            <w:shd w:fill="EEF5FC"/>
+            <w:tcW w:type="dxa" w:w="1563"/>
+            <w:shd w:fill="F2F2F2"/>
             <w:vAlign w:val="center"/>
           </w:tcPr>
           <w:p>
@@ -7888,7 +7895,7 @@
               <w:rPr>
                 <w:rFonts w:ascii="Arial" w:hAnsi="Arial"/>
                 <w:b w:val="0"/>
-                <w:color w:val="24364B"/>
+                <w:color w:val="111111"/>
                 <w:sz w:val="20"/>
               </w:rPr>
               <w:t>☐</w:t>
@@ -7897,8 +7904,8 @@
         </w:tc>
         <w:tc>
           <w:tcPr>
-            <w:tcW w:type="dxa" w:w="533"/>
-            <w:shd w:fill="EEF5FC"/>
+            <w:tcW w:type="dxa" w:w="1563"/>
+            <w:shd w:fill="F2F2F2"/>
             <w:vAlign w:val="center"/>
           </w:tcPr>
           <w:p>
@@ -7911,7 +7918,7 @@
               <w:rPr>
                 <w:rFonts w:ascii="Arial" w:hAnsi="Arial"/>
                 <w:b w:val="0"/>
-                <w:color w:val="24364B"/>
+                <w:color w:val="111111"/>
                 <w:sz w:val="20"/>
               </w:rPr>
               <w:t>☐</w:t>
@@ -7920,8 +7927,8 @@
         </w:tc>
         <w:tc>
           <w:tcPr>
-            <w:tcW w:type="dxa" w:w="533"/>
-            <w:shd w:fill="EEF5FC"/>
+            <w:tcW w:type="dxa" w:w="1563"/>
+            <w:shd w:fill="F2F2F2"/>
             <w:vAlign w:val="center"/>
           </w:tcPr>
           <w:p>
@@ -7934,7 +7941,7 @@
               <w:rPr>
                 <w:rFonts w:ascii="Arial" w:hAnsi="Arial"/>
                 <w:b w:val="0"/>
-                <w:color w:val="24364B"/>
+                <w:color w:val="111111"/>
                 <w:sz w:val="20"/>
               </w:rPr>
               <w:t>☐</w:t>
@@ -7948,7 +7955,7 @@
         </w:trPr>
         <w:tc>
           <w:tcPr>
-            <w:tcW w:type="dxa" w:w="518"/>
+            <w:tcW w:type="dxa" w:w="1563"/>
             <w:vAlign w:val="center"/>
           </w:tcPr>
           <w:p>
@@ -7961,7 +7968,7 @@
               <w:rPr>
                 <w:rFonts w:ascii="Arial" w:hAnsi="Arial"/>
                 <w:b w:val="0"/>
-                <w:color w:val="24364B"/>
+                <w:color w:val="111111"/>
                 <w:sz w:val="16"/>
               </w:rPr>
               <w:t>7</w:t>
@@ -7970,7 +7977,7 @@
         </w:tc>
         <w:tc>
           <w:tcPr>
-            <w:tcW w:type="dxa" w:w="7762"/>
+            <w:tcW w:type="dxa" w:w="1563"/>
             <w:vAlign w:val="center"/>
           </w:tcPr>
           <w:p>
@@ -7983,7 +7990,7 @@
               <w:rPr>
                 <w:rFonts w:ascii="Arial" w:hAnsi="Arial"/>
                 <w:b w:val="0"/>
-                <w:color w:val="24364B"/>
+                <w:color w:val="111111"/>
                 <w:sz w:val="16"/>
               </w:rPr>
               <w:t>The Login ID, password, and verification-code process helps confirm that only the authorized user can sign in. (AU)</w:t>
@@ -7992,7 +7999,7 @@
         </w:tc>
         <w:tc>
           <w:tcPr>
-            <w:tcW w:type="dxa" w:w="533"/>
+            <w:tcW w:type="dxa" w:w="1563"/>
             <w:vAlign w:val="center"/>
           </w:tcPr>
           <w:p>
@@ -8005,7 +8012,7 @@
               <w:rPr>
                 <w:rFonts w:ascii="Arial" w:hAnsi="Arial"/>
                 <w:b w:val="0"/>
-                <w:color w:val="24364B"/>
+                <w:color w:val="111111"/>
                 <w:sz w:val="20"/>
               </w:rPr>
               <w:t>☐</w:t>
@@ -8014,7 +8021,7 @@
         </w:tc>
         <w:tc>
           <w:tcPr>
-            <w:tcW w:type="dxa" w:w="533"/>
+            <w:tcW w:type="dxa" w:w="1563"/>
             <w:vAlign w:val="center"/>
           </w:tcPr>
           <w:p>
@@ -8027,7 +8034,7 @@
               <w:rPr>
                 <w:rFonts w:ascii="Arial" w:hAnsi="Arial"/>
                 <w:b w:val="0"/>
-                <w:color w:val="24364B"/>
+                <w:color w:val="111111"/>
                 <w:sz w:val="20"/>
               </w:rPr>
               <w:t>☐</w:t>
@@ -8036,7 +8043,7 @@
         </w:tc>
         <w:tc>
           <w:tcPr>
-            <w:tcW w:type="dxa" w:w="533"/>
+            <w:tcW w:type="dxa" w:w="1563"/>
             <w:vAlign w:val="center"/>
           </w:tcPr>
           <w:p>
@@ -8049,7 +8056,7 @@
               <w:rPr>
                 <w:rFonts w:ascii="Arial" w:hAnsi="Arial"/>
                 <w:b w:val="0"/>
-                <w:color w:val="24364B"/>
+                <w:color w:val="111111"/>
                 <w:sz w:val="20"/>
               </w:rPr>
               <w:t>☐</w:t>
@@ -8058,7 +8065,7 @@
         </w:tc>
         <w:tc>
           <w:tcPr>
-            <w:tcW w:type="dxa" w:w="533"/>
+            <w:tcW w:type="dxa" w:w="1563"/>
             <w:vAlign w:val="center"/>
           </w:tcPr>
           <w:p>
@@ -8071,7 +8078,7 @@
               <w:rPr>
                 <w:rFonts w:ascii="Arial" w:hAnsi="Arial"/>
                 <w:b w:val="0"/>
-                <w:color w:val="24364B"/>
+                <w:color w:val="111111"/>
                 <w:sz w:val="20"/>
               </w:rPr>
               <w:t>☐</w:t>
@@ -8080,7 +8087,7 @@
         </w:tc>
         <w:tc>
           <w:tcPr>
-            <w:tcW w:type="dxa" w:w="533"/>
+            <w:tcW w:type="dxa" w:w="1563"/>
             <w:vAlign w:val="center"/>
           </w:tcPr>
           <w:p>
@@ -8093,7 +8100,7 @@
               <w:rPr>
                 <w:rFonts w:ascii="Arial" w:hAnsi="Arial"/>
                 <w:b w:val="0"/>
-                <w:color w:val="24364B"/>
+                <w:color w:val="111111"/>
                 <w:sz w:val="20"/>
               </w:rPr>
               <w:t>☐</w:t>
@@ -8107,8 +8114,8 @@
         </w:trPr>
         <w:tc>
           <w:tcPr>
-            <w:tcW w:type="dxa" w:w="518"/>
-            <w:shd w:fill="EEF5FC"/>
+            <w:tcW w:type="dxa" w:w="1563"/>
+            <w:shd w:fill="F2F2F2"/>
             <w:vAlign w:val="center"/>
           </w:tcPr>
           <w:p>
@@ -8121,7 +8128,7 @@
               <w:rPr>
                 <w:rFonts w:ascii="Arial" w:hAnsi="Arial"/>
                 <w:b w:val="0"/>
-                <w:color w:val="24364B"/>
+                <w:color w:val="111111"/>
                 <w:sz w:val="16"/>
               </w:rPr>
               <w:t>8</w:t>
@@ -8130,8 +8137,8 @@
         </w:tc>
         <w:tc>
           <w:tcPr>
-            <w:tcW w:type="dxa" w:w="7762"/>
-            <w:shd w:fill="EEF5FC"/>
+            <w:tcW w:type="dxa" w:w="1563"/>
+            <w:shd w:fill="F2F2F2"/>
             <w:vAlign w:val="center"/>
           </w:tcPr>
           <w:p>
@@ -8144,7 +8151,7 @@
               <w:rPr>
                 <w:rFonts w:ascii="Arial" w:hAnsi="Arial"/>
                 <w:b w:val="0"/>
-                <w:color w:val="24364B"/>
+                <w:color w:val="111111"/>
                 <w:sz w:val="16"/>
               </w:rPr>
               <w:t>Logout and session controls prevent continued access after I sign out or when my session expires. (AU)</w:t>
@@ -8153,8 +8160,8 @@
         </w:tc>
         <w:tc>
           <w:tcPr>
-            <w:tcW w:type="dxa" w:w="533"/>
-            <w:shd w:fill="EEF5FC"/>
+            <w:tcW w:type="dxa" w:w="1563"/>
+            <w:shd w:fill="F2F2F2"/>
             <w:vAlign w:val="center"/>
           </w:tcPr>
           <w:p>
@@ -8167,7 +8174,7 @@
               <w:rPr>
                 <w:rFonts w:ascii="Arial" w:hAnsi="Arial"/>
                 <w:b w:val="0"/>
-                <w:color w:val="24364B"/>
+                <w:color w:val="111111"/>
                 <w:sz w:val="20"/>
               </w:rPr>
               <w:t>☐</w:t>
@@ -8176,8 +8183,8 @@
         </w:tc>
         <w:tc>
           <w:tcPr>
-            <w:tcW w:type="dxa" w:w="533"/>
-            <w:shd w:fill="EEF5FC"/>
+            <w:tcW w:type="dxa" w:w="1563"/>
+            <w:shd w:fill="F2F2F2"/>
             <w:vAlign w:val="center"/>
           </w:tcPr>
           <w:p>
@@ -8190,7 +8197,7 @@
               <w:rPr>
                 <w:rFonts w:ascii="Arial" w:hAnsi="Arial"/>
                 <w:b w:val="0"/>
-                <w:color w:val="24364B"/>
+                <w:color w:val="111111"/>
                 <w:sz w:val="20"/>
               </w:rPr>
               <w:t>☐</w:t>
@@ -8199,8 +8206,8 @@
         </w:tc>
         <w:tc>
           <w:tcPr>
-            <w:tcW w:type="dxa" w:w="533"/>
-            <w:shd w:fill="EEF5FC"/>
+            <w:tcW w:type="dxa" w:w="1563"/>
+            <w:shd w:fill="F2F2F2"/>
             <w:vAlign w:val="center"/>
           </w:tcPr>
           <w:p>
@@ -8213,7 +8220,7 @@
               <w:rPr>
                 <w:rFonts w:ascii="Arial" w:hAnsi="Arial"/>
                 <w:b w:val="0"/>
-                <w:color w:val="24364B"/>
+                <w:color w:val="111111"/>
                 <w:sz w:val="20"/>
               </w:rPr>
               <w:t>☐</w:t>
@@ -8222,8 +8229,8 @@
         </w:tc>
         <w:tc>
           <w:tcPr>
-            <w:tcW w:type="dxa" w:w="533"/>
-            <w:shd w:fill="EEF5FC"/>
+            <w:tcW w:type="dxa" w:w="1563"/>
+            <w:shd w:fill="F2F2F2"/>
             <w:vAlign w:val="center"/>
           </w:tcPr>
           <w:p>
@@ -8236,7 +8243,7 @@
               <w:rPr>
                 <w:rFonts w:ascii="Arial" w:hAnsi="Arial"/>
                 <w:b w:val="0"/>
-                <w:color w:val="24364B"/>
+                <w:color w:val="111111"/>
                 <w:sz w:val="20"/>
               </w:rPr>
               <w:t>☐</w:t>
@@ -8245,8 +8252,8 @@
         </w:tc>
         <w:tc>
           <w:tcPr>
-            <w:tcW w:type="dxa" w:w="533"/>
-            <w:shd w:fill="EEF5FC"/>
+            <w:tcW w:type="dxa" w:w="1563"/>
+            <w:shd w:fill="F2F2F2"/>
             <w:vAlign w:val="center"/>
           </w:tcPr>
           <w:p>
@@ -8259,7 +8266,7 @@
               <w:rPr>
                 <w:rFonts w:ascii="Arial" w:hAnsi="Arial"/>
                 <w:b w:val="0"/>
-                <w:color w:val="24364B"/>
+                <w:color w:val="111111"/>
                 <w:sz w:val="20"/>
               </w:rPr>
               <w:t>☐</w:t>
@@ -8276,7 +8283,7 @@
         <w:rPr>
           <w:rFonts w:ascii="Arial" w:hAnsi="Arial"/>
           <w:b/>
-          <w:color w:val="1F5DAA"/>
+          <w:color w:val="000000"/>
           <w:sz w:val="19"/>
         </w:rPr>
         <w:t>Comments or Suggestions</w:t>

--- a/docs/GeoSentri_Mobile_Police_Personnel_Evaluation_Questionnaire.docx
+++ b/docs/GeoSentri_Mobile_Police_Personnel_Evaluation_Questionnaire.docx
@@ -237,7 +237,7 @@
           <w:tcPr>
             <w:tcW w:type="dxa" w:w="2189"/>
             <w:vAlign w:val="center"/>
-            <w:shd w:fill="000000"/>
+            <w:shd w:fill="D9D9D9"/>
           </w:tcPr>
           <w:p>
             <w:pPr>
@@ -249,7 +249,7 @@
               <w:rPr>
                 <w:rFonts w:ascii="Arial" w:hAnsi="Arial"/>
                 <w:b/>
-                <w:color w:val="FFFFFF"/>
+                <w:color w:val="111111"/>
                 <w:sz w:val="17"/>
               </w:rPr>
               <w:t>5</w:t>
@@ -260,7 +260,7 @@
           <w:tcPr>
             <w:tcW w:type="dxa" w:w="2189"/>
             <w:vAlign w:val="center"/>
-            <w:shd w:fill="000000"/>
+            <w:shd w:fill="D9D9D9"/>
           </w:tcPr>
           <w:p>
             <w:pPr>
@@ -272,7 +272,7 @@
               <w:rPr>
                 <w:rFonts w:ascii="Arial" w:hAnsi="Arial"/>
                 <w:b/>
-                <w:color w:val="FFFFFF"/>
+                <w:color w:val="111111"/>
                 <w:sz w:val="17"/>
               </w:rPr>
               <w:t>4</w:t>
@@ -283,7 +283,7 @@
           <w:tcPr>
             <w:tcW w:type="dxa" w:w="2189"/>
             <w:vAlign w:val="center"/>
-            <w:shd w:fill="000000"/>
+            <w:shd w:fill="D9D9D9"/>
           </w:tcPr>
           <w:p>
             <w:pPr>
@@ -295,7 +295,7 @@
               <w:rPr>
                 <w:rFonts w:ascii="Arial" w:hAnsi="Arial"/>
                 <w:b/>
-                <w:color w:val="FFFFFF"/>
+                <w:color w:val="111111"/>
                 <w:sz w:val="17"/>
               </w:rPr>
               <w:t>3</w:t>
@@ -306,7 +306,7 @@
           <w:tcPr>
             <w:tcW w:type="dxa" w:w="2189"/>
             <w:vAlign w:val="center"/>
-            <w:shd w:fill="000000"/>
+            <w:shd w:fill="D9D9D9"/>
           </w:tcPr>
           <w:p>
             <w:pPr>
@@ -318,7 +318,7 @@
               <w:rPr>
                 <w:rFonts w:ascii="Arial" w:hAnsi="Arial"/>
                 <w:b/>
-                <w:color w:val="FFFFFF"/>
+                <w:color w:val="111111"/>
                 <w:sz w:val="17"/>
               </w:rPr>
               <w:t>2</w:t>
@@ -329,7 +329,7 @@
           <w:tcPr>
             <w:tcW w:type="dxa" w:w="2189"/>
             <w:vAlign w:val="center"/>
-            <w:shd w:fill="000000"/>
+            <w:shd w:fill="D9D9D9"/>
           </w:tcPr>
           <w:p>
             <w:pPr>
@@ -341,7 +341,7 @@
               <w:rPr>
                 <w:rFonts w:ascii="Arial" w:hAnsi="Arial"/>
                 <w:b/>
-                <w:color w:val="FFFFFF"/>
+                <w:color w:val="111111"/>
                 <w:sz w:val="17"/>
               </w:rPr>
               <w:t>1</w:t>
@@ -524,10 +524,10 @@
         </w:trPr>
         <w:tc>
           <w:tcPr>
-            <w:tcW w:type="dxa" w:w="1563"/>
+            <w:tcW w:type="dxa" w:w="518"/>
             <w:vMerge w:val="restart"/>
             <w:vAlign w:val="center"/>
-            <w:shd w:fill="000000"/>
+            <w:shd w:fill="D9D9D9"/>
           </w:tcPr>
           <w:p>
             <w:pPr>
@@ -539,7 +539,7 @@
               <w:rPr>
                 <w:rFonts w:ascii="Arial" w:hAnsi="Arial"/>
                 <w:b/>
-                <w:color w:val="FFFFFF"/>
+                <w:color w:val="111111"/>
                 <w:sz w:val="15"/>
               </w:rPr>
               <w:t>NO.</w:t>
@@ -548,10 +548,10 @@
         </w:tc>
         <w:tc>
           <w:tcPr>
-            <w:tcW w:type="dxa" w:w="1563"/>
+            <w:tcW w:type="dxa" w:w="7762"/>
             <w:vMerge w:val="restart"/>
             <w:vAlign w:val="center"/>
-            <w:shd w:fill="000000"/>
+            <w:shd w:fill="D9D9D9"/>
           </w:tcPr>
           <w:p>
             <w:pPr>
@@ -563,7 +563,7 @@
               <w:rPr>
                 <w:rFonts w:ascii="Arial" w:hAnsi="Arial"/>
                 <w:b/>
-                <w:color w:val="FFFFFF"/>
+                <w:color w:val="111111"/>
                 <w:sz w:val="15"/>
               </w:rPr>
               <w:t>STATEMENTS</w:t>
@@ -572,10 +572,10 @@
         </w:tc>
         <w:tc>
           <w:tcPr>
-            <w:tcW w:type="dxa" w:w="7815"/>
+            <w:tcW w:type="dxa" w:w="2664"/>
             <w:gridSpan w:val="5"/>
             <w:vAlign w:val="center"/>
-            <w:shd w:fill="000000"/>
+            <w:shd w:fill="D9D9D9"/>
           </w:tcPr>
           <w:p>
             <w:pPr>
@@ -587,7 +587,7 @@
               <w:rPr>
                 <w:rFonts w:ascii="Arial" w:hAnsi="Arial"/>
                 <w:b/>
-                <w:color w:val="FFFFFF"/>
+                <w:color w:val="111111"/>
                 <w:sz w:val="15"/>
               </w:rPr>
               <w:t>LEVEL OF AGREEMENT</w:t>
@@ -616,9 +616,9 @@
         </w:tc>
         <w:tc>
           <w:tcPr>
-            <w:tcW w:type="dxa" w:w="1563"/>
-            <w:vAlign w:val="center"/>
-            <w:shd w:fill="000000"/>
+            <w:tcW w:type="dxa" w:w="533"/>
+            <w:vAlign w:val="center"/>
+            <w:shd w:fill="D9D9D9"/>
           </w:tcPr>
           <w:p>
             <w:pPr>
@@ -630,7 +630,7 @@
               <w:rPr>
                 <w:rFonts w:ascii="Arial" w:hAnsi="Arial"/>
                 <w:b/>
-                <w:color w:val="FFFFFF"/>
+                <w:color w:val="111111"/>
                 <w:sz w:val="15"/>
               </w:rPr>
               <w:t>5</w:t>
@@ -639,9 +639,9 @@
         </w:tc>
         <w:tc>
           <w:tcPr>
-            <w:tcW w:type="dxa" w:w="1563"/>
-            <w:vAlign w:val="center"/>
-            <w:shd w:fill="000000"/>
+            <w:tcW w:type="dxa" w:w="533"/>
+            <w:vAlign w:val="center"/>
+            <w:shd w:fill="D9D9D9"/>
           </w:tcPr>
           <w:p>
             <w:pPr>
@@ -653,7 +653,7 @@
               <w:rPr>
                 <w:rFonts w:ascii="Arial" w:hAnsi="Arial"/>
                 <w:b/>
-                <w:color w:val="FFFFFF"/>
+                <w:color w:val="111111"/>
                 <w:sz w:val="15"/>
               </w:rPr>
               <w:t>4</w:t>
@@ -662,9 +662,9 @@
         </w:tc>
         <w:tc>
           <w:tcPr>
-            <w:tcW w:type="dxa" w:w="1563"/>
-            <w:vAlign w:val="center"/>
-            <w:shd w:fill="000000"/>
+            <w:tcW w:type="dxa" w:w="533"/>
+            <w:vAlign w:val="center"/>
+            <w:shd w:fill="D9D9D9"/>
           </w:tcPr>
           <w:p>
             <w:pPr>
@@ -676,7 +676,7 @@
               <w:rPr>
                 <w:rFonts w:ascii="Arial" w:hAnsi="Arial"/>
                 <w:b/>
-                <w:color w:val="FFFFFF"/>
+                <w:color w:val="111111"/>
                 <w:sz w:val="15"/>
               </w:rPr>
               <w:t>3</w:t>
@@ -685,9 +685,9 @@
         </w:tc>
         <w:tc>
           <w:tcPr>
-            <w:tcW w:type="dxa" w:w="1563"/>
-            <w:vAlign w:val="center"/>
-            <w:shd w:fill="000000"/>
+            <w:tcW w:type="dxa" w:w="533"/>
+            <w:vAlign w:val="center"/>
+            <w:shd w:fill="D9D9D9"/>
           </w:tcPr>
           <w:p>
             <w:pPr>
@@ -699,7 +699,7 @@
               <w:rPr>
                 <w:rFonts w:ascii="Arial" w:hAnsi="Arial"/>
                 <w:b/>
-                <w:color w:val="FFFFFF"/>
+                <w:color w:val="111111"/>
                 <w:sz w:val="15"/>
               </w:rPr>
               <w:t>2</w:t>
@@ -708,9 +708,9 @@
         </w:tc>
         <w:tc>
           <w:tcPr>
-            <w:tcW w:type="dxa" w:w="1563"/>
-            <w:vAlign w:val="center"/>
-            <w:shd w:fill="000000"/>
+            <w:tcW w:type="dxa" w:w="533"/>
+            <w:vAlign w:val="center"/>
+            <w:shd w:fill="D9D9D9"/>
           </w:tcPr>
           <w:p>
             <w:pPr>
@@ -722,7 +722,7 @@
               <w:rPr>
                 <w:rFonts w:ascii="Arial" w:hAnsi="Arial"/>
                 <w:b/>
-                <w:color w:val="FFFFFF"/>
+                <w:color w:val="111111"/>
                 <w:sz w:val="15"/>
               </w:rPr>
               <w:t>1</w:t>
@@ -736,7 +736,7 @@
         </w:trPr>
         <w:tc>
           <w:tcPr>
-            <w:tcW w:type="dxa" w:w="1563"/>
+            <w:tcW w:type="dxa" w:w="518"/>
             <w:vAlign w:val="center"/>
           </w:tcPr>
           <w:p>
@@ -758,7 +758,7 @@
         </w:tc>
         <w:tc>
           <w:tcPr>
-            <w:tcW w:type="dxa" w:w="1563"/>
+            <w:tcW w:type="dxa" w:w="7762"/>
             <w:vAlign w:val="center"/>
           </w:tcPr>
           <w:p>
@@ -780,7 +780,7 @@
         </w:tc>
         <w:tc>
           <w:tcPr>
-            <w:tcW w:type="dxa" w:w="1563"/>
+            <w:tcW w:type="dxa" w:w="533"/>
             <w:vAlign w:val="center"/>
           </w:tcPr>
           <w:p>
@@ -802,7 +802,7 @@
         </w:tc>
         <w:tc>
           <w:tcPr>
-            <w:tcW w:type="dxa" w:w="1563"/>
+            <w:tcW w:type="dxa" w:w="533"/>
             <w:vAlign w:val="center"/>
           </w:tcPr>
           <w:p>
@@ -824,7 +824,7 @@
         </w:tc>
         <w:tc>
           <w:tcPr>
-            <w:tcW w:type="dxa" w:w="1563"/>
+            <w:tcW w:type="dxa" w:w="533"/>
             <w:vAlign w:val="center"/>
           </w:tcPr>
           <w:p>
@@ -846,7 +846,7 @@
         </w:tc>
         <w:tc>
           <w:tcPr>
-            <w:tcW w:type="dxa" w:w="1563"/>
+            <w:tcW w:type="dxa" w:w="533"/>
             <w:vAlign w:val="center"/>
           </w:tcPr>
           <w:p>
@@ -868,7 +868,7 @@
         </w:tc>
         <w:tc>
           <w:tcPr>
-            <w:tcW w:type="dxa" w:w="1563"/>
+            <w:tcW w:type="dxa" w:w="533"/>
             <w:vAlign w:val="center"/>
           </w:tcPr>
           <w:p>
@@ -895,8 +895,8 @@
         </w:trPr>
         <w:tc>
           <w:tcPr>
-            <w:tcW w:type="dxa" w:w="1563"/>
-            <w:shd w:fill="F2F2F2"/>
+            <w:tcW w:type="dxa" w:w="518"/>
+            <w:shd w:fill="F5F5F5"/>
             <w:vAlign w:val="center"/>
           </w:tcPr>
           <w:p>
@@ -918,8 +918,8 @@
         </w:tc>
         <w:tc>
           <w:tcPr>
-            <w:tcW w:type="dxa" w:w="1563"/>
-            <w:shd w:fill="F2F2F2"/>
+            <w:tcW w:type="dxa" w:w="7762"/>
+            <w:shd w:fill="F5F5F5"/>
             <w:vAlign w:val="center"/>
           </w:tcPr>
           <w:p>
@@ -941,8 +941,8 @@
         </w:tc>
         <w:tc>
           <w:tcPr>
-            <w:tcW w:type="dxa" w:w="1563"/>
-            <w:shd w:fill="F2F2F2"/>
+            <w:tcW w:type="dxa" w:w="533"/>
+            <w:shd w:fill="F5F5F5"/>
             <w:vAlign w:val="center"/>
           </w:tcPr>
           <w:p>
@@ -964,8 +964,8 @@
         </w:tc>
         <w:tc>
           <w:tcPr>
-            <w:tcW w:type="dxa" w:w="1563"/>
-            <w:shd w:fill="F2F2F2"/>
+            <w:tcW w:type="dxa" w:w="533"/>
+            <w:shd w:fill="F5F5F5"/>
             <w:vAlign w:val="center"/>
           </w:tcPr>
           <w:p>
@@ -987,8 +987,8 @@
         </w:tc>
         <w:tc>
           <w:tcPr>
-            <w:tcW w:type="dxa" w:w="1563"/>
-            <w:shd w:fill="F2F2F2"/>
+            <w:tcW w:type="dxa" w:w="533"/>
+            <w:shd w:fill="F5F5F5"/>
             <w:vAlign w:val="center"/>
           </w:tcPr>
           <w:p>
@@ -1010,8 +1010,8 @@
         </w:tc>
         <w:tc>
           <w:tcPr>
-            <w:tcW w:type="dxa" w:w="1563"/>
-            <w:shd w:fill="F2F2F2"/>
+            <w:tcW w:type="dxa" w:w="533"/>
+            <w:shd w:fill="F5F5F5"/>
             <w:vAlign w:val="center"/>
           </w:tcPr>
           <w:p>
@@ -1033,8 +1033,8 @@
         </w:tc>
         <w:tc>
           <w:tcPr>
-            <w:tcW w:type="dxa" w:w="1563"/>
-            <w:shd w:fill="F2F2F2"/>
+            <w:tcW w:type="dxa" w:w="533"/>
+            <w:shd w:fill="F5F5F5"/>
             <w:vAlign w:val="center"/>
           </w:tcPr>
           <w:p>
@@ -1061,7 +1061,7 @@
         </w:trPr>
         <w:tc>
           <w:tcPr>
-            <w:tcW w:type="dxa" w:w="1563"/>
+            <w:tcW w:type="dxa" w:w="518"/>
             <w:vAlign w:val="center"/>
           </w:tcPr>
           <w:p>
@@ -1083,7 +1083,7 @@
         </w:tc>
         <w:tc>
           <w:tcPr>
-            <w:tcW w:type="dxa" w:w="1563"/>
+            <w:tcW w:type="dxa" w:w="7762"/>
             <w:vAlign w:val="center"/>
           </w:tcPr>
           <w:p>
@@ -1105,7 +1105,7 @@
         </w:tc>
         <w:tc>
           <w:tcPr>
-            <w:tcW w:type="dxa" w:w="1563"/>
+            <w:tcW w:type="dxa" w:w="533"/>
             <w:vAlign w:val="center"/>
           </w:tcPr>
           <w:p>
@@ -1127,7 +1127,7 @@
         </w:tc>
         <w:tc>
           <w:tcPr>
-            <w:tcW w:type="dxa" w:w="1563"/>
+            <w:tcW w:type="dxa" w:w="533"/>
             <w:vAlign w:val="center"/>
           </w:tcPr>
           <w:p>
@@ -1149,7 +1149,7 @@
         </w:tc>
         <w:tc>
           <w:tcPr>
-            <w:tcW w:type="dxa" w:w="1563"/>
+            <w:tcW w:type="dxa" w:w="533"/>
             <w:vAlign w:val="center"/>
           </w:tcPr>
           <w:p>
@@ -1171,7 +1171,7 @@
         </w:tc>
         <w:tc>
           <w:tcPr>
-            <w:tcW w:type="dxa" w:w="1563"/>
+            <w:tcW w:type="dxa" w:w="533"/>
             <w:vAlign w:val="center"/>
           </w:tcPr>
           <w:p>
@@ -1193,7 +1193,7 @@
         </w:tc>
         <w:tc>
           <w:tcPr>
-            <w:tcW w:type="dxa" w:w="1563"/>
+            <w:tcW w:type="dxa" w:w="533"/>
             <w:vAlign w:val="center"/>
           </w:tcPr>
           <w:p>
@@ -1220,8 +1220,8 @@
         </w:trPr>
         <w:tc>
           <w:tcPr>
-            <w:tcW w:type="dxa" w:w="1563"/>
-            <w:shd w:fill="F2F2F2"/>
+            <w:tcW w:type="dxa" w:w="518"/>
+            <w:shd w:fill="F5F5F5"/>
             <w:vAlign w:val="center"/>
           </w:tcPr>
           <w:p>
@@ -1243,8 +1243,8 @@
         </w:tc>
         <w:tc>
           <w:tcPr>
-            <w:tcW w:type="dxa" w:w="1563"/>
-            <w:shd w:fill="F2F2F2"/>
+            <w:tcW w:type="dxa" w:w="7762"/>
+            <w:shd w:fill="F5F5F5"/>
             <w:vAlign w:val="center"/>
           </w:tcPr>
           <w:p>
@@ -1266,8 +1266,8 @@
         </w:tc>
         <w:tc>
           <w:tcPr>
-            <w:tcW w:type="dxa" w:w="1563"/>
-            <w:shd w:fill="F2F2F2"/>
+            <w:tcW w:type="dxa" w:w="533"/>
+            <w:shd w:fill="F5F5F5"/>
             <w:vAlign w:val="center"/>
           </w:tcPr>
           <w:p>
@@ -1289,8 +1289,8 @@
         </w:tc>
         <w:tc>
           <w:tcPr>
-            <w:tcW w:type="dxa" w:w="1563"/>
-            <w:shd w:fill="F2F2F2"/>
+            <w:tcW w:type="dxa" w:w="533"/>
+            <w:shd w:fill="F5F5F5"/>
             <w:vAlign w:val="center"/>
           </w:tcPr>
           <w:p>
@@ -1312,8 +1312,8 @@
         </w:tc>
         <w:tc>
           <w:tcPr>
-            <w:tcW w:type="dxa" w:w="1563"/>
-            <w:shd w:fill="F2F2F2"/>
+            <w:tcW w:type="dxa" w:w="533"/>
+            <w:shd w:fill="F5F5F5"/>
             <w:vAlign w:val="center"/>
           </w:tcPr>
           <w:p>
@@ -1335,8 +1335,8 @@
         </w:tc>
         <w:tc>
           <w:tcPr>
-            <w:tcW w:type="dxa" w:w="1563"/>
-            <w:shd w:fill="F2F2F2"/>
+            <w:tcW w:type="dxa" w:w="533"/>
+            <w:shd w:fill="F5F5F5"/>
             <w:vAlign w:val="center"/>
           </w:tcPr>
           <w:p>
@@ -1358,8 +1358,8 @@
         </w:tc>
         <w:tc>
           <w:tcPr>
-            <w:tcW w:type="dxa" w:w="1563"/>
-            <w:shd w:fill="F2F2F2"/>
+            <w:tcW w:type="dxa" w:w="533"/>
+            <w:shd w:fill="F5F5F5"/>
             <w:vAlign w:val="center"/>
           </w:tcPr>
           <w:p>
@@ -1386,7 +1386,7 @@
         </w:trPr>
         <w:tc>
           <w:tcPr>
-            <w:tcW w:type="dxa" w:w="1563"/>
+            <w:tcW w:type="dxa" w:w="518"/>
             <w:vAlign w:val="center"/>
           </w:tcPr>
           <w:p>
@@ -1408,7 +1408,7 @@
         </w:tc>
         <w:tc>
           <w:tcPr>
-            <w:tcW w:type="dxa" w:w="1563"/>
+            <w:tcW w:type="dxa" w:w="7762"/>
             <w:vAlign w:val="center"/>
           </w:tcPr>
           <w:p>
@@ -1430,7 +1430,7 @@
         </w:tc>
         <w:tc>
           <w:tcPr>
-            <w:tcW w:type="dxa" w:w="1563"/>
+            <w:tcW w:type="dxa" w:w="533"/>
             <w:vAlign w:val="center"/>
           </w:tcPr>
           <w:p>
@@ -1452,7 +1452,7 @@
         </w:tc>
         <w:tc>
           <w:tcPr>
-            <w:tcW w:type="dxa" w:w="1563"/>
+            <w:tcW w:type="dxa" w:w="533"/>
             <w:vAlign w:val="center"/>
           </w:tcPr>
           <w:p>
@@ -1474,7 +1474,7 @@
         </w:tc>
         <w:tc>
           <w:tcPr>
-            <w:tcW w:type="dxa" w:w="1563"/>
+            <w:tcW w:type="dxa" w:w="533"/>
             <w:vAlign w:val="center"/>
           </w:tcPr>
           <w:p>
@@ -1496,7 +1496,7 @@
         </w:tc>
         <w:tc>
           <w:tcPr>
-            <w:tcW w:type="dxa" w:w="1563"/>
+            <w:tcW w:type="dxa" w:w="533"/>
             <w:vAlign w:val="center"/>
           </w:tcPr>
           <w:p>
@@ -1518,7 +1518,7 @@
         </w:tc>
         <w:tc>
           <w:tcPr>
-            <w:tcW w:type="dxa" w:w="1563"/>
+            <w:tcW w:type="dxa" w:w="533"/>
             <w:vAlign w:val="center"/>
           </w:tcPr>
           <w:p>
@@ -1545,8 +1545,8 @@
         </w:trPr>
         <w:tc>
           <w:tcPr>
-            <w:tcW w:type="dxa" w:w="1563"/>
-            <w:shd w:fill="F2F2F2"/>
+            <w:tcW w:type="dxa" w:w="518"/>
+            <w:shd w:fill="F5F5F5"/>
             <w:vAlign w:val="center"/>
           </w:tcPr>
           <w:p>
@@ -1568,8 +1568,8 @@
         </w:tc>
         <w:tc>
           <w:tcPr>
-            <w:tcW w:type="dxa" w:w="1563"/>
-            <w:shd w:fill="F2F2F2"/>
+            <w:tcW w:type="dxa" w:w="7762"/>
+            <w:shd w:fill="F5F5F5"/>
             <w:vAlign w:val="center"/>
           </w:tcPr>
           <w:p>
@@ -1591,8 +1591,8 @@
         </w:tc>
         <w:tc>
           <w:tcPr>
-            <w:tcW w:type="dxa" w:w="1563"/>
-            <w:shd w:fill="F2F2F2"/>
+            <w:tcW w:type="dxa" w:w="533"/>
+            <w:shd w:fill="F5F5F5"/>
             <w:vAlign w:val="center"/>
           </w:tcPr>
           <w:p>
@@ -1614,8 +1614,8 @@
         </w:tc>
         <w:tc>
           <w:tcPr>
-            <w:tcW w:type="dxa" w:w="1563"/>
-            <w:shd w:fill="F2F2F2"/>
+            <w:tcW w:type="dxa" w:w="533"/>
+            <w:shd w:fill="F5F5F5"/>
             <w:vAlign w:val="center"/>
           </w:tcPr>
           <w:p>
@@ -1637,8 +1637,8 @@
         </w:tc>
         <w:tc>
           <w:tcPr>
-            <w:tcW w:type="dxa" w:w="1563"/>
-            <w:shd w:fill="F2F2F2"/>
+            <w:tcW w:type="dxa" w:w="533"/>
+            <w:shd w:fill="F5F5F5"/>
             <w:vAlign w:val="center"/>
           </w:tcPr>
           <w:p>
@@ -1660,8 +1660,8 @@
         </w:tc>
         <w:tc>
           <w:tcPr>
-            <w:tcW w:type="dxa" w:w="1563"/>
-            <w:shd w:fill="F2F2F2"/>
+            <w:tcW w:type="dxa" w:w="533"/>
+            <w:shd w:fill="F5F5F5"/>
             <w:vAlign w:val="center"/>
           </w:tcPr>
           <w:p>
@@ -1683,8 +1683,8 @@
         </w:tc>
         <w:tc>
           <w:tcPr>
-            <w:tcW w:type="dxa" w:w="1563"/>
-            <w:shd w:fill="F2F2F2"/>
+            <w:tcW w:type="dxa" w:w="533"/>
+            <w:shd w:fill="F5F5F5"/>
             <w:vAlign w:val="center"/>
           </w:tcPr>
           <w:p>
@@ -1711,7 +1711,7 @@
         </w:trPr>
         <w:tc>
           <w:tcPr>
-            <w:tcW w:type="dxa" w:w="1563"/>
+            <w:tcW w:type="dxa" w:w="518"/>
             <w:vAlign w:val="center"/>
           </w:tcPr>
           <w:p>
@@ -1733,7 +1733,7 @@
         </w:tc>
         <w:tc>
           <w:tcPr>
-            <w:tcW w:type="dxa" w:w="1563"/>
+            <w:tcW w:type="dxa" w:w="7762"/>
             <w:vAlign w:val="center"/>
           </w:tcPr>
           <w:p>
@@ -1755,7 +1755,7 @@
         </w:tc>
         <w:tc>
           <w:tcPr>
-            <w:tcW w:type="dxa" w:w="1563"/>
+            <w:tcW w:type="dxa" w:w="533"/>
             <w:vAlign w:val="center"/>
           </w:tcPr>
           <w:p>
@@ -1777,7 +1777,7 @@
         </w:tc>
         <w:tc>
           <w:tcPr>
-            <w:tcW w:type="dxa" w:w="1563"/>
+            <w:tcW w:type="dxa" w:w="533"/>
             <w:vAlign w:val="center"/>
           </w:tcPr>
           <w:p>
@@ -1799,7 +1799,7 @@
         </w:tc>
         <w:tc>
           <w:tcPr>
-            <w:tcW w:type="dxa" w:w="1563"/>
+            <w:tcW w:type="dxa" w:w="533"/>
             <w:vAlign w:val="center"/>
           </w:tcPr>
           <w:p>
@@ -1821,7 +1821,7 @@
         </w:tc>
         <w:tc>
           <w:tcPr>
-            <w:tcW w:type="dxa" w:w="1563"/>
+            <w:tcW w:type="dxa" w:w="533"/>
             <w:vAlign w:val="center"/>
           </w:tcPr>
           <w:p>
@@ -1843,7 +1843,7 @@
         </w:tc>
         <w:tc>
           <w:tcPr>
-            <w:tcW w:type="dxa" w:w="1563"/>
+            <w:tcW w:type="dxa" w:w="533"/>
             <w:vAlign w:val="center"/>
           </w:tcPr>
           <w:p>
@@ -1870,8 +1870,8 @@
         </w:trPr>
         <w:tc>
           <w:tcPr>
-            <w:tcW w:type="dxa" w:w="1563"/>
-            <w:shd w:fill="F2F2F2"/>
+            <w:tcW w:type="dxa" w:w="518"/>
+            <w:shd w:fill="F5F5F5"/>
             <w:vAlign w:val="center"/>
           </w:tcPr>
           <w:p>
@@ -1893,8 +1893,8 @@
         </w:tc>
         <w:tc>
           <w:tcPr>
-            <w:tcW w:type="dxa" w:w="1563"/>
-            <w:shd w:fill="F2F2F2"/>
+            <w:tcW w:type="dxa" w:w="7762"/>
+            <w:shd w:fill="F5F5F5"/>
             <w:vAlign w:val="center"/>
           </w:tcPr>
           <w:p>
@@ -1916,8 +1916,8 @@
         </w:tc>
         <w:tc>
           <w:tcPr>
-            <w:tcW w:type="dxa" w:w="1563"/>
-            <w:shd w:fill="F2F2F2"/>
+            <w:tcW w:type="dxa" w:w="533"/>
+            <w:shd w:fill="F5F5F5"/>
             <w:vAlign w:val="center"/>
           </w:tcPr>
           <w:p>
@@ -1939,8 +1939,8 @@
         </w:tc>
         <w:tc>
           <w:tcPr>
-            <w:tcW w:type="dxa" w:w="1563"/>
-            <w:shd w:fill="F2F2F2"/>
+            <w:tcW w:type="dxa" w:w="533"/>
+            <w:shd w:fill="F5F5F5"/>
             <w:vAlign w:val="center"/>
           </w:tcPr>
           <w:p>
@@ -1962,8 +1962,8 @@
         </w:tc>
         <w:tc>
           <w:tcPr>
-            <w:tcW w:type="dxa" w:w="1563"/>
-            <w:shd w:fill="F2F2F2"/>
+            <w:tcW w:type="dxa" w:w="533"/>
+            <w:shd w:fill="F5F5F5"/>
             <w:vAlign w:val="center"/>
           </w:tcPr>
           <w:p>
@@ -1985,8 +1985,8 @@
         </w:tc>
         <w:tc>
           <w:tcPr>
-            <w:tcW w:type="dxa" w:w="1563"/>
-            <w:shd w:fill="F2F2F2"/>
+            <w:tcW w:type="dxa" w:w="533"/>
+            <w:shd w:fill="F5F5F5"/>
             <w:vAlign w:val="center"/>
           </w:tcPr>
           <w:p>
@@ -2008,8 +2008,8 @@
         </w:tc>
         <w:tc>
           <w:tcPr>
-            <w:tcW w:type="dxa" w:w="1563"/>
-            <w:shd w:fill="F2F2F2"/>
+            <w:tcW w:type="dxa" w:w="533"/>
+            <w:shd w:fill="F5F5F5"/>
             <w:vAlign w:val="center"/>
           </w:tcPr>
           <w:p>
@@ -2085,10 +2085,10 @@
         </w:trPr>
         <w:tc>
           <w:tcPr>
-            <w:tcW w:type="dxa" w:w="1563"/>
+            <w:tcW w:type="dxa" w:w="518"/>
             <w:vMerge w:val="restart"/>
             <w:vAlign w:val="center"/>
-            <w:shd w:fill="000000"/>
+            <w:shd w:fill="D9D9D9"/>
           </w:tcPr>
           <w:p>
             <w:pPr>
@@ -2100,7 +2100,7 @@
               <w:rPr>
                 <w:rFonts w:ascii="Arial" w:hAnsi="Arial"/>
                 <w:b/>
-                <w:color w:val="FFFFFF"/>
+                <w:color w:val="111111"/>
                 <w:sz w:val="15"/>
               </w:rPr>
               <w:t>NO.</w:t>
@@ -2109,10 +2109,10 @@
         </w:tc>
         <w:tc>
           <w:tcPr>
-            <w:tcW w:type="dxa" w:w="1563"/>
+            <w:tcW w:type="dxa" w:w="7762"/>
             <w:vMerge w:val="restart"/>
             <w:vAlign w:val="center"/>
-            <w:shd w:fill="000000"/>
+            <w:shd w:fill="D9D9D9"/>
           </w:tcPr>
           <w:p>
             <w:pPr>
@@ -2124,7 +2124,7 @@
               <w:rPr>
                 <w:rFonts w:ascii="Arial" w:hAnsi="Arial"/>
                 <w:b/>
-                <w:color w:val="FFFFFF"/>
+                <w:color w:val="111111"/>
                 <w:sz w:val="15"/>
               </w:rPr>
               <w:t>STATEMENTS</w:t>
@@ -2133,10 +2133,10 @@
         </w:tc>
         <w:tc>
           <w:tcPr>
-            <w:tcW w:type="dxa" w:w="7815"/>
+            <w:tcW w:type="dxa" w:w="2664"/>
             <w:gridSpan w:val="5"/>
             <w:vAlign w:val="center"/>
-            <w:shd w:fill="000000"/>
+            <w:shd w:fill="D9D9D9"/>
           </w:tcPr>
           <w:p>
             <w:pPr>
@@ -2148,7 +2148,7 @@
               <w:rPr>
                 <w:rFonts w:ascii="Arial" w:hAnsi="Arial"/>
                 <w:b/>
-                <w:color w:val="FFFFFF"/>
+                <w:color w:val="111111"/>
                 <w:sz w:val="15"/>
               </w:rPr>
               <w:t>LEVEL OF AGREEMENT</w:t>
@@ -2177,9 +2177,9 @@
         </w:tc>
         <w:tc>
           <w:tcPr>
-            <w:tcW w:type="dxa" w:w="1563"/>
-            <w:vAlign w:val="center"/>
-            <w:shd w:fill="000000"/>
+            <w:tcW w:type="dxa" w:w="533"/>
+            <w:vAlign w:val="center"/>
+            <w:shd w:fill="D9D9D9"/>
           </w:tcPr>
           <w:p>
             <w:pPr>
@@ -2191,7 +2191,7 @@
               <w:rPr>
                 <w:rFonts w:ascii="Arial" w:hAnsi="Arial"/>
                 <w:b/>
-                <w:color w:val="FFFFFF"/>
+                <w:color w:val="111111"/>
                 <w:sz w:val="15"/>
               </w:rPr>
               <w:t>5</w:t>
@@ -2200,9 +2200,9 @@
         </w:tc>
         <w:tc>
           <w:tcPr>
-            <w:tcW w:type="dxa" w:w="1563"/>
-            <w:vAlign w:val="center"/>
-            <w:shd w:fill="000000"/>
+            <w:tcW w:type="dxa" w:w="533"/>
+            <w:vAlign w:val="center"/>
+            <w:shd w:fill="D9D9D9"/>
           </w:tcPr>
           <w:p>
             <w:pPr>
@@ -2214,7 +2214,7 @@
               <w:rPr>
                 <w:rFonts w:ascii="Arial" w:hAnsi="Arial"/>
                 <w:b/>
-                <w:color w:val="FFFFFF"/>
+                <w:color w:val="111111"/>
                 <w:sz w:val="15"/>
               </w:rPr>
               <w:t>4</w:t>
@@ -2223,9 +2223,9 @@
         </w:tc>
         <w:tc>
           <w:tcPr>
-            <w:tcW w:type="dxa" w:w="1563"/>
-            <w:vAlign w:val="center"/>
-            <w:shd w:fill="000000"/>
+            <w:tcW w:type="dxa" w:w="533"/>
+            <w:vAlign w:val="center"/>
+            <w:shd w:fill="D9D9D9"/>
           </w:tcPr>
           <w:p>
             <w:pPr>
@@ -2237,7 +2237,7 @@
               <w:rPr>
                 <w:rFonts w:ascii="Arial" w:hAnsi="Arial"/>
                 <w:b/>
-                <w:color w:val="FFFFFF"/>
+                <w:color w:val="111111"/>
                 <w:sz w:val="15"/>
               </w:rPr>
               <w:t>3</w:t>
@@ -2246,9 +2246,9 @@
         </w:tc>
         <w:tc>
           <w:tcPr>
-            <w:tcW w:type="dxa" w:w="1563"/>
-            <w:vAlign w:val="center"/>
-            <w:shd w:fill="000000"/>
+            <w:tcW w:type="dxa" w:w="533"/>
+            <w:vAlign w:val="center"/>
+            <w:shd w:fill="D9D9D9"/>
           </w:tcPr>
           <w:p>
             <w:pPr>
@@ -2260,7 +2260,7 @@
               <w:rPr>
                 <w:rFonts w:ascii="Arial" w:hAnsi="Arial"/>
                 <w:b/>
-                <w:color w:val="FFFFFF"/>
+                <w:color w:val="111111"/>
                 <w:sz w:val="15"/>
               </w:rPr>
               <w:t>2</w:t>
@@ -2269,9 +2269,9 @@
         </w:tc>
         <w:tc>
           <w:tcPr>
-            <w:tcW w:type="dxa" w:w="1563"/>
-            <w:vAlign w:val="center"/>
-            <w:shd w:fill="000000"/>
+            <w:tcW w:type="dxa" w:w="533"/>
+            <w:vAlign w:val="center"/>
+            <w:shd w:fill="D9D9D9"/>
           </w:tcPr>
           <w:p>
             <w:pPr>
@@ -2283,7 +2283,7 @@
               <w:rPr>
                 <w:rFonts w:ascii="Arial" w:hAnsi="Arial"/>
                 <w:b/>
-                <w:color w:val="FFFFFF"/>
+                <w:color w:val="111111"/>
                 <w:sz w:val="15"/>
               </w:rPr>
               <w:t>1</w:t>
@@ -2297,7 +2297,7 @@
         </w:trPr>
         <w:tc>
           <w:tcPr>
-            <w:tcW w:type="dxa" w:w="1563"/>
+            <w:tcW w:type="dxa" w:w="518"/>
             <w:vAlign w:val="center"/>
           </w:tcPr>
           <w:p>
@@ -2319,7 +2319,7 @@
         </w:tc>
         <w:tc>
           <w:tcPr>
-            <w:tcW w:type="dxa" w:w="1563"/>
+            <w:tcW w:type="dxa" w:w="7762"/>
             <w:vAlign w:val="center"/>
           </w:tcPr>
           <w:p>
@@ -2341,7 +2341,7 @@
         </w:tc>
         <w:tc>
           <w:tcPr>
-            <w:tcW w:type="dxa" w:w="1563"/>
+            <w:tcW w:type="dxa" w:w="533"/>
             <w:vAlign w:val="center"/>
           </w:tcPr>
           <w:p>
@@ -2363,7 +2363,7 @@
         </w:tc>
         <w:tc>
           <w:tcPr>
-            <w:tcW w:type="dxa" w:w="1563"/>
+            <w:tcW w:type="dxa" w:w="533"/>
             <w:vAlign w:val="center"/>
           </w:tcPr>
           <w:p>
@@ -2385,7 +2385,7 @@
         </w:tc>
         <w:tc>
           <w:tcPr>
-            <w:tcW w:type="dxa" w:w="1563"/>
+            <w:tcW w:type="dxa" w:w="533"/>
             <w:vAlign w:val="center"/>
           </w:tcPr>
           <w:p>
@@ -2407,7 +2407,7 @@
         </w:tc>
         <w:tc>
           <w:tcPr>
-            <w:tcW w:type="dxa" w:w="1563"/>
+            <w:tcW w:type="dxa" w:w="533"/>
             <w:vAlign w:val="center"/>
           </w:tcPr>
           <w:p>
@@ -2429,7 +2429,7 @@
         </w:tc>
         <w:tc>
           <w:tcPr>
-            <w:tcW w:type="dxa" w:w="1563"/>
+            <w:tcW w:type="dxa" w:w="533"/>
             <w:vAlign w:val="center"/>
           </w:tcPr>
           <w:p>
@@ -2456,8 +2456,8 @@
         </w:trPr>
         <w:tc>
           <w:tcPr>
-            <w:tcW w:type="dxa" w:w="1563"/>
-            <w:shd w:fill="F2F2F2"/>
+            <w:tcW w:type="dxa" w:w="518"/>
+            <w:shd w:fill="F5F5F5"/>
             <w:vAlign w:val="center"/>
           </w:tcPr>
           <w:p>
@@ -2479,8 +2479,8 @@
         </w:tc>
         <w:tc>
           <w:tcPr>
-            <w:tcW w:type="dxa" w:w="1563"/>
-            <w:shd w:fill="F2F2F2"/>
+            <w:tcW w:type="dxa" w:w="7762"/>
+            <w:shd w:fill="F5F5F5"/>
             <w:vAlign w:val="center"/>
           </w:tcPr>
           <w:p>
@@ -2502,8 +2502,8 @@
         </w:tc>
         <w:tc>
           <w:tcPr>
-            <w:tcW w:type="dxa" w:w="1563"/>
-            <w:shd w:fill="F2F2F2"/>
+            <w:tcW w:type="dxa" w:w="533"/>
+            <w:shd w:fill="F5F5F5"/>
             <w:vAlign w:val="center"/>
           </w:tcPr>
           <w:p>
@@ -2525,8 +2525,8 @@
         </w:tc>
         <w:tc>
           <w:tcPr>
-            <w:tcW w:type="dxa" w:w="1563"/>
-            <w:shd w:fill="F2F2F2"/>
+            <w:tcW w:type="dxa" w:w="533"/>
+            <w:shd w:fill="F5F5F5"/>
             <w:vAlign w:val="center"/>
           </w:tcPr>
           <w:p>
@@ -2548,8 +2548,8 @@
         </w:tc>
         <w:tc>
           <w:tcPr>
-            <w:tcW w:type="dxa" w:w="1563"/>
-            <w:shd w:fill="F2F2F2"/>
+            <w:tcW w:type="dxa" w:w="533"/>
+            <w:shd w:fill="F5F5F5"/>
             <w:vAlign w:val="center"/>
           </w:tcPr>
           <w:p>
@@ -2571,8 +2571,8 @@
         </w:tc>
         <w:tc>
           <w:tcPr>
-            <w:tcW w:type="dxa" w:w="1563"/>
-            <w:shd w:fill="F2F2F2"/>
+            <w:tcW w:type="dxa" w:w="533"/>
+            <w:shd w:fill="F5F5F5"/>
             <w:vAlign w:val="center"/>
           </w:tcPr>
           <w:p>
@@ -2594,8 +2594,8 @@
         </w:tc>
         <w:tc>
           <w:tcPr>
-            <w:tcW w:type="dxa" w:w="1563"/>
-            <w:shd w:fill="F2F2F2"/>
+            <w:tcW w:type="dxa" w:w="533"/>
+            <w:shd w:fill="F5F5F5"/>
             <w:vAlign w:val="center"/>
           </w:tcPr>
           <w:p>
@@ -2622,7 +2622,7 @@
         </w:trPr>
         <w:tc>
           <w:tcPr>
-            <w:tcW w:type="dxa" w:w="1563"/>
+            <w:tcW w:type="dxa" w:w="518"/>
             <w:vAlign w:val="center"/>
           </w:tcPr>
           <w:p>
@@ -2644,7 +2644,7 @@
         </w:tc>
         <w:tc>
           <w:tcPr>
-            <w:tcW w:type="dxa" w:w="1563"/>
+            <w:tcW w:type="dxa" w:w="7762"/>
             <w:vAlign w:val="center"/>
           </w:tcPr>
           <w:p>
@@ -2666,7 +2666,7 @@
         </w:tc>
         <w:tc>
           <w:tcPr>
-            <w:tcW w:type="dxa" w:w="1563"/>
+            <w:tcW w:type="dxa" w:w="533"/>
             <w:vAlign w:val="center"/>
           </w:tcPr>
           <w:p>
@@ -2688,7 +2688,7 @@
         </w:tc>
         <w:tc>
           <w:tcPr>
-            <w:tcW w:type="dxa" w:w="1563"/>
+            <w:tcW w:type="dxa" w:w="533"/>
             <w:vAlign w:val="center"/>
           </w:tcPr>
           <w:p>
@@ -2710,7 +2710,7 @@
         </w:tc>
         <w:tc>
           <w:tcPr>
-            <w:tcW w:type="dxa" w:w="1563"/>
+            <w:tcW w:type="dxa" w:w="533"/>
             <w:vAlign w:val="center"/>
           </w:tcPr>
           <w:p>
@@ -2732,7 +2732,7 @@
         </w:tc>
         <w:tc>
           <w:tcPr>
-            <w:tcW w:type="dxa" w:w="1563"/>
+            <w:tcW w:type="dxa" w:w="533"/>
             <w:vAlign w:val="center"/>
           </w:tcPr>
           <w:p>
@@ -2754,7 +2754,7 @@
         </w:tc>
         <w:tc>
           <w:tcPr>
-            <w:tcW w:type="dxa" w:w="1563"/>
+            <w:tcW w:type="dxa" w:w="533"/>
             <w:vAlign w:val="center"/>
           </w:tcPr>
           <w:p>
@@ -2781,8 +2781,8 @@
         </w:trPr>
         <w:tc>
           <w:tcPr>
-            <w:tcW w:type="dxa" w:w="1563"/>
-            <w:shd w:fill="F2F2F2"/>
+            <w:tcW w:type="dxa" w:w="518"/>
+            <w:shd w:fill="F5F5F5"/>
             <w:vAlign w:val="center"/>
           </w:tcPr>
           <w:p>
@@ -2804,8 +2804,8 @@
         </w:tc>
         <w:tc>
           <w:tcPr>
-            <w:tcW w:type="dxa" w:w="1563"/>
-            <w:shd w:fill="F2F2F2"/>
+            <w:tcW w:type="dxa" w:w="7762"/>
+            <w:shd w:fill="F5F5F5"/>
             <w:vAlign w:val="center"/>
           </w:tcPr>
           <w:p>
@@ -2827,8 +2827,8 @@
         </w:tc>
         <w:tc>
           <w:tcPr>
-            <w:tcW w:type="dxa" w:w="1563"/>
-            <w:shd w:fill="F2F2F2"/>
+            <w:tcW w:type="dxa" w:w="533"/>
+            <w:shd w:fill="F5F5F5"/>
             <w:vAlign w:val="center"/>
           </w:tcPr>
           <w:p>
@@ -2850,8 +2850,8 @@
         </w:tc>
         <w:tc>
           <w:tcPr>
-            <w:tcW w:type="dxa" w:w="1563"/>
-            <w:shd w:fill="F2F2F2"/>
+            <w:tcW w:type="dxa" w:w="533"/>
+            <w:shd w:fill="F5F5F5"/>
             <w:vAlign w:val="center"/>
           </w:tcPr>
           <w:p>
@@ -2873,8 +2873,8 @@
         </w:tc>
         <w:tc>
           <w:tcPr>
-            <w:tcW w:type="dxa" w:w="1563"/>
-            <w:shd w:fill="F2F2F2"/>
+            <w:tcW w:type="dxa" w:w="533"/>
+            <w:shd w:fill="F5F5F5"/>
             <w:vAlign w:val="center"/>
           </w:tcPr>
           <w:p>
@@ -2896,8 +2896,8 @@
         </w:tc>
         <w:tc>
           <w:tcPr>
-            <w:tcW w:type="dxa" w:w="1563"/>
-            <w:shd w:fill="F2F2F2"/>
+            <w:tcW w:type="dxa" w:w="533"/>
+            <w:shd w:fill="F5F5F5"/>
             <w:vAlign w:val="center"/>
           </w:tcPr>
           <w:p>
@@ -2919,8 +2919,8 @@
         </w:tc>
         <w:tc>
           <w:tcPr>
-            <w:tcW w:type="dxa" w:w="1563"/>
-            <w:shd w:fill="F2F2F2"/>
+            <w:tcW w:type="dxa" w:w="533"/>
+            <w:shd w:fill="F5F5F5"/>
             <w:vAlign w:val="center"/>
           </w:tcPr>
           <w:p>
@@ -2947,7 +2947,7 @@
         </w:trPr>
         <w:tc>
           <w:tcPr>
-            <w:tcW w:type="dxa" w:w="1563"/>
+            <w:tcW w:type="dxa" w:w="518"/>
             <w:vAlign w:val="center"/>
           </w:tcPr>
           <w:p>
@@ -2969,7 +2969,7 @@
         </w:tc>
         <w:tc>
           <w:tcPr>
-            <w:tcW w:type="dxa" w:w="1563"/>
+            <w:tcW w:type="dxa" w:w="7762"/>
             <w:vAlign w:val="center"/>
           </w:tcPr>
           <w:p>
@@ -2991,7 +2991,7 @@
         </w:tc>
         <w:tc>
           <w:tcPr>
-            <w:tcW w:type="dxa" w:w="1563"/>
+            <w:tcW w:type="dxa" w:w="533"/>
             <w:vAlign w:val="center"/>
           </w:tcPr>
           <w:p>
@@ -3013,7 +3013,7 @@
         </w:tc>
         <w:tc>
           <w:tcPr>
-            <w:tcW w:type="dxa" w:w="1563"/>
+            <w:tcW w:type="dxa" w:w="533"/>
             <w:vAlign w:val="center"/>
           </w:tcPr>
           <w:p>
@@ -3035,7 +3035,7 @@
         </w:tc>
         <w:tc>
           <w:tcPr>
-            <w:tcW w:type="dxa" w:w="1563"/>
+            <w:tcW w:type="dxa" w:w="533"/>
             <w:vAlign w:val="center"/>
           </w:tcPr>
           <w:p>
@@ -3057,7 +3057,7 @@
         </w:tc>
         <w:tc>
           <w:tcPr>
-            <w:tcW w:type="dxa" w:w="1563"/>
+            <w:tcW w:type="dxa" w:w="533"/>
             <w:vAlign w:val="center"/>
           </w:tcPr>
           <w:p>
@@ -3079,7 +3079,7 @@
         </w:tc>
         <w:tc>
           <w:tcPr>
-            <w:tcW w:type="dxa" w:w="1563"/>
+            <w:tcW w:type="dxa" w:w="533"/>
             <w:vAlign w:val="center"/>
           </w:tcPr>
           <w:p>
@@ -3106,8 +3106,8 @@
         </w:trPr>
         <w:tc>
           <w:tcPr>
-            <w:tcW w:type="dxa" w:w="1563"/>
-            <w:shd w:fill="F2F2F2"/>
+            <w:tcW w:type="dxa" w:w="518"/>
+            <w:shd w:fill="F5F5F5"/>
             <w:vAlign w:val="center"/>
           </w:tcPr>
           <w:p>
@@ -3129,8 +3129,8 @@
         </w:tc>
         <w:tc>
           <w:tcPr>
-            <w:tcW w:type="dxa" w:w="1563"/>
-            <w:shd w:fill="F2F2F2"/>
+            <w:tcW w:type="dxa" w:w="7762"/>
+            <w:shd w:fill="F5F5F5"/>
             <w:vAlign w:val="center"/>
           </w:tcPr>
           <w:p>
@@ -3152,8 +3152,8 @@
         </w:tc>
         <w:tc>
           <w:tcPr>
-            <w:tcW w:type="dxa" w:w="1563"/>
-            <w:shd w:fill="F2F2F2"/>
+            <w:tcW w:type="dxa" w:w="533"/>
+            <w:shd w:fill="F5F5F5"/>
             <w:vAlign w:val="center"/>
           </w:tcPr>
           <w:p>
@@ -3175,8 +3175,8 @@
         </w:tc>
         <w:tc>
           <w:tcPr>
-            <w:tcW w:type="dxa" w:w="1563"/>
-            <w:shd w:fill="F2F2F2"/>
+            <w:tcW w:type="dxa" w:w="533"/>
+            <w:shd w:fill="F5F5F5"/>
             <w:vAlign w:val="center"/>
           </w:tcPr>
           <w:p>
@@ -3198,8 +3198,8 @@
         </w:tc>
         <w:tc>
           <w:tcPr>
-            <w:tcW w:type="dxa" w:w="1563"/>
-            <w:shd w:fill="F2F2F2"/>
+            <w:tcW w:type="dxa" w:w="533"/>
+            <w:shd w:fill="F5F5F5"/>
             <w:vAlign w:val="center"/>
           </w:tcPr>
           <w:p>
@@ -3221,8 +3221,8 @@
         </w:tc>
         <w:tc>
           <w:tcPr>
-            <w:tcW w:type="dxa" w:w="1563"/>
-            <w:shd w:fill="F2F2F2"/>
+            <w:tcW w:type="dxa" w:w="533"/>
+            <w:shd w:fill="F5F5F5"/>
             <w:vAlign w:val="center"/>
           </w:tcPr>
           <w:p>
@@ -3244,8 +3244,8 @@
         </w:tc>
         <w:tc>
           <w:tcPr>
-            <w:tcW w:type="dxa" w:w="1563"/>
-            <w:shd w:fill="F2F2F2"/>
+            <w:tcW w:type="dxa" w:w="533"/>
+            <w:shd w:fill="F5F5F5"/>
             <w:vAlign w:val="center"/>
           </w:tcPr>
           <w:p>
@@ -3272,7 +3272,7 @@
         </w:trPr>
         <w:tc>
           <w:tcPr>
-            <w:tcW w:type="dxa" w:w="1563"/>
+            <w:tcW w:type="dxa" w:w="518"/>
             <w:vAlign w:val="center"/>
           </w:tcPr>
           <w:p>
@@ -3294,7 +3294,7 @@
         </w:tc>
         <w:tc>
           <w:tcPr>
-            <w:tcW w:type="dxa" w:w="1563"/>
+            <w:tcW w:type="dxa" w:w="7762"/>
             <w:vAlign w:val="center"/>
           </w:tcPr>
           <w:p>
@@ -3316,7 +3316,7 @@
         </w:tc>
         <w:tc>
           <w:tcPr>
-            <w:tcW w:type="dxa" w:w="1563"/>
+            <w:tcW w:type="dxa" w:w="533"/>
             <w:vAlign w:val="center"/>
           </w:tcPr>
           <w:p>
@@ -3338,7 +3338,7 @@
         </w:tc>
         <w:tc>
           <w:tcPr>
-            <w:tcW w:type="dxa" w:w="1563"/>
+            <w:tcW w:type="dxa" w:w="533"/>
             <w:vAlign w:val="center"/>
           </w:tcPr>
           <w:p>
@@ -3360,7 +3360,7 @@
         </w:tc>
         <w:tc>
           <w:tcPr>
-            <w:tcW w:type="dxa" w:w="1563"/>
+            <w:tcW w:type="dxa" w:w="533"/>
             <w:vAlign w:val="center"/>
           </w:tcPr>
           <w:p>
@@ -3382,7 +3382,7 @@
         </w:tc>
         <w:tc>
           <w:tcPr>
-            <w:tcW w:type="dxa" w:w="1563"/>
+            <w:tcW w:type="dxa" w:w="533"/>
             <w:vAlign w:val="center"/>
           </w:tcPr>
           <w:p>
@@ -3404,7 +3404,7 @@
         </w:tc>
         <w:tc>
           <w:tcPr>
-            <w:tcW w:type="dxa" w:w="1563"/>
+            <w:tcW w:type="dxa" w:w="533"/>
             <w:vAlign w:val="center"/>
           </w:tcPr>
           <w:p>
@@ -3431,8 +3431,8 @@
         </w:trPr>
         <w:tc>
           <w:tcPr>
-            <w:tcW w:type="dxa" w:w="1563"/>
-            <w:shd w:fill="F2F2F2"/>
+            <w:tcW w:type="dxa" w:w="518"/>
+            <w:shd w:fill="F5F5F5"/>
             <w:vAlign w:val="center"/>
           </w:tcPr>
           <w:p>
@@ -3454,8 +3454,8 @@
         </w:tc>
         <w:tc>
           <w:tcPr>
-            <w:tcW w:type="dxa" w:w="1563"/>
-            <w:shd w:fill="F2F2F2"/>
+            <w:tcW w:type="dxa" w:w="7762"/>
+            <w:shd w:fill="F5F5F5"/>
             <w:vAlign w:val="center"/>
           </w:tcPr>
           <w:p>
@@ -3477,8 +3477,8 @@
         </w:tc>
         <w:tc>
           <w:tcPr>
-            <w:tcW w:type="dxa" w:w="1563"/>
-            <w:shd w:fill="F2F2F2"/>
+            <w:tcW w:type="dxa" w:w="533"/>
+            <w:shd w:fill="F5F5F5"/>
             <w:vAlign w:val="center"/>
           </w:tcPr>
           <w:p>
@@ -3500,8 +3500,8 @@
         </w:tc>
         <w:tc>
           <w:tcPr>
-            <w:tcW w:type="dxa" w:w="1563"/>
-            <w:shd w:fill="F2F2F2"/>
+            <w:tcW w:type="dxa" w:w="533"/>
+            <w:shd w:fill="F5F5F5"/>
             <w:vAlign w:val="center"/>
           </w:tcPr>
           <w:p>
@@ -3523,8 +3523,8 @@
         </w:tc>
         <w:tc>
           <w:tcPr>
-            <w:tcW w:type="dxa" w:w="1563"/>
-            <w:shd w:fill="F2F2F2"/>
+            <w:tcW w:type="dxa" w:w="533"/>
+            <w:shd w:fill="F5F5F5"/>
             <w:vAlign w:val="center"/>
           </w:tcPr>
           <w:p>
@@ -3546,8 +3546,8 @@
         </w:tc>
         <w:tc>
           <w:tcPr>
-            <w:tcW w:type="dxa" w:w="1563"/>
-            <w:shd w:fill="F2F2F2"/>
+            <w:tcW w:type="dxa" w:w="533"/>
+            <w:shd w:fill="F5F5F5"/>
             <w:vAlign w:val="center"/>
           </w:tcPr>
           <w:p>
@@ -3569,8 +3569,8 @@
         </w:tc>
         <w:tc>
           <w:tcPr>
-            <w:tcW w:type="dxa" w:w="1563"/>
-            <w:shd w:fill="F2F2F2"/>
+            <w:tcW w:type="dxa" w:w="533"/>
+            <w:shd w:fill="F5F5F5"/>
             <w:vAlign w:val="center"/>
           </w:tcPr>
           <w:p>
@@ -3646,10 +3646,10 @@
         </w:trPr>
         <w:tc>
           <w:tcPr>
-            <w:tcW w:type="dxa" w:w="1563"/>
+            <w:tcW w:type="dxa" w:w="518"/>
             <w:vMerge w:val="restart"/>
             <w:vAlign w:val="center"/>
-            <w:shd w:fill="000000"/>
+            <w:shd w:fill="D9D9D9"/>
           </w:tcPr>
           <w:p>
             <w:pPr>
@@ -3661,7 +3661,7 @@
               <w:rPr>
                 <w:rFonts w:ascii="Arial" w:hAnsi="Arial"/>
                 <w:b/>
-                <w:color w:val="FFFFFF"/>
+                <w:color w:val="111111"/>
                 <w:sz w:val="15"/>
               </w:rPr>
               <w:t>NO.</w:t>
@@ -3670,10 +3670,10 @@
         </w:tc>
         <w:tc>
           <w:tcPr>
-            <w:tcW w:type="dxa" w:w="1563"/>
+            <w:tcW w:type="dxa" w:w="7762"/>
             <w:vMerge w:val="restart"/>
             <w:vAlign w:val="center"/>
-            <w:shd w:fill="000000"/>
+            <w:shd w:fill="D9D9D9"/>
           </w:tcPr>
           <w:p>
             <w:pPr>
@@ -3685,7 +3685,7 @@
               <w:rPr>
                 <w:rFonts w:ascii="Arial" w:hAnsi="Arial"/>
                 <w:b/>
-                <w:color w:val="FFFFFF"/>
+                <w:color w:val="111111"/>
                 <w:sz w:val="15"/>
               </w:rPr>
               <w:t>STATEMENTS</w:t>
@@ -3694,10 +3694,10 @@
         </w:tc>
         <w:tc>
           <w:tcPr>
-            <w:tcW w:type="dxa" w:w="7815"/>
+            <w:tcW w:type="dxa" w:w="2664"/>
             <w:gridSpan w:val="5"/>
             <w:vAlign w:val="center"/>
-            <w:shd w:fill="000000"/>
+            <w:shd w:fill="D9D9D9"/>
           </w:tcPr>
           <w:p>
             <w:pPr>
@@ -3709,7 +3709,7 @@
               <w:rPr>
                 <w:rFonts w:ascii="Arial" w:hAnsi="Arial"/>
                 <w:b/>
-                <w:color w:val="FFFFFF"/>
+                <w:color w:val="111111"/>
                 <w:sz w:val="15"/>
               </w:rPr>
               <w:t>LEVEL OF AGREEMENT</w:t>
@@ -3738,9 +3738,9 @@
         </w:tc>
         <w:tc>
           <w:tcPr>
-            <w:tcW w:type="dxa" w:w="1563"/>
-            <w:vAlign w:val="center"/>
-            <w:shd w:fill="000000"/>
+            <w:tcW w:type="dxa" w:w="533"/>
+            <w:vAlign w:val="center"/>
+            <w:shd w:fill="D9D9D9"/>
           </w:tcPr>
           <w:p>
             <w:pPr>
@@ -3752,7 +3752,7 @@
               <w:rPr>
                 <w:rFonts w:ascii="Arial" w:hAnsi="Arial"/>
                 <w:b/>
-                <w:color w:val="FFFFFF"/>
+                <w:color w:val="111111"/>
                 <w:sz w:val="15"/>
               </w:rPr>
               <w:t>5</w:t>
@@ -3761,9 +3761,9 @@
         </w:tc>
         <w:tc>
           <w:tcPr>
-            <w:tcW w:type="dxa" w:w="1563"/>
-            <w:vAlign w:val="center"/>
-            <w:shd w:fill="000000"/>
+            <w:tcW w:type="dxa" w:w="533"/>
+            <w:vAlign w:val="center"/>
+            <w:shd w:fill="D9D9D9"/>
           </w:tcPr>
           <w:p>
             <w:pPr>
@@ -3775,7 +3775,7 @@
               <w:rPr>
                 <w:rFonts w:ascii="Arial" w:hAnsi="Arial"/>
                 <w:b/>
-                <w:color w:val="FFFFFF"/>
+                <w:color w:val="111111"/>
                 <w:sz w:val="15"/>
               </w:rPr>
               <w:t>4</w:t>
@@ -3784,9 +3784,9 @@
         </w:tc>
         <w:tc>
           <w:tcPr>
-            <w:tcW w:type="dxa" w:w="1563"/>
-            <w:vAlign w:val="center"/>
-            <w:shd w:fill="000000"/>
+            <w:tcW w:type="dxa" w:w="533"/>
+            <w:vAlign w:val="center"/>
+            <w:shd w:fill="D9D9D9"/>
           </w:tcPr>
           <w:p>
             <w:pPr>
@@ -3798,7 +3798,7 @@
               <w:rPr>
                 <w:rFonts w:ascii="Arial" w:hAnsi="Arial"/>
                 <w:b/>
-                <w:color w:val="FFFFFF"/>
+                <w:color w:val="111111"/>
                 <w:sz w:val="15"/>
               </w:rPr>
               <w:t>3</w:t>
@@ -3807,9 +3807,9 @@
         </w:tc>
         <w:tc>
           <w:tcPr>
-            <w:tcW w:type="dxa" w:w="1563"/>
-            <w:vAlign w:val="center"/>
-            <w:shd w:fill="000000"/>
+            <w:tcW w:type="dxa" w:w="533"/>
+            <w:vAlign w:val="center"/>
+            <w:shd w:fill="D9D9D9"/>
           </w:tcPr>
           <w:p>
             <w:pPr>
@@ -3821,7 +3821,7 @@
               <w:rPr>
                 <w:rFonts w:ascii="Arial" w:hAnsi="Arial"/>
                 <w:b/>
-                <w:color w:val="FFFFFF"/>
+                <w:color w:val="111111"/>
                 <w:sz w:val="15"/>
               </w:rPr>
               <w:t>2</w:t>
@@ -3830,9 +3830,9 @@
         </w:tc>
         <w:tc>
           <w:tcPr>
-            <w:tcW w:type="dxa" w:w="1563"/>
-            <w:vAlign w:val="center"/>
-            <w:shd w:fill="000000"/>
+            <w:tcW w:type="dxa" w:w="533"/>
+            <w:vAlign w:val="center"/>
+            <w:shd w:fill="D9D9D9"/>
           </w:tcPr>
           <w:p>
             <w:pPr>
@@ -3844,7 +3844,7 @@
               <w:rPr>
                 <w:rFonts w:ascii="Arial" w:hAnsi="Arial"/>
                 <w:b/>
-                <w:color w:val="FFFFFF"/>
+                <w:color w:val="111111"/>
                 <w:sz w:val="15"/>
               </w:rPr>
               <w:t>1</w:t>
@@ -3858,7 +3858,7 @@
         </w:trPr>
         <w:tc>
           <w:tcPr>
-            <w:tcW w:type="dxa" w:w="1563"/>
+            <w:tcW w:type="dxa" w:w="518"/>
             <w:vAlign w:val="center"/>
           </w:tcPr>
           <w:p>
@@ -3880,7 +3880,7 @@
         </w:tc>
         <w:tc>
           <w:tcPr>
-            <w:tcW w:type="dxa" w:w="1563"/>
+            <w:tcW w:type="dxa" w:w="7762"/>
             <w:vAlign w:val="center"/>
           </w:tcPr>
           <w:p>
@@ -3902,7 +3902,7 @@
         </w:tc>
         <w:tc>
           <w:tcPr>
-            <w:tcW w:type="dxa" w:w="1563"/>
+            <w:tcW w:type="dxa" w:w="533"/>
             <w:vAlign w:val="center"/>
           </w:tcPr>
           <w:p>
@@ -3924,7 +3924,7 @@
         </w:tc>
         <w:tc>
           <w:tcPr>
-            <w:tcW w:type="dxa" w:w="1563"/>
+            <w:tcW w:type="dxa" w:w="533"/>
             <w:vAlign w:val="center"/>
           </w:tcPr>
           <w:p>
@@ -3946,7 +3946,7 @@
         </w:tc>
         <w:tc>
           <w:tcPr>
-            <w:tcW w:type="dxa" w:w="1563"/>
+            <w:tcW w:type="dxa" w:w="533"/>
             <w:vAlign w:val="center"/>
           </w:tcPr>
           <w:p>
@@ -3968,7 +3968,7 @@
         </w:tc>
         <w:tc>
           <w:tcPr>
-            <w:tcW w:type="dxa" w:w="1563"/>
+            <w:tcW w:type="dxa" w:w="533"/>
             <w:vAlign w:val="center"/>
           </w:tcPr>
           <w:p>
@@ -3990,7 +3990,7 @@
         </w:tc>
         <w:tc>
           <w:tcPr>
-            <w:tcW w:type="dxa" w:w="1563"/>
+            <w:tcW w:type="dxa" w:w="533"/>
             <w:vAlign w:val="center"/>
           </w:tcPr>
           <w:p>
@@ -4017,8 +4017,8 @@
         </w:trPr>
         <w:tc>
           <w:tcPr>
-            <w:tcW w:type="dxa" w:w="1563"/>
-            <w:shd w:fill="F2F2F2"/>
+            <w:tcW w:type="dxa" w:w="518"/>
+            <w:shd w:fill="F5F5F5"/>
             <w:vAlign w:val="center"/>
           </w:tcPr>
           <w:p>
@@ -4040,8 +4040,8 @@
         </w:tc>
         <w:tc>
           <w:tcPr>
-            <w:tcW w:type="dxa" w:w="1563"/>
-            <w:shd w:fill="F2F2F2"/>
+            <w:tcW w:type="dxa" w:w="7762"/>
+            <w:shd w:fill="F5F5F5"/>
             <w:vAlign w:val="center"/>
           </w:tcPr>
           <w:p>
@@ -4063,8 +4063,8 @@
         </w:tc>
         <w:tc>
           <w:tcPr>
-            <w:tcW w:type="dxa" w:w="1563"/>
-            <w:shd w:fill="F2F2F2"/>
+            <w:tcW w:type="dxa" w:w="533"/>
+            <w:shd w:fill="F5F5F5"/>
             <w:vAlign w:val="center"/>
           </w:tcPr>
           <w:p>
@@ -4086,8 +4086,8 @@
         </w:tc>
         <w:tc>
           <w:tcPr>
-            <w:tcW w:type="dxa" w:w="1563"/>
-            <w:shd w:fill="F2F2F2"/>
+            <w:tcW w:type="dxa" w:w="533"/>
+            <w:shd w:fill="F5F5F5"/>
             <w:vAlign w:val="center"/>
           </w:tcPr>
           <w:p>
@@ -4109,8 +4109,8 @@
         </w:tc>
         <w:tc>
           <w:tcPr>
-            <w:tcW w:type="dxa" w:w="1563"/>
-            <w:shd w:fill="F2F2F2"/>
+            <w:tcW w:type="dxa" w:w="533"/>
+            <w:shd w:fill="F5F5F5"/>
             <w:vAlign w:val="center"/>
           </w:tcPr>
           <w:p>
@@ -4132,8 +4132,8 @@
         </w:tc>
         <w:tc>
           <w:tcPr>
-            <w:tcW w:type="dxa" w:w="1563"/>
-            <w:shd w:fill="F2F2F2"/>
+            <w:tcW w:type="dxa" w:w="533"/>
+            <w:shd w:fill="F5F5F5"/>
             <w:vAlign w:val="center"/>
           </w:tcPr>
           <w:p>
@@ -4155,8 +4155,8 @@
         </w:tc>
         <w:tc>
           <w:tcPr>
-            <w:tcW w:type="dxa" w:w="1563"/>
-            <w:shd w:fill="F2F2F2"/>
+            <w:tcW w:type="dxa" w:w="533"/>
+            <w:shd w:fill="F5F5F5"/>
             <w:vAlign w:val="center"/>
           </w:tcPr>
           <w:p>
@@ -4183,7 +4183,7 @@
         </w:trPr>
         <w:tc>
           <w:tcPr>
-            <w:tcW w:type="dxa" w:w="1563"/>
+            <w:tcW w:type="dxa" w:w="518"/>
             <w:vAlign w:val="center"/>
           </w:tcPr>
           <w:p>
@@ -4205,7 +4205,7 @@
         </w:tc>
         <w:tc>
           <w:tcPr>
-            <w:tcW w:type="dxa" w:w="1563"/>
+            <w:tcW w:type="dxa" w:w="7762"/>
             <w:vAlign w:val="center"/>
           </w:tcPr>
           <w:p>
@@ -4227,7 +4227,7 @@
         </w:tc>
         <w:tc>
           <w:tcPr>
-            <w:tcW w:type="dxa" w:w="1563"/>
+            <w:tcW w:type="dxa" w:w="533"/>
             <w:vAlign w:val="center"/>
           </w:tcPr>
           <w:p>
@@ -4249,7 +4249,7 @@
         </w:tc>
         <w:tc>
           <w:tcPr>
-            <w:tcW w:type="dxa" w:w="1563"/>
+            <w:tcW w:type="dxa" w:w="533"/>
             <w:vAlign w:val="center"/>
           </w:tcPr>
           <w:p>
@@ -4271,7 +4271,7 @@
         </w:tc>
         <w:tc>
           <w:tcPr>
-            <w:tcW w:type="dxa" w:w="1563"/>
+            <w:tcW w:type="dxa" w:w="533"/>
             <w:vAlign w:val="center"/>
           </w:tcPr>
           <w:p>
@@ -4293,7 +4293,7 @@
         </w:tc>
         <w:tc>
           <w:tcPr>
-            <w:tcW w:type="dxa" w:w="1563"/>
+            <w:tcW w:type="dxa" w:w="533"/>
             <w:vAlign w:val="center"/>
           </w:tcPr>
           <w:p>
@@ -4315,7 +4315,7 @@
         </w:tc>
         <w:tc>
           <w:tcPr>
-            <w:tcW w:type="dxa" w:w="1563"/>
+            <w:tcW w:type="dxa" w:w="533"/>
             <w:vAlign w:val="center"/>
           </w:tcPr>
           <w:p>
@@ -4342,8 +4342,8 @@
         </w:trPr>
         <w:tc>
           <w:tcPr>
-            <w:tcW w:type="dxa" w:w="1563"/>
-            <w:shd w:fill="F2F2F2"/>
+            <w:tcW w:type="dxa" w:w="518"/>
+            <w:shd w:fill="F5F5F5"/>
             <w:vAlign w:val="center"/>
           </w:tcPr>
           <w:p>
@@ -4365,8 +4365,8 @@
         </w:tc>
         <w:tc>
           <w:tcPr>
-            <w:tcW w:type="dxa" w:w="1563"/>
-            <w:shd w:fill="F2F2F2"/>
+            <w:tcW w:type="dxa" w:w="7762"/>
+            <w:shd w:fill="F5F5F5"/>
             <w:vAlign w:val="center"/>
           </w:tcPr>
           <w:p>
@@ -4388,8 +4388,8 @@
         </w:tc>
         <w:tc>
           <w:tcPr>
-            <w:tcW w:type="dxa" w:w="1563"/>
-            <w:shd w:fill="F2F2F2"/>
+            <w:tcW w:type="dxa" w:w="533"/>
+            <w:shd w:fill="F5F5F5"/>
             <w:vAlign w:val="center"/>
           </w:tcPr>
           <w:p>
@@ -4411,8 +4411,8 @@
         </w:tc>
         <w:tc>
           <w:tcPr>
-            <w:tcW w:type="dxa" w:w="1563"/>
-            <w:shd w:fill="F2F2F2"/>
+            <w:tcW w:type="dxa" w:w="533"/>
+            <w:shd w:fill="F5F5F5"/>
             <w:vAlign w:val="center"/>
           </w:tcPr>
           <w:p>
@@ -4434,8 +4434,8 @@
         </w:tc>
         <w:tc>
           <w:tcPr>
-            <w:tcW w:type="dxa" w:w="1563"/>
-            <w:shd w:fill="F2F2F2"/>
+            <w:tcW w:type="dxa" w:w="533"/>
+            <w:shd w:fill="F5F5F5"/>
             <w:vAlign w:val="center"/>
           </w:tcPr>
           <w:p>
@@ -4457,8 +4457,8 @@
         </w:tc>
         <w:tc>
           <w:tcPr>
-            <w:tcW w:type="dxa" w:w="1563"/>
-            <w:shd w:fill="F2F2F2"/>
+            <w:tcW w:type="dxa" w:w="533"/>
+            <w:shd w:fill="F5F5F5"/>
             <w:vAlign w:val="center"/>
           </w:tcPr>
           <w:p>
@@ -4480,8 +4480,8 @@
         </w:tc>
         <w:tc>
           <w:tcPr>
-            <w:tcW w:type="dxa" w:w="1563"/>
-            <w:shd w:fill="F2F2F2"/>
+            <w:tcW w:type="dxa" w:w="533"/>
+            <w:shd w:fill="F5F5F5"/>
             <w:vAlign w:val="center"/>
           </w:tcPr>
           <w:p>
@@ -4508,7 +4508,7 @@
         </w:trPr>
         <w:tc>
           <w:tcPr>
-            <w:tcW w:type="dxa" w:w="1563"/>
+            <w:tcW w:type="dxa" w:w="518"/>
             <w:vAlign w:val="center"/>
           </w:tcPr>
           <w:p>
@@ -4530,7 +4530,7 @@
         </w:tc>
         <w:tc>
           <w:tcPr>
-            <w:tcW w:type="dxa" w:w="1563"/>
+            <w:tcW w:type="dxa" w:w="7762"/>
             <w:vAlign w:val="center"/>
           </w:tcPr>
           <w:p>
@@ -4552,7 +4552,7 @@
         </w:tc>
         <w:tc>
           <w:tcPr>
-            <w:tcW w:type="dxa" w:w="1563"/>
+            <w:tcW w:type="dxa" w:w="533"/>
             <w:vAlign w:val="center"/>
           </w:tcPr>
           <w:p>
@@ -4574,7 +4574,7 @@
         </w:tc>
         <w:tc>
           <w:tcPr>
-            <w:tcW w:type="dxa" w:w="1563"/>
+            <w:tcW w:type="dxa" w:w="533"/>
             <w:vAlign w:val="center"/>
           </w:tcPr>
           <w:p>
@@ -4596,7 +4596,7 @@
         </w:tc>
         <w:tc>
           <w:tcPr>
-            <w:tcW w:type="dxa" w:w="1563"/>
+            <w:tcW w:type="dxa" w:w="533"/>
             <w:vAlign w:val="center"/>
           </w:tcPr>
           <w:p>
@@ -4618,7 +4618,7 @@
         </w:tc>
         <w:tc>
           <w:tcPr>
-            <w:tcW w:type="dxa" w:w="1563"/>
+            <w:tcW w:type="dxa" w:w="533"/>
             <w:vAlign w:val="center"/>
           </w:tcPr>
           <w:p>
@@ -4640,7 +4640,7 @@
         </w:tc>
         <w:tc>
           <w:tcPr>
-            <w:tcW w:type="dxa" w:w="1563"/>
+            <w:tcW w:type="dxa" w:w="533"/>
             <w:vAlign w:val="center"/>
           </w:tcPr>
           <w:p>
@@ -4667,8 +4667,8 @@
         </w:trPr>
         <w:tc>
           <w:tcPr>
-            <w:tcW w:type="dxa" w:w="1563"/>
-            <w:shd w:fill="F2F2F2"/>
+            <w:tcW w:type="dxa" w:w="518"/>
+            <w:shd w:fill="F5F5F5"/>
             <w:vAlign w:val="center"/>
           </w:tcPr>
           <w:p>
@@ -4690,8 +4690,8 @@
         </w:tc>
         <w:tc>
           <w:tcPr>
-            <w:tcW w:type="dxa" w:w="1563"/>
-            <w:shd w:fill="F2F2F2"/>
+            <w:tcW w:type="dxa" w:w="7762"/>
+            <w:shd w:fill="F5F5F5"/>
             <w:vAlign w:val="center"/>
           </w:tcPr>
           <w:p>
@@ -4713,8 +4713,8 @@
         </w:tc>
         <w:tc>
           <w:tcPr>
-            <w:tcW w:type="dxa" w:w="1563"/>
-            <w:shd w:fill="F2F2F2"/>
+            <w:tcW w:type="dxa" w:w="533"/>
+            <w:shd w:fill="F5F5F5"/>
             <w:vAlign w:val="center"/>
           </w:tcPr>
           <w:p>
@@ -4736,8 +4736,8 @@
         </w:tc>
         <w:tc>
           <w:tcPr>
-            <w:tcW w:type="dxa" w:w="1563"/>
-            <w:shd w:fill="F2F2F2"/>
+            <w:tcW w:type="dxa" w:w="533"/>
+            <w:shd w:fill="F5F5F5"/>
             <w:vAlign w:val="center"/>
           </w:tcPr>
           <w:p>
@@ -4759,8 +4759,8 @@
         </w:tc>
         <w:tc>
           <w:tcPr>
-            <w:tcW w:type="dxa" w:w="1563"/>
-            <w:shd w:fill="F2F2F2"/>
+            <w:tcW w:type="dxa" w:w="533"/>
+            <w:shd w:fill="F5F5F5"/>
             <w:vAlign w:val="center"/>
           </w:tcPr>
           <w:p>
@@ -4782,8 +4782,8 @@
         </w:tc>
         <w:tc>
           <w:tcPr>
-            <w:tcW w:type="dxa" w:w="1563"/>
-            <w:shd w:fill="F2F2F2"/>
+            <w:tcW w:type="dxa" w:w="533"/>
+            <w:shd w:fill="F5F5F5"/>
             <w:vAlign w:val="center"/>
           </w:tcPr>
           <w:p>
@@ -4805,8 +4805,8 @@
         </w:tc>
         <w:tc>
           <w:tcPr>
-            <w:tcW w:type="dxa" w:w="1563"/>
-            <w:shd w:fill="F2F2F2"/>
+            <w:tcW w:type="dxa" w:w="533"/>
+            <w:shd w:fill="F5F5F5"/>
             <w:vAlign w:val="center"/>
           </w:tcPr>
           <w:p>
@@ -4833,7 +4833,7 @@
         </w:trPr>
         <w:tc>
           <w:tcPr>
-            <w:tcW w:type="dxa" w:w="1563"/>
+            <w:tcW w:type="dxa" w:w="518"/>
             <w:vAlign w:val="center"/>
           </w:tcPr>
           <w:p>
@@ -4855,7 +4855,7 @@
         </w:tc>
         <w:tc>
           <w:tcPr>
-            <w:tcW w:type="dxa" w:w="1563"/>
+            <w:tcW w:type="dxa" w:w="7762"/>
             <w:vAlign w:val="center"/>
           </w:tcPr>
           <w:p>
@@ -4877,7 +4877,7 @@
         </w:tc>
         <w:tc>
           <w:tcPr>
-            <w:tcW w:type="dxa" w:w="1563"/>
+            <w:tcW w:type="dxa" w:w="533"/>
             <w:vAlign w:val="center"/>
           </w:tcPr>
           <w:p>
@@ -4899,7 +4899,7 @@
         </w:tc>
         <w:tc>
           <w:tcPr>
-            <w:tcW w:type="dxa" w:w="1563"/>
+            <w:tcW w:type="dxa" w:w="533"/>
             <w:vAlign w:val="center"/>
           </w:tcPr>
           <w:p>
@@ -4921,7 +4921,7 @@
         </w:tc>
         <w:tc>
           <w:tcPr>
-            <w:tcW w:type="dxa" w:w="1563"/>
+            <w:tcW w:type="dxa" w:w="533"/>
             <w:vAlign w:val="center"/>
           </w:tcPr>
           <w:p>
@@ -4943,7 +4943,7 @@
         </w:tc>
         <w:tc>
           <w:tcPr>
-            <w:tcW w:type="dxa" w:w="1563"/>
+            <w:tcW w:type="dxa" w:w="533"/>
             <w:vAlign w:val="center"/>
           </w:tcPr>
           <w:p>
@@ -4965,7 +4965,7 @@
         </w:tc>
         <w:tc>
           <w:tcPr>
-            <w:tcW w:type="dxa" w:w="1563"/>
+            <w:tcW w:type="dxa" w:w="533"/>
             <w:vAlign w:val="center"/>
           </w:tcPr>
           <w:p>
@@ -4992,8 +4992,8 @@
         </w:trPr>
         <w:tc>
           <w:tcPr>
-            <w:tcW w:type="dxa" w:w="1563"/>
-            <w:shd w:fill="F2F2F2"/>
+            <w:tcW w:type="dxa" w:w="518"/>
+            <w:shd w:fill="F5F5F5"/>
             <w:vAlign w:val="center"/>
           </w:tcPr>
           <w:p>
@@ -5015,8 +5015,8 @@
         </w:tc>
         <w:tc>
           <w:tcPr>
-            <w:tcW w:type="dxa" w:w="1563"/>
-            <w:shd w:fill="F2F2F2"/>
+            <w:tcW w:type="dxa" w:w="7762"/>
+            <w:shd w:fill="F5F5F5"/>
             <w:vAlign w:val="center"/>
           </w:tcPr>
           <w:p>
@@ -5038,8 +5038,8 @@
         </w:tc>
         <w:tc>
           <w:tcPr>
-            <w:tcW w:type="dxa" w:w="1563"/>
-            <w:shd w:fill="F2F2F2"/>
+            <w:tcW w:type="dxa" w:w="533"/>
+            <w:shd w:fill="F5F5F5"/>
             <w:vAlign w:val="center"/>
           </w:tcPr>
           <w:p>
@@ -5061,8 +5061,8 @@
         </w:tc>
         <w:tc>
           <w:tcPr>
-            <w:tcW w:type="dxa" w:w="1563"/>
-            <w:shd w:fill="F2F2F2"/>
+            <w:tcW w:type="dxa" w:w="533"/>
+            <w:shd w:fill="F5F5F5"/>
             <w:vAlign w:val="center"/>
           </w:tcPr>
           <w:p>
@@ -5084,8 +5084,8 @@
         </w:tc>
         <w:tc>
           <w:tcPr>
-            <w:tcW w:type="dxa" w:w="1563"/>
-            <w:shd w:fill="F2F2F2"/>
+            <w:tcW w:type="dxa" w:w="533"/>
+            <w:shd w:fill="F5F5F5"/>
             <w:vAlign w:val="center"/>
           </w:tcPr>
           <w:p>
@@ -5107,8 +5107,8 @@
         </w:tc>
         <w:tc>
           <w:tcPr>
-            <w:tcW w:type="dxa" w:w="1563"/>
-            <w:shd w:fill="F2F2F2"/>
+            <w:tcW w:type="dxa" w:w="533"/>
+            <w:shd w:fill="F5F5F5"/>
             <w:vAlign w:val="center"/>
           </w:tcPr>
           <w:p>
@@ -5130,8 +5130,8 @@
         </w:tc>
         <w:tc>
           <w:tcPr>
-            <w:tcW w:type="dxa" w:w="1563"/>
-            <w:shd w:fill="F2F2F2"/>
+            <w:tcW w:type="dxa" w:w="533"/>
+            <w:shd w:fill="F5F5F5"/>
             <w:vAlign w:val="center"/>
           </w:tcPr>
           <w:p>
@@ -5207,10 +5207,10 @@
         </w:trPr>
         <w:tc>
           <w:tcPr>
-            <w:tcW w:type="dxa" w:w="1563"/>
+            <w:tcW w:type="dxa" w:w="518"/>
             <w:vMerge w:val="restart"/>
             <w:vAlign w:val="center"/>
-            <w:shd w:fill="000000"/>
+            <w:shd w:fill="D9D9D9"/>
           </w:tcPr>
           <w:p>
             <w:pPr>
@@ -5222,7 +5222,7 @@
               <w:rPr>
                 <w:rFonts w:ascii="Arial" w:hAnsi="Arial"/>
                 <w:b/>
-                <w:color w:val="FFFFFF"/>
+                <w:color w:val="111111"/>
                 <w:sz w:val="15"/>
               </w:rPr>
               <w:t>NO.</w:t>
@@ -5231,10 +5231,10 @@
         </w:tc>
         <w:tc>
           <w:tcPr>
-            <w:tcW w:type="dxa" w:w="1563"/>
+            <w:tcW w:type="dxa" w:w="7762"/>
             <w:vMerge w:val="restart"/>
             <w:vAlign w:val="center"/>
-            <w:shd w:fill="000000"/>
+            <w:shd w:fill="D9D9D9"/>
           </w:tcPr>
           <w:p>
             <w:pPr>
@@ -5246,7 +5246,7 @@
               <w:rPr>
                 <w:rFonts w:ascii="Arial" w:hAnsi="Arial"/>
                 <w:b/>
-                <w:color w:val="FFFFFF"/>
+                <w:color w:val="111111"/>
                 <w:sz w:val="15"/>
               </w:rPr>
               <w:t>STATEMENTS</w:t>
@@ -5255,10 +5255,10 @@
         </w:tc>
         <w:tc>
           <w:tcPr>
-            <w:tcW w:type="dxa" w:w="7815"/>
+            <w:tcW w:type="dxa" w:w="2664"/>
             <w:gridSpan w:val="5"/>
             <w:vAlign w:val="center"/>
-            <w:shd w:fill="000000"/>
+            <w:shd w:fill="D9D9D9"/>
           </w:tcPr>
           <w:p>
             <w:pPr>
@@ -5270,7 +5270,7 @@
               <w:rPr>
                 <w:rFonts w:ascii="Arial" w:hAnsi="Arial"/>
                 <w:b/>
-                <w:color w:val="FFFFFF"/>
+                <w:color w:val="111111"/>
                 <w:sz w:val="15"/>
               </w:rPr>
               <w:t>LEVEL OF AGREEMENT</w:t>
@@ -5299,9 +5299,9 @@
         </w:tc>
         <w:tc>
           <w:tcPr>
-            <w:tcW w:type="dxa" w:w="1563"/>
-            <w:vAlign w:val="center"/>
-            <w:shd w:fill="000000"/>
+            <w:tcW w:type="dxa" w:w="533"/>
+            <w:vAlign w:val="center"/>
+            <w:shd w:fill="D9D9D9"/>
           </w:tcPr>
           <w:p>
             <w:pPr>
@@ -5313,7 +5313,7 @@
               <w:rPr>
                 <w:rFonts w:ascii="Arial" w:hAnsi="Arial"/>
                 <w:b/>
-                <w:color w:val="FFFFFF"/>
+                <w:color w:val="111111"/>
                 <w:sz w:val="15"/>
               </w:rPr>
               <w:t>5</w:t>
@@ -5322,9 +5322,9 @@
         </w:tc>
         <w:tc>
           <w:tcPr>
-            <w:tcW w:type="dxa" w:w="1563"/>
-            <w:vAlign w:val="center"/>
-            <w:shd w:fill="000000"/>
+            <w:tcW w:type="dxa" w:w="533"/>
+            <w:vAlign w:val="center"/>
+            <w:shd w:fill="D9D9D9"/>
           </w:tcPr>
           <w:p>
             <w:pPr>
@@ -5336,7 +5336,7 @@
               <w:rPr>
                 <w:rFonts w:ascii="Arial" w:hAnsi="Arial"/>
                 <w:b/>
-                <w:color w:val="FFFFFF"/>
+                <w:color w:val="111111"/>
                 <w:sz w:val="15"/>
               </w:rPr>
               <w:t>4</w:t>
@@ -5345,9 +5345,9 @@
         </w:tc>
         <w:tc>
           <w:tcPr>
-            <w:tcW w:type="dxa" w:w="1563"/>
-            <w:vAlign w:val="center"/>
-            <w:shd w:fill="000000"/>
+            <w:tcW w:type="dxa" w:w="533"/>
+            <w:vAlign w:val="center"/>
+            <w:shd w:fill="D9D9D9"/>
           </w:tcPr>
           <w:p>
             <w:pPr>
@@ -5359,7 +5359,7 @@
               <w:rPr>
                 <w:rFonts w:ascii="Arial" w:hAnsi="Arial"/>
                 <w:b/>
-                <w:color w:val="FFFFFF"/>
+                <w:color w:val="111111"/>
                 <w:sz w:val="15"/>
               </w:rPr>
               <w:t>3</w:t>
@@ -5368,9 +5368,9 @@
         </w:tc>
         <w:tc>
           <w:tcPr>
-            <w:tcW w:type="dxa" w:w="1563"/>
-            <w:vAlign w:val="center"/>
-            <w:shd w:fill="000000"/>
+            <w:tcW w:type="dxa" w:w="533"/>
+            <w:vAlign w:val="center"/>
+            <w:shd w:fill="D9D9D9"/>
           </w:tcPr>
           <w:p>
             <w:pPr>
@@ -5382,7 +5382,7 @@
               <w:rPr>
                 <w:rFonts w:ascii="Arial" w:hAnsi="Arial"/>
                 <w:b/>
-                <w:color w:val="FFFFFF"/>
+                <w:color w:val="111111"/>
                 <w:sz w:val="15"/>
               </w:rPr>
               <w:t>2</w:t>
@@ -5391,9 +5391,9 @@
         </w:tc>
         <w:tc>
           <w:tcPr>
-            <w:tcW w:type="dxa" w:w="1563"/>
-            <w:vAlign w:val="center"/>
-            <w:shd w:fill="000000"/>
+            <w:tcW w:type="dxa" w:w="533"/>
+            <w:vAlign w:val="center"/>
+            <w:shd w:fill="D9D9D9"/>
           </w:tcPr>
           <w:p>
             <w:pPr>
@@ -5405,7 +5405,7 @@
               <w:rPr>
                 <w:rFonts w:ascii="Arial" w:hAnsi="Arial"/>
                 <w:b/>
-                <w:color w:val="FFFFFF"/>
+                <w:color w:val="111111"/>
                 <w:sz w:val="15"/>
               </w:rPr>
               <w:t>1</w:t>
@@ -5419,7 +5419,7 @@
         </w:trPr>
         <w:tc>
           <w:tcPr>
-            <w:tcW w:type="dxa" w:w="1563"/>
+            <w:tcW w:type="dxa" w:w="518"/>
             <w:vAlign w:val="center"/>
           </w:tcPr>
           <w:p>
@@ -5441,7 +5441,7 @@
         </w:tc>
         <w:tc>
           <w:tcPr>
-            <w:tcW w:type="dxa" w:w="1563"/>
+            <w:tcW w:type="dxa" w:w="7762"/>
             <w:vAlign w:val="center"/>
           </w:tcPr>
           <w:p>
@@ -5463,7 +5463,7 @@
         </w:tc>
         <w:tc>
           <w:tcPr>
-            <w:tcW w:type="dxa" w:w="1563"/>
+            <w:tcW w:type="dxa" w:w="533"/>
             <w:vAlign w:val="center"/>
           </w:tcPr>
           <w:p>
@@ -5485,7 +5485,7 @@
         </w:tc>
         <w:tc>
           <w:tcPr>
-            <w:tcW w:type="dxa" w:w="1563"/>
+            <w:tcW w:type="dxa" w:w="533"/>
             <w:vAlign w:val="center"/>
           </w:tcPr>
           <w:p>
@@ -5507,7 +5507,7 @@
         </w:tc>
         <w:tc>
           <w:tcPr>
-            <w:tcW w:type="dxa" w:w="1563"/>
+            <w:tcW w:type="dxa" w:w="533"/>
             <w:vAlign w:val="center"/>
           </w:tcPr>
           <w:p>
@@ -5529,7 +5529,7 @@
         </w:tc>
         <w:tc>
           <w:tcPr>
-            <w:tcW w:type="dxa" w:w="1563"/>
+            <w:tcW w:type="dxa" w:w="533"/>
             <w:vAlign w:val="center"/>
           </w:tcPr>
           <w:p>
@@ -5551,7 +5551,7 @@
         </w:tc>
         <w:tc>
           <w:tcPr>
-            <w:tcW w:type="dxa" w:w="1563"/>
+            <w:tcW w:type="dxa" w:w="533"/>
             <w:vAlign w:val="center"/>
           </w:tcPr>
           <w:p>
@@ -5578,8 +5578,8 @@
         </w:trPr>
         <w:tc>
           <w:tcPr>
-            <w:tcW w:type="dxa" w:w="1563"/>
-            <w:shd w:fill="F2F2F2"/>
+            <w:tcW w:type="dxa" w:w="518"/>
+            <w:shd w:fill="F5F5F5"/>
             <w:vAlign w:val="center"/>
           </w:tcPr>
           <w:p>
@@ -5601,8 +5601,8 @@
         </w:tc>
         <w:tc>
           <w:tcPr>
-            <w:tcW w:type="dxa" w:w="1563"/>
-            <w:shd w:fill="F2F2F2"/>
+            <w:tcW w:type="dxa" w:w="7762"/>
+            <w:shd w:fill="F5F5F5"/>
             <w:vAlign w:val="center"/>
           </w:tcPr>
           <w:p>
@@ -5624,8 +5624,8 @@
         </w:tc>
         <w:tc>
           <w:tcPr>
-            <w:tcW w:type="dxa" w:w="1563"/>
-            <w:shd w:fill="F2F2F2"/>
+            <w:tcW w:type="dxa" w:w="533"/>
+            <w:shd w:fill="F5F5F5"/>
             <w:vAlign w:val="center"/>
           </w:tcPr>
           <w:p>
@@ -5647,8 +5647,8 @@
         </w:tc>
         <w:tc>
           <w:tcPr>
-            <w:tcW w:type="dxa" w:w="1563"/>
-            <w:shd w:fill="F2F2F2"/>
+            <w:tcW w:type="dxa" w:w="533"/>
+            <w:shd w:fill="F5F5F5"/>
             <w:vAlign w:val="center"/>
           </w:tcPr>
           <w:p>
@@ -5670,8 +5670,8 @@
         </w:tc>
         <w:tc>
           <w:tcPr>
-            <w:tcW w:type="dxa" w:w="1563"/>
-            <w:shd w:fill="F2F2F2"/>
+            <w:tcW w:type="dxa" w:w="533"/>
+            <w:shd w:fill="F5F5F5"/>
             <w:vAlign w:val="center"/>
           </w:tcPr>
           <w:p>
@@ -5693,8 +5693,8 @@
         </w:tc>
         <w:tc>
           <w:tcPr>
-            <w:tcW w:type="dxa" w:w="1563"/>
-            <w:shd w:fill="F2F2F2"/>
+            <w:tcW w:type="dxa" w:w="533"/>
+            <w:shd w:fill="F5F5F5"/>
             <w:vAlign w:val="center"/>
           </w:tcPr>
           <w:p>
@@ -5716,8 +5716,8 @@
         </w:tc>
         <w:tc>
           <w:tcPr>
-            <w:tcW w:type="dxa" w:w="1563"/>
-            <w:shd w:fill="F2F2F2"/>
+            <w:tcW w:type="dxa" w:w="533"/>
+            <w:shd w:fill="F5F5F5"/>
             <w:vAlign w:val="center"/>
           </w:tcPr>
           <w:p>
@@ -5744,7 +5744,7 @@
         </w:trPr>
         <w:tc>
           <w:tcPr>
-            <w:tcW w:type="dxa" w:w="1563"/>
+            <w:tcW w:type="dxa" w:w="518"/>
             <w:vAlign w:val="center"/>
           </w:tcPr>
           <w:p>
@@ -5766,7 +5766,7 @@
         </w:tc>
         <w:tc>
           <w:tcPr>
-            <w:tcW w:type="dxa" w:w="1563"/>
+            <w:tcW w:type="dxa" w:w="7762"/>
             <w:vAlign w:val="center"/>
           </w:tcPr>
           <w:p>
@@ -5788,7 +5788,7 @@
         </w:tc>
         <w:tc>
           <w:tcPr>
-            <w:tcW w:type="dxa" w:w="1563"/>
+            <w:tcW w:type="dxa" w:w="533"/>
             <w:vAlign w:val="center"/>
           </w:tcPr>
           <w:p>
@@ -5810,7 +5810,7 @@
         </w:tc>
         <w:tc>
           <w:tcPr>
-            <w:tcW w:type="dxa" w:w="1563"/>
+            <w:tcW w:type="dxa" w:w="533"/>
             <w:vAlign w:val="center"/>
           </w:tcPr>
           <w:p>
@@ -5832,7 +5832,7 @@
         </w:tc>
         <w:tc>
           <w:tcPr>
-            <w:tcW w:type="dxa" w:w="1563"/>
+            <w:tcW w:type="dxa" w:w="533"/>
             <w:vAlign w:val="center"/>
           </w:tcPr>
           <w:p>
@@ -5854,7 +5854,7 @@
         </w:tc>
         <w:tc>
           <w:tcPr>
-            <w:tcW w:type="dxa" w:w="1563"/>
+            <w:tcW w:type="dxa" w:w="533"/>
             <w:vAlign w:val="center"/>
           </w:tcPr>
           <w:p>
@@ -5876,7 +5876,7 @@
         </w:tc>
         <w:tc>
           <w:tcPr>
-            <w:tcW w:type="dxa" w:w="1563"/>
+            <w:tcW w:type="dxa" w:w="533"/>
             <w:vAlign w:val="center"/>
           </w:tcPr>
           <w:p>
@@ -5903,8 +5903,8 @@
         </w:trPr>
         <w:tc>
           <w:tcPr>
-            <w:tcW w:type="dxa" w:w="1563"/>
-            <w:shd w:fill="F2F2F2"/>
+            <w:tcW w:type="dxa" w:w="518"/>
+            <w:shd w:fill="F5F5F5"/>
             <w:vAlign w:val="center"/>
           </w:tcPr>
           <w:p>
@@ -5926,8 +5926,8 @@
         </w:tc>
         <w:tc>
           <w:tcPr>
-            <w:tcW w:type="dxa" w:w="1563"/>
-            <w:shd w:fill="F2F2F2"/>
+            <w:tcW w:type="dxa" w:w="7762"/>
+            <w:shd w:fill="F5F5F5"/>
             <w:vAlign w:val="center"/>
           </w:tcPr>
           <w:p>
@@ -5949,8 +5949,8 @@
         </w:tc>
         <w:tc>
           <w:tcPr>
-            <w:tcW w:type="dxa" w:w="1563"/>
-            <w:shd w:fill="F2F2F2"/>
+            <w:tcW w:type="dxa" w:w="533"/>
+            <w:shd w:fill="F5F5F5"/>
             <w:vAlign w:val="center"/>
           </w:tcPr>
           <w:p>
@@ -5972,8 +5972,8 @@
         </w:tc>
         <w:tc>
           <w:tcPr>
-            <w:tcW w:type="dxa" w:w="1563"/>
-            <w:shd w:fill="F2F2F2"/>
+            <w:tcW w:type="dxa" w:w="533"/>
+            <w:shd w:fill="F5F5F5"/>
             <w:vAlign w:val="center"/>
           </w:tcPr>
           <w:p>
@@ -5995,8 +5995,8 @@
         </w:tc>
         <w:tc>
           <w:tcPr>
-            <w:tcW w:type="dxa" w:w="1563"/>
-            <w:shd w:fill="F2F2F2"/>
+            <w:tcW w:type="dxa" w:w="533"/>
+            <w:shd w:fill="F5F5F5"/>
             <w:vAlign w:val="center"/>
           </w:tcPr>
           <w:p>
@@ -6018,8 +6018,8 @@
         </w:tc>
         <w:tc>
           <w:tcPr>
-            <w:tcW w:type="dxa" w:w="1563"/>
-            <w:shd w:fill="F2F2F2"/>
+            <w:tcW w:type="dxa" w:w="533"/>
+            <w:shd w:fill="F5F5F5"/>
             <w:vAlign w:val="center"/>
           </w:tcPr>
           <w:p>
@@ -6041,8 +6041,8 @@
         </w:tc>
         <w:tc>
           <w:tcPr>
-            <w:tcW w:type="dxa" w:w="1563"/>
-            <w:shd w:fill="F2F2F2"/>
+            <w:tcW w:type="dxa" w:w="533"/>
+            <w:shd w:fill="F5F5F5"/>
             <w:vAlign w:val="center"/>
           </w:tcPr>
           <w:p>
@@ -6069,7 +6069,7 @@
         </w:trPr>
         <w:tc>
           <w:tcPr>
-            <w:tcW w:type="dxa" w:w="1563"/>
+            <w:tcW w:type="dxa" w:w="518"/>
             <w:vAlign w:val="center"/>
           </w:tcPr>
           <w:p>
@@ -6091,7 +6091,7 @@
         </w:tc>
         <w:tc>
           <w:tcPr>
-            <w:tcW w:type="dxa" w:w="1563"/>
+            <w:tcW w:type="dxa" w:w="7762"/>
             <w:vAlign w:val="center"/>
           </w:tcPr>
           <w:p>
@@ -6113,7 +6113,7 @@
         </w:tc>
         <w:tc>
           <w:tcPr>
-            <w:tcW w:type="dxa" w:w="1563"/>
+            <w:tcW w:type="dxa" w:w="533"/>
             <w:vAlign w:val="center"/>
           </w:tcPr>
           <w:p>
@@ -6135,7 +6135,7 @@
         </w:tc>
         <w:tc>
           <w:tcPr>
-            <w:tcW w:type="dxa" w:w="1563"/>
+            <w:tcW w:type="dxa" w:w="533"/>
             <w:vAlign w:val="center"/>
           </w:tcPr>
           <w:p>
@@ -6157,7 +6157,7 @@
         </w:tc>
         <w:tc>
           <w:tcPr>
-            <w:tcW w:type="dxa" w:w="1563"/>
+            <w:tcW w:type="dxa" w:w="533"/>
             <w:vAlign w:val="center"/>
           </w:tcPr>
           <w:p>
@@ -6179,7 +6179,7 @@
         </w:tc>
         <w:tc>
           <w:tcPr>
-            <w:tcW w:type="dxa" w:w="1563"/>
+            <w:tcW w:type="dxa" w:w="533"/>
             <w:vAlign w:val="center"/>
           </w:tcPr>
           <w:p>
@@ -6201,7 +6201,7 @@
         </w:tc>
         <w:tc>
           <w:tcPr>
-            <w:tcW w:type="dxa" w:w="1563"/>
+            <w:tcW w:type="dxa" w:w="533"/>
             <w:vAlign w:val="center"/>
           </w:tcPr>
           <w:p>
@@ -6228,8 +6228,8 @@
         </w:trPr>
         <w:tc>
           <w:tcPr>
-            <w:tcW w:type="dxa" w:w="1563"/>
-            <w:shd w:fill="F2F2F2"/>
+            <w:tcW w:type="dxa" w:w="518"/>
+            <w:shd w:fill="F5F5F5"/>
             <w:vAlign w:val="center"/>
           </w:tcPr>
           <w:p>
@@ -6251,8 +6251,8 @@
         </w:tc>
         <w:tc>
           <w:tcPr>
-            <w:tcW w:type="dxa" w:w="1563"/>
-            <w:shd w:fill="F2F2F2"/>
+            <w:tcW w:type="dxa" w:w="7762"/>
+            <w:shd w:fill="F5F5F5"/>
             <w:vAlign w:val="center"/>
           </w:tcPr>
           <w:p>
@@ -6274,8 +6274,8 @@
         </w:tc>
         <w:tc>
           <w:tcPr>
-            <w:tcW w:type="dxa" w:w="1563"/>
-            <w:shd w:fill="F2F2F2"/>
+            <w:tcW w:type="dxa" w:w="533"/>
+            <w:shd w:fill="F5F5F5"/>
             <w:vAlign w:val="center"/>
           </w:tcPr>
           <w:p>
@@ -6297,8 +6297,8 @@
         </w:tc>
         <w:tc>
           <w:tcPr>
-            <w:tcW w:type="dxa" w:w="1563"/>
-            <w:shd w:fill="F2F2F2"/>
+            <w:tcW w:type="dxa" w:w="533"/>
+            <w:shd w:fill="F5F5F5"/>
             <w:vAlign w:val="center"/>
           </w:tcPr>
           <w:p>
@@ -6320,8 +6320,8 @@
         </w:tc>
         <w:tc>
           <w:tcPr>
-            <w:tcW w:type="dxa" w:w="1563"/>
-            <w:shd w:fill="F2F2F2"/>
+            <w:tcW w:type="dxa" w:w="533"/>
+            <w:shd w:fill="F5F5F5"/>
             <w:vAlign w:val="center"/>
           </w:tcPr>
           <w:p>
@@ -6343,8 +6343,8 @@
         </w:tc>
         <w:tc>
           <w:tcPr>
-            <w:tcW w:type="dxa" w:w="1563"/>
-            <w:shd w:fill="F2F2F2"/>
+            <w:tcW w:type="dxa" w:w="533"/>
+            <w:shd w:fill="F5F5F5"/>
             <w:vAlign w:val="center"/>
           </w:tcPr>
           <w:p>
@@ -6366,8 +6366,8 @@
         </w:tc>
         <w:tc>
           <w:tcPr>
-            <w:tcW w:type="dxa" w:w="1563"/>
-            <w:shd w:fill="F2F2F2"/>
+            <w:tcW w:type="dxa" w:w="533"/>
+            <w:shd w:fill="F5F5F5"/>
             <w:vAlign w:val="center"/>
           </w:tcPr>
           <w:p>
@@ -6394,7 +6394,7 @@
         </w:trPr>
         <w:tc>
           <w:tcPr>
-            <w:tcW w:type="dxa" w:w="1563"/>
+            <w:tcW w:type="dxa" w:w="518"/>
             <w:vAlign w:val="center"/>
           </w:tcPr>
           <w:p>
@@ -6416,7 +6416,7 @@
         </w:tc>
         <w:tc>
           <w:tcPr>
-            <w:tcW w:type="dxa" w:w="1563"/>
+            <w:tcW w:type="dxa" w:w="7762"/>
             <w:vAlign w:val="center"/>
           </w:tcPr>
           <w:p>
@@ -6438,7 +6438,7 @@
         </w:tc>
         <w:tc>
           <w:tcPr>
-            <w:tcW w:type="dxa" w:w="1563"/>
+            <w:tcW w:type="dxa" w:w="533"/>
             <w:vAlign w:val="center"/>
           </w:tcPr>
           <w:p>
@@ -6460,7 +6460,7 @@
         </w:tc>
         <w:tc>
           <w:tcPr>
-            <w:tcW w:type="dxa" w:w="1563"/>
+            <w:tcW w:type="dxa" w:w="533"/>
             <w:vAlign w:val="center"/>
           </w:tcPr>
           <w:p>
@@ -6482,7 +6482,7 @@
         </w:tc>
         <w:tc>
           <w:tcPr>
-            <w:tcW w:type="dxa" w:w="1563"/>
+            <w:tcW w:type="dxa" w:w="533"/>
             <w:vAlign w:val="center"/>
           </w:tcPr>
           <w:p>
@@ -6504,7 +6504,7 @@
         </w:tc>
         <w:tc>
           <w:tcPr>
-            <w:tcW w:type="dxa" w:w="1563"/>
+            <w:tcW w:type="dxa" w:w="533"/>
             <w:vAlign w:val="center"/>
           </w:tcPr>
           <w:p>
@@ -6526,7 +6526,7 @@
         </w:tc>
         <w:tc>
           <w:tcPr>
-            <w:tcW w:type="dxa" w:w="1563"/>
+            <w:tcW w:type="dxa" w:w="533"/>
             <w:vAlign w:val="center"/>
           </w:tcPr>
           <w:p>
@@ -6553,8 +6553,8 @@
         </w:trPr>
         <w:tc>
           <w:tcPr>
-            <w:tcW w:type="dxa" w:w="1563"/>
-            <w:shd w:fill="F2F2F2"/>
+            <w:tcW w:type="dxa" w:w="518"/>
+            <w:shd w:fill="F5F5F5"/>
             <w:vAlign w:val="center"/>
           </w:tcPr>
           <w:p>
@@ -6576,8 +6576,8 @@
         </w:tc>
         <w:tc>
           <w:tcPr>
-            <w:tcW w:type="dxa" w:w="1563"/>
-            <w:shd w:fill="F2F2F2"/>
+            <w:tcW w:type="dxa" w:w="7762"/>
+            <w:shd w:fill="F5F5F5"/>
             <w:vAlign w:val="center"/>
           </w:tcPr>
           <w:p>
@@ -6599,8 +6599,8 @@
         </w:tc>
         <w:tc>
           <w:tcPr>
-            <w:tcW w:type="dxa" w:w="1563"/>
-            <w:shd w:fill="F2F2F2"/>
+            <w:tcW w:type="dxa" w:w="533"/>
+            <w:shd w:fill="F5F5F5"/>
             <w:vAlign w:val="center"/>
           </w:tcPr>
           <w:p>
@@ -6622,8 +6622,8 @@
         </w:tc>
         <w:tc>
           <w:tcPr>
-            <w:tcW w:type="dxa" w:w="1563"/>
-            <w:shd w:fill="F2F2F2"/>
+            <w:tcW w:type="dxa" w:w="533"/>
+            <w:shd w:fill="F5F5F5"/>
             <w:vAlign w:val="center"/>
           </w:tcPr>
           <w:p>
@@ -6645,8 +6645,8 @@
         </w:tc>
         <w:tc>
           <w:tcPr>
-            <w:tcW w:type="dxa" w:w="1563"/>
-            <w:shd w:fill="F2F2F2"/>
+            <w:tcW w:type="dxa" w:w="533"/>
+            <w:shd w:fill="F5F5F5"/>
             <w:vAlign w:val="center"/>
           </w:tcPr>
           <w:p>
@@ -6668,8 +6668,8 @@
         </w:tc>
         <w:tc>
           <w:tcPr>
-            <w:tcW w:type="dxa" w:w="1563"/>
-            <w:shd w:fill="F2F2F2"/>
+            <w:tcW w:type="dxa" w:w="533"/>
+            <w:shd w:fill="F5F5F5"/>
             <w:vAlign w:val="center"/>
           </w:tcPr>
           <w:p>
@@ -6691,8 +6691,8 @@
         </w:tc>
         <w:tc>
           <w:tcPr>
-            <w:tcW w:type="dxa" w:w="1563"/>
-            <w:shd w:fill="F2F2F2"/>
+            <w:tcW w:type="dxa" w:w="533"/>
+            <w:shd w:fill="F5F5F5"/>
             <w:vAlign w:val="center"/>
           </w:tcPr>
           <w:p>
@@ -6768,10 +6768,10 @@
         </w:trPr>
         <w:tc>
           <w:tcPr>
-            <w:tcW w:type="dxa" w:w="1563"/>
+            <w:tcW w:type="dxa" w:w="518"/>
             <w:vMerge w:val="restart"/>
             <w:vAlign w:val="center"/>
-            <w:shd w:fill="000000"/>
+            <w:shd w:fill="D9D9D9"/>
           </w:tcPr>
           <w:p>
             <w:pPr>
@@ -6783,7 +6783,7 @@
               <w:rPr>
                 <w:rFonts w:ascii="Arial" w:hAnsi="Arial"/>
                 <w:b/>
-                <w:color w:val="FFFFFF"/>
+                <w:color w:val="111111"/>
                 <w:sz w:val="15"/>
               </w:rPr>
               <w:t>NO.</w:t>
@@ -6792,10 +6792,10 @@
         </w:tc>
         <w:tc>
           <w:tcPr>
-            <w:tcW w:type="dxa" w:w="1563"/>
+            <w:tcW w:type="dxa" w:w="7762"/>
             <w:vMerge w:val="restart"/>
             <w:vAlign w:val="center"/>
-            <w:shd w:fill="000000"/>
+            <w:shd w:fill="D9D9D9"/>
           </w:tcPr>
           <w:p>
             <w:pPr>
@@ -6807,7 +6807,7 @@
               <w:rPr>
                 <w:rFonts w:ascii="Arial" w:hAnsi="Arial"/>
                 <w:b/>
-                <w:color w:val="FFFFFF"/>
+                <w:color w:val="111111"/>
                 <w:sz w:val="15"/>
               </w:rPr>
               <w:t>STATEMENTS</w:t>
@@ -6816,10 +6816,10 @@
         </w:tc>
         <w:tc>
           <w:tcPr>
-            <w:tcW w:type="dxa" w:w="7815"/>
+            <w:tcW w:type="dxa" w:w="2664"/>
             <w:gridSpan w:val="5"/>
             <w:vAlign w:val="center"/>
-            <w:shd w:fill="000000"/>
+            <w:shd w:fill="D9D9D9"/>
           </w:tcPr>
           <w:p>
             <w:pPr>
@@ -6831,7 +6831,7 @@
               <w:rPr>
                 <w:rFonts w:ascii="Arial" w:hAnsi="Arial"/>
                 <w:b/>
-                <w:color w:val="FFFFFF"/>
+                <w:color w:val="111111"/>
                 <w:sz w:val="15"/>
               </w:rPr>
               <w:t>LEVEL OF AGREEMENT</w:t>
@@ -6860,9 +6860,9 @@
         </w:tc>
         <w:tc>
           <w:tcPr>
-            <w:tcW w:type="dxa" w:w="1563"/>
-            <w:vAlign w:val="center"/>
-            <w:shd w:fill="000000"/>
+            <w:tcW w:type="dxa" w:w="533"/>
+            <w:vAlign w:val="center"/>
+            <w:shd w:fill="D9D9D9"/>
           </w:tcPr>
           <w:p>
             <w:pPr>
@@ -6874,7 +6874,7 @@
               <w:rPr>
                 <w:rFonts w:ascii="Arial" w:hAnsi="Arial"/>
                 <w:b/>
-                <w:color w:val="FFFFFF"/>
+                <w:color w:val="111111"/>
                 <w:sz w:val="15"/>
               </w:rPr>
               <w:t>5</w:t>
@@ -6883,9 +6883,9 @@
         </w:tc>
         <w:tc>
           <w:tcPr>
-            <w:tcW w:type="dxa" w:w="1563"/>
-            <w:vAlign w:val="center"/>
-            <w:shd w:fill="000000"/>
+            <w:tcW w:type="dxa" w:w="533"/>
+            <w:vAlign w:val="center"/>
+            <w:shd w:fill="D9D9D9"/>
           </w:tcPr>
           <w:p>
             <w:pPr>
@@ -6897,7 +6897,7 @@
               <w:rPr>
                 <w:rFonts w:ascii="Arial" w:hAnsi="Arial"/>
                 <w:b/>
-                <w:color w:val="FFFFFF"/>
+                <w:color w:val="111111"/>
                 <w:sz w:val="15"/>
               </w:rPr>
               <w:t>4</w:t>
@@ -6906,9 +6906,9 @@
         </w:tc>
         <w:tc>
           <w:tcPr>
-            <w:tcW w:type="dxa" w:w="1563"/>
-            <w:vAlign w:val="center"/>
-            <w:shd w:fill="000000"/>
+            <w:tcW w:type="dxa" w:w="533"/>
+            <w:vAlign w:val="center"/>
+            <w:shd w:fill="D9D9D9"/>
           </w:tcPr>
           <w:p>
             <w:pPr>
@@ -6920,7 +6920,7 @@
               <w:rPr>
                 <w:rFonts w:ascii="Arial" w:hAnsi="Arial"/>
                 <w:b/>
-                <w:color w:val="FFFFFF"/>
+                <w:color w:val="111111"/>
                 <w:sz w:val="15"/>
               </w:rPr>
               <w:t>3</w:t>
@@ -6929,9 +6929,9 @@
         </w:tc>
         <w:tc>
           <w:tcPr>
-            <w:tcW w:type="dxa" w:w="1563"/>
-            <w:vAlign w:val="center"/>
-            <w:shd w:fill="000000"/>
+            <w:tcW w:type="dxa" w:w="533"/>
+            <w:vAlign w:val="center"/>
+            <w:shd w:fill="D9D9D9"/>
           </w:tcPr>
           <w:p>
             <w:pPr>
@@ -6943,7 +6943,7 @@
               <w:rPr>
                 <w:rFonts w:ascii="Arial" w:hAnsi="Arial"/>
                 <w:b/>
-                <w:color w:val="FFFFFF"/>
+                <w:color w:val="111111"/>
                 <w:sz w:val="15"/>
               </w:rPr>
               <w:t>2</w:t>
@@ -6952,9 +6952,9 @@
         </w:tc>
         <w:tc>
           <w:tcPr>
-            <w:tcW w:type="dxa" w:w="1563"/>
-            <w:vAlign w:val="center"/>
-            <w:shd w:fill="000000"/>
+            <w:tcW w:type="dxa" w:w="533"/>
+            <w:vAlign w:val="center"/>
+            <w:shd w:fill="D9D9D9"/>
           </w:tcPr>
           <w:p>
             <w:pPr>
@@ -6966,7 +6966,7 @@
               <w:rPr>
                 <w:rFonts w:ascii="Arial" w:hAnsi="Arial"/>
                 <w:b/>
-                <w:color w:val="FFFFFF"/>
+                <w:color w:val="111111"/>
                 <w:sz w:val="15"/>
               </w:rPr>
               <w:t>1</w:t>
@@ -6980,7 +6980,7 @@
         </w:trPr>
         <w:tc>
           <w:tcPr>
-            <w:tcW w:type="dxa" w:w="1563"/>
+            <w:tcW w:type="dxa" w:w="518"/>
             <w:vAlign w:val="center"/>
           </w:tcPr>
           <w:p>
@@ -7002,7 +7002,7 @@
         </w:tc>
         <w:tc>
           <w:tcPr>
-            <w:tcW w:type="dxa" w:w="1563"/>
+            <w:tcW w:type="dxa" w:w="7762"/>
             <w:vAlign w:val="center"/>
           </w:tcPr>
           <w:p>
@@ -7024,7 +7024,7 @@
         </w:tc>
         <w:tc>
           <w:tcPr>
-            <w:tcW w:type="dxa" w:w="1563"/>
+            <w:tcW w:type="dxa" w:w="533"/>
             <w:vAlign w:val="center"/>
           </w:tcPr>
           <w:p>
@@ -7046,7 +7046,7 @@
         </w:tc>
         <w:tc>
           <w:tcPr>
-            <w:tcW w:type="dxa" w:w="1563"/>
+            <w:tcW w:type="dxa" w:w="533"/>
             <w:vAlign w:val="center"/>
           </w:tcPr>
           <w:p>
@@ -7068,7 +7068,7 @@
         </w:tc>
         <w:tc>
           <w:tcPr>
-            <w:tcW w:type="dxa" w:w="1563"/>
+            <w:tcW w:type="dxa" w:w="533"/>
             <w:vAlign w:val="center"/>
           </w:tcPr>
           <w:p>
@@ -7090,7 +7090,7 @@
         </w:tc>
         <w:tc>
           <w:tcPr>
-            <w:tcW w:type="dxa" w:w="1563"/>
+            <w:tcW w:type="dxa" w:w="533"/>
             <w:vAlign w:val="center"/>
           </w:tcPr>
           <w:p>
@@ -7112,7 +7112,7 @@
         </w:tc>
         <w:tc>
           <w:tcPr>
-            <w:tcW w:type="dxa" w:w="1563"/>
+            <w:tcW w:type="dxa" w:w="533"/>
             <w:vAlign w:val="center"/>
           </w:tcPr>
           <w:p>
@@ -7139,8 +7139,8 @@
         </w:trPr>
         <w:tc>
           <w:tcPr>
-            <w:tcW w:type="dxa" w:w="1563"/>
-            <w:shd w:fill="F2F2F2"/>
+            <w:tcW w:type="dxa" w:w="518"/>
+            <w:shd w:fill="F5F5F5"/>
             <w:vAlign w:val="center"/>
           </w:tcPr>
           <w:p>
@@ -7162,8 +7162,8 @@
         </w:tc>
         <w:tc>
           <w:tcPr>
-            <w:tcW w:type="dxa" w:w="1563"/>
-            <w:shd w:fill="F2F2F2"/>
+            <w:tcW w:type="dxa" w:w="7762"/>
+            <w:shd w:fill="F5F5F5"/>
             <w:vAlign w:val="center"/>
           </w:tcPr>
           <w:p>
@@ -7185,8 +7185,8 @@
         </w:tc>
         <w:tc>
           <w:tcPr>
-            <w:tcW w:type="dxa" w:w="1563"/>
-            <w:shd w:fill="F2F2F2"/>
+            <w:tcW w:type="dxa" w:w="533"/>
+            <w:shd w:fill="F5F5F5"/>
             <w:vAlign w:val="center"/>
           </w:tcPr>
           <w:p>
@@ -7208,8 +7208,8 @@
         </w:tc>
         <w:tc>
           <w:tcPr>
-            <w:tcW w:type="dxa" w:w="1563"/>
-            <w:shd w:fill="F2F2F2"/>
+            <w:tcW w:type="dxa" w:w="533"/>
+            <w:shd w:fill="F5F5F5"/>
             <w:vAlign w:val="center"/>
           </w:tcPr>
           <w:p>
@@ -7231,8 +7231,8 @@
         </w:tc>
         <w:tc>
           <w:tcPr>
-            <w:tcW w:type="dxa" w:w="1563"/>
-            <w:shd w:fill="F2F2F2"/>
+            <w:tcW w:type="dxa" w:w="533"/>
+            <w:shd w:fill="F5F5F5"/>
             <w:vAlign w:val="center"/>
           </w:tcPr>
           <w:p>
@@ -7254,8 +7254,8 @@
         </w:tc>
         <w:tc>
           <w:tcPr>
-            <w:tcW w:type="dxa" w:w="1563"/>
-            <w:shd w:fill="F2F2F2"/>
+            <w:tcW w:type="dxa" w:w="533"/>
+            <w:shd w:fill="F5F5F5"/>
             <w:vAlign w:val="center"/>
           </w:tcPr>
           <w:p>
@@ -7277,8 +7277,8 @@
         </w:tc>
         <w:tc>
           <w:tcPr>
-            <w:tcW w:type="dxa" w:w="1563"/>
-            <w:shd w:fill="F2F2F2"/>
+            <w:tcW w:type="dxa" w:w="533"/>
+            <w:shd w:fill="F5F5F5"/>
             <w:vAlign w:val="center"/>
           </w:tcPr>
           <w:p>
@@ -7305,7 +7305,7 @@
         </w:trPr>
         <w:tc>
           <w:tcPr>
-            <w:tcW w:type="dxa" w:w="1563"/>
+            <w:tcW w:type="dxa" w:w="518"/>
             <w:vAlign w:val="center"/>
           </w:tcPr>
           <w:p>
@@ -7327,7 +7327,7 @@
         </w:tc>
         <w:tc>
           <w:tcPr>
-            <w:tcW w:type="dxa" w:w="1563"/>
+            <w:tcW w:type="dxa" w:w="7762"/>
             <w:vAlign w:val="center"/>
           </w:tcPr>
           <w:p>
@@ -7349,7 +7349,7 @@
         </w:tc>
         <w:tc>
           <w:tcPr>
-            <w:tcW w:type="dxa" w:w="1563"/>
+            <w:tcW w:type="dxa" w:w="533"/>
             <w:vAlign w:val="center"/>
           </w:tcPr>
           <w:p>
@@ -7371,7 +7371,7 @@
         </w:tc>
         <w:tc>
           <w:tcPr>
-            <w:tcW w:type="dxa" w:w="1563"/>
+            <w:tcW w:type="dxa" w:w="533"/>
             <w:vAlign w:val="center"/>
           </w:tcPr>
           <w:p>
@@ -7393,7 +7393,7 @@
         </w:tc>
         <w:tc>
           <w:tcPr>
-            <w:tcW w:type="dxa" w:w="1563"/>
+            <w:tcW w:type="dxa" w:w="533"/>
             <w:vAlign w:val="center"/>
           </w:tcPr>
           <w:p>
@@ -7415,7 +7415,7 @@
         </w:tc>
         <w:tc>
           <w:tcPr>
-            <w:tcW w:type="dxa" w:w="1563"/>
+            <w:tcW w:type="dxa" w:w="533"/>
             <w:vAlign w:val="center"/>
           </w:tcPr>
           <w:p>
@@ -7437,7 +7437,7 @@
         </w:tc>
         <w:tc>
           <w:tcPr>
-            <w:tcW w:type="dxa" w:w="1563"/>
+            <w:tcW w:type="dxa" w:w="533"/>
             <w:vAlign w:val="center"/>
           </w:tcPr>
           <w:p>
@@ -7464,8 +7464,8 @@
         </w:trPr>
         <w:tc>
           <w:tcPr>
-            <w:tcW w:type="dxa" w:w="1563"/>
-            <w:shd w:fill="F2F2F2"/>
+            <w:tcW w:type="dxa" w:w="518"/>
+            <w:shd w:fill="F5F5F5"/>
             <w:vAlign w:val="center"/>
           </w:tcPr>
           <w:p>
@@ -7487,8 +7487,8 @@
         </w:tc>
         <w:tc>
           <w:tcPr>
-            <w:tcW w:type="dxa" w:w="1563"/>
-            <w:shd w:fill="F2F2F2"/>
+            <w:tcW w:type="dxa" w:w="7762"/>
+            <w:shd w:fill="F5F5F5"/>
             <w:vAlign w:val="center"/>
           </w:tcPr>
           <w:p>
@@ -7510,8 +7510,8 @@
         </w:tc>
         <w:tc>
           <w:tcPr>
-            <w:tcW w:type="dxa" w:w="1563"/>
-            <w:shd w:fill="F2F2F2"/>
+            <w:tcW w:type="dxa" w:w="533"/>
+            <w:shd w:fill="F5F5F5"/>
             <w:vAlign w:val="center"/>
           </w:tcPr>
           <w:p>
@@ -7533,8 +7533,8 @@
         </w:tc>
         <w:tc>
           <w:tcPr>
-            <w:tcW w:type="dxa" w:w="1563"/>
-            <w:shd w:fill="F2F2F2"/>
+            <w:tcW w:type="dxa" w:w="533"/>
+            <w:shd w:fill="F5F5F5"/>
             <w:vAlign w:val="center"/>
           </w:tcPr>
           <w:p>
@@ -7556,8 +7556,8 @@
         </w:tc>
         <w:tc>
           <w:tcPr>
-            <w:tcW w:type="dxa" w:w="1563"/>
-            <w:shd w:fill="F2F2F2"/>
+            <w:tcW w:type="dxa" w:w="533"/>
+            <w:shd w:fill="F5F5F5"/>
             <w:vAlign w:val="center"/>
           </w:tcPr>
           <w:p>
@@ -7579,8 +7579,8 @@
         </w:tc>
         <w:tc>
           <w:tcPr>
-            <w:tcW w:type="dxa" w:w="1563"/>
-            <w:shd w:fill="F2F2F2"/>
+            <w:tcW w:type="dxa" w:w="533"/>
+            <w:shd w:fill="F5F5F5"/>
             <w:vAlign w:val="center"/>
           </w:tcPr>
           <w:p>
@@ -7602,8 +7602,8 @@
         </w:tc>
         <w:tc>
           <w:tcPr>
-            <w:tcW w:type="dxa" w:w="1563"/>
-            <w:shd w:fill="F2F2F2"/>
+            <w:tcW w:type="dxa" w:w="533"/>
+            <w:shd w:fill="F5F5F5"/>
             <w:vAlign w:val="center"/>
           </w:tcPr>
           <w:p>
@@ -7630,7 +7630,7 @@
         </w:trPr>
         <w:tc>
           <w:tcPr>
-            <w:tcW w:type="dxa" w:w="1563"/>
+            <w:tcW w:type="dxa" w:w="518"/>
             <w:vAlign w:val="center"/>
           </w:tcPr>
           <w:p>
@@ -7652,7 +7652,7 @@
         </w:tc>
         <w:tc>
           <w:tcPr>
-            <w:tcW w:type="dxa" w:w="1563"/>
+            <w:tcW w:type="dxa" w:w="7762"/>
             <w:vAlign w:val="center"/>
           </w:tcPr>
           <w:p>
@@ -7674,7 +7674,7 @@
         </w:tc>
         <w:tc>
           <w:tcPr>
-            <w:tcW w:type="dxa" w:w="1563"/>
+            <w:tcW w:type="dxa" w:w="533"/>
             <w:vAlign w:val="center"/>
           </w:tcPr>
           <w:p>
@@ -7696,7 +7696,7 @@
         </w:tc>
         <w:tc>
           <w:tcPr>
-            <w:tcW w:type="dxa" w:w="1563"/>
+            <w:tcW w:type="dxa" w:w="533"/>
             <w:vAlign w:val="center"/>
           </w:tcPr>
           <w:p>
@@ -7718,7 +7718,7 @@
         </w:tc>
         <w:tc>
           <w:tcPr>
-            <w:tcW w:type="dxa" w:w="1563"/>
+            <w:tcW w:type="dxa" w:w="533"/>
             <w:vAlign w:val="center"/>
           </w:tcPr>
           <w:p>
@@ -7740,7 +7740,7 @@
         </w:tc>
         <w:tc>
           <w:tcPr>
-            <w:tcW w:type="dxa" w:w="1563"/>
+            <w:tcW w:type="dxa" w:w="533"/>
             <w:vAlign w:val="center"/>
           </w:tcPr>
           <w:p>
@@ -7762,7 +7762,7 @@
         </w:tc>
         <w:tc>
           <w:tcPr>
-            <w:tcW w:type="dxa" w:w="1563"/>
+            <w:tcW w:type="dxa" w:w="533"/>
             <w:vAlign w:val="center"/>
           </w:tcPr>
           <w:p>
@@ -7789,8 +7789,8 @@
         </w:trPr>
         <w:tc>
           <w:tcPr>
-            <w:tcW w:type="dxa" w:w="1563"/>
-            <w:shd w:fill="F2F2F2"/>
+            <w:tcW w:type="dxa" w:w="518"/>
+            <w:shd w:fill="F5F5F5"/>
             <w:vAlign w:val="center"/>
           </w:tcPr>
           <w:p>
@@ -7812,8 +7812,8 @@
         </w:tc>
         <w:tc>
           <w:tcPr>
-            <w:tcW w:type="dxa" w:w="1563"/>
-            <w:shd w:fill="F2F2F2"/>
+            <w:tcW w:type="dxa" w:w="7762"/>
+            <w:shd w:fill="F5F5F5"/>
             <w:vAlign w:val="center"/>
           </w:tcPr>
           <w:p>
@@ -7835,8 +7835,8 @@
         </w:tc>
         <w:tc>
           <w:tcPr>
-            <w:tcW w:type="dxa" w:w="1563"/>
-            <w:shd w:fill="F2F2F2"/>
+            <w:tcW w:type="dxa" w:w="533"/>
+            <w:shd w:fill="F5F5F5"/>
             <w:vAlign w:val="center"/>
           </w:tcPr>
           <w:p>
@@ -7858,8 +7858,8 @@
         </w:tc>
         <w:tc>
           <w:tcPr>
-            <w:tcW w:type="dxa" w:w="1563"/>
-            <w:shd w:fill="F2F2F2"/>
+            <w:tcW w:type="dxa" w:w="533"/>
+            <w:shd w:fill="F5F5F5"/>
             <w:vAlign w:val="center"/>
           </w:tcPr>
           <w:p>
@@ -7881,8 +7881,8 @@
         </w:tc>
         <w:tc>
           <w:tcPr>
-            <w:tcW w:type="dxa" w:w="1563"/>
-            <w:shd w:fill="F2F2F2"/>
+            <w:tcW w:type="dxa" w:w="533"/>
+            <w:shd w:fill="F5F5F5"/>
             <w:vAlign w:val="center"/>
           </w:tcPr>
           <w:p>
@@ -7904,8 +7904,8 @@
         </w:tc>
         <w:tc>
           <w:tcPr>
-            <w:tcW w:type="dxa" w:w="1563"/>
-            <w:shd w:fill="F2F2F2"/>
+            <w:tcW w:type="dxa" w:w="533"/>
+            <w:shd w:fill="F5F5F5"/>
             <w:vAlign w:val="center"/>
           </w:tcPr>
           <w:p>
@@ -7927,8 +7927,8 @@
         </w:tc>
         <w:tc>
           <w:tcPr>
-            <w:tcW w:type="dxa" w:w="1563"/>
-            <w:shd w:fill="F2F2F2"/>
+            <w:tcW w:type="dxa" w:w="533"/>
+            <w:shd w:fill="F5F5F5"/>
             <w:vAlign w:val="center"/>
           </w:tcPr>
           <w:p>
@@ -7955,7 +7955,7 @@
         </w:trPr>
         <w:tc>
           <w:tcPr>
-            <w:tcW w:type="dxa" w:w="1563"/>
+            <w:tcW w:type="dxa" w:w="518"/>
             <w:vAlign w:val="center"/>
           </w:tcPr>
           <w:p>
@@ -7977,7 +7977,7 @@
         </w:tc>
         <w:tc>
           <w:tcPr>
-            <w:tcW w:type="dxa" w:w="1563"/>
+            <w:tcW w:type="dxa" w:w="7762"/>
             <w:vAlign w:val="center"/>
           </w:tcPr>
           <w:p>
@@ -7999,7 +7999,7 @@
         </w:tc>
         <w:tc>
           <w:tcPr>
-            <w:tcW w:type="dxa" w:w="1563"/>
+            <w:tcW w:type="dxa" w:w="533"/>
             <w:vAlign w:val="center"/>
           </w:tcPr>
           <w:p>
@@ -8021,7 +8021,7 @@
         </w:tc>
         <w:tc>
           <w:tcPr>
-            <w:tcW w:type="dxa" w:w="1563"/>
+            <w:tcW w:type="dxa" w:w="533"/>
             <w:vAlign w:val="center"/>
           </w:tcPr>
           <w:p>
@@ -8043,7 +8043,7 @@
         </w:tc>
         <w:tc>
           <w:tcPr>
-            <w:tcW w:type="dxa" w:w="1563"/>
+            <w:tcW w:type="dxa" w:w="533"/>
             <w:vAlign w:val="center"/>
           </w:tcPr>
           <w:p>
@@ -8065,7 +8065,7 @@
         </w:tc>
         <w:tc>
           <w:tcPr>
-            <w:tcW w:type="dxa" w:w="1563"/>
+            <w:tcW w:type="dxa" w:w="533"/>
             <w:vAlign w:val="center"/>
           </w:tcPr>
           <w:p>
@@ -8087,7 +8087,7 @@
         </w:tc>
         <w:tc>
           <w:tcPr>
-            <w:tcW w:type="dxa" w:w="1563"/>
+            <w:tcW w:type="dxa" w:w="533"/>
             <w:vAlign w:val="center"/>
           </w:tcPr>
           <w:p>
@@ -8114,8 +8114,8 @@
         </w:trPr>
         <w:tc>
           <w:tcPr>
-            <w:tcW w:type="dxa" w:w="1563"/>
-            <w:shd w:fill="F2F2F2"/>
+            <w:tcW w:type="dxa" w:w="518"/>
+            <w:shd w:fill="F5F5F5"/>
             <w:vAlign w:val="center"/>
           </w:tcPr>
           <w:p>
@@ -8137,8 +8137,8 @@
         </w:tc>
         <w:tc>
           <w:tcPr>
-            <w:tcW w:type="dxa" w:w="1563"/>
-            <w:shd w:fill="F2F2F2"/>
+            <w:tcW w:type="dxa" w:w="7762"/>
+            <w:shd w:fill="F5F5F5"/>
             <w:vAlign w:val="center"/>
           </w:tcPr>
           <w:p>
@@ -8160,8 +8160,8 @@
         </w:tc>
         <w:tc>
           <w:tcPr>
-            <w:tcW w:type="dxa" w:w="1563"/>
-            <w:shd w:fill="F2F2F2"/>
+            <w:tcW w:type="dxa" w:w="533"/>
+            <w:shd w:fill="F5F5F5"/>
             <w:vAlign w:val="center"/>
           </w:tcPr>
           <w:p>
@@ -8183,8 +8183,8 @@
         </w:tc>
         <w:tc>
           <w:tcPr>
-            <w:tcW w:type="dxa" w:w="1563"/>
-            <w:shd w:fill="F2F2F2"/>
+            <w:tcW w:type="dxa" w:w="533"/>
+            <w:shd w:fill="F5F5F5"/>
             <w:vAlign w:val="center"/>
           </w:tcPr>
           <w:p>
@@ -8206,8 +8206,8 @@
         </w:tc>
         <w:tc>
           <w:tcPr>
-            <w:tcW w:type="dxa" w:w="1563"/>
-            <w:shd w:fill="F2F2F2"/>
+            <w:tcW w:type="dxa" w:w="533"/>
+            <w:shd w:fill="F5F5F5"/>
             <w:vAlign w:val="center"/>
           </w:tcPr>
           <w:p>
@@ -8229,8 +8229,8 @@
         </w:tc>
         <w:tc>
           <w:tcPr>
-            <w:tcW w:type="dxa" w:w="1563"/>
-            <w:shd w:fill="F2F2F2"/>
+            <w:tcW w:type="dxa" w:w="533"/>
+            <w:shd w:fill="F5F5F5"/>
             <w:vAlign w:val="center"/>
           </w:tcPr>
           <w:p>
@@ -8252,8 +8252,8 @@
         </w:tc>
         <w:tc>
           <w:tcPr>
-            <w:tcW w:type="dxa" w:w="1563"/>
-            <w:shd w:fill="F2F2F2"/>
+            <w:tcW w:type="dxa" w:w="533"/>
+            <w:shd w:fill="F5F5F5"/>
             <w:vAlign w:val="center"/>
           </w:tcPr>
           <w:p>
